--- a/task1/report/report.docx
+++ b/task1/report/report.docx
@@ -478,7 +478,7 @@
       <w:r>
         <w:t>5.5 Ядро 8×8</w:t>
         <w:tab/>
-        <w:t>12</w:t>
+        <w:t>11</w:t>
       </w:r>
     </w:p>
     <w:p>
@@ -520,7 +520,7 @@
       <w:r>
         <w:t>7 Фрагменты кода на ассемблере</w:t>
         <w:tab/>
-        <w:t>16</w:t>
+        <w:t>15</w:t>
       </w:r>
     </w:p>
     <w:p>
@@ -569,7 +569,7 @@
         <w:rPr>
           <w:b w:val="0"/>
         </w:rPr>
-        <w:t>Задача работы состоит в освоении средств векторизации программ на языке C и в сравнении времени работы нескольких вариантов одной и той же программы: исходной программы без оптимизации, программы, оптимизированной только ключами компилятора, программы, векторизованной полуавтоматически (директивами компилятора и небольшими правками кода), и программы, векторизованной вручную с помощью встроенных функций (intrinsics) векторного расширения процессора.</w:t>
+        <w:t>Цель работы: освоить средства векторизации программ на C и сравнить время работы нескольких вариантов одной программы. Это исходная программа без оптимизации, программа, оптимизированная только ключами компилятора, программа, векторизованная полуавтоматически (директивы компилятора и небольшие правки кода), и программа, векторизованная вручную через встроенные функции (intrinsics) векторного расширения процессора.</w:t>
       </w:r>
     </w:p>
     <w:p>
@@ -580,7 +580,7 @@
         <w:rPr>
           <w:b w:val="0"/>
         </w:rPr>
-        <w:t>По варианту 2 вычисляется транспонированная матрица B = Aᵀ, то есть B[j][i] = A[i][j] для всех i, j от 0 до N − 1. Матрица квадратная, плотная, элементы типа double (8 байт), хранение по строкам. Основной размер N = 8192, при нём каждая матрица занимает 512 МБ, что во много раз больше всех кэшей процессора. Дополнительно замеры проводились для N = 8000, чтобы отделить влияние того, что 8192 является степенью двойки.</w:t>
+        <w:t>По варианту 2 нужно транспонировать матрицу: B = Aᵀ, то есть B[j][i] = A[i][j] для всех i, j от 0 до N-1. Матрица квадратная и плотная, элементы типа double (8 байт), хранение по строкам. Основной размер N = 8192, одна матрица при этом занимает 512 МБ, что намного больше кэшей процессора. Дополнительно замеры делались для N = 8000, чтобы посмотреть, как влияет то, что 8192 является степенью двойки.</w:t>
       </w:r>
     </w:p>
     <w:p>
@@ -591,7 +591,7 @@
         <w:rPr>
           <w:b w:val="0"/>
         </w:rPr>
-        <w:t>Арифметических операций в задаче нет: программа только читает N² чисел и записывает N² чисел, поэтому её скорость определяется работой подсистемы памяти. Основная трудность в том, что одна из двух матриц всегда проходится по столбцам с шагом N·8 байт, и при наивном обходе почти каждое обращение к ней приходится на новую строку кэша. Векторизация здесь даёт выигрыш только вместе с изменением порядка обхода: нужно читать и писать память непрерывными кусками, а перестановку элементов делать в регистрах.</w:t>
+        <w:t>Вычислений в задаче нет, программа только читает N² чисел и записывает N² чисел, поэтому время определяется работой памяти. Одна из матриц всегда обходится по столбцам с шагом N·8 байт, и при простом обходе почти каждое обращение к ней попадает в новую строку кэша. Поэтому одной векторизации мало, нужно ещё менять порядок обхода, чтобы память читалась и писалась непрерывными кусками, а элементы переставлялись в регистрах.</w:t>
       </w:r>
     </w:p>
     <w:p>
@@ -602,7 +602,7 @@
         <w:rPr>
           <w:b w:val="0"/>
         </w:rPr>
-        <w:t>Время измерялось только для самого транспонирования, без выделения и заполнения памяти; для замера использовалась функция clock_gettime (часы CLOCK_MONOTONIC). Каждая конфигурация запускалась 3 раза по 7 повторов, в таблицах приведено наименьшее время. После замеров результат каждого варианта полностью сравнивался с исходной матрицей, все варианты дали верный результат. Скорость в ГБ/с считалась как 2·N²·8 байт (чтение A и запись B), делённое на время.</w:t>
+        <w:t>Время измерялось функцией clock_gettime (часы CLOCK_MONOTONIC) только для самого транспонирования, без выделения и заполнения памяти. Каждая конфигурация запускалась 5 раз по 7 повторов, в таблицы записано наименьшее время. После замеров результат каждого варианта поэлементно сравнивался с исходной матрицей, ошибок не было. Скорость в ГБ/с считалась как 2·N²·8 байт (чтение A и запись B), делённое на время.</w:t>
       </w:r>
     </w:p>
     <w:p>
@@ -622,7 +622,7 @@
         <w:rPr>
           <w:b w:val="0"/>
         </w:rPr>
-        <w:t>Все замеры выполнены на ноутбуке MacBook Pro с процессором Apple M4 Pro при работе от сети. Характеристики получены командами sysctl, sw_vers и clang --version и приведены в таблице 1.</w:t>
+        <w:t>Замеры проводились на ноутбуке MacBook Pro с процессором Apple M4 Pro, подключённом к сети. Характеристики системы (таблица 1) получены командами sysctl, sw_vers и clang --version.</w:t>
       </w:r>
     </w:p>
     <w:p>
@@ -636,7 +636,7 @@
         <w:rPr>
           <w:b w:val="0"/>
         </w:rPr>
-        <w:t>Таблица 1 — Характеристики вычислительной системы</w:t>
+        <w:t>Таблица 1 - Характеристики вычислительной системы</w:t>
       </w:r>
     </w:p>
     <w:tbl>
@@ -1111,7 +1111,7 @@
         <w:rPr>
           <w:b w:val="0"/>
         </w:rPr>
-        <w:t>Программа однопоточная. Планировщик macOS отдаёт такую нагрузку производительному ядру, поэтому для оценок используются параметры P-ядра. У M4 Pro нет расширений AVX, основное векторное расширение — NEON с регистрами по 128 бит, в которые помещается 2 числа double. Кроме него процессор поддерживает SME (Scalable Matrix Extension) — самое новое из доступных расширений. В режиме streaming SVE длина вектора равна 512 битам (8 чисел double), а матричный регистр ZA делится на тайлы 8×8 double. Ключ -mcpu=native в Apple clang 17 SME не включает, поэтому SME-вариант собирался с ключом -mcpu=apple-m4.</w:t>
+        <w:t>Программа однопоточная, macOS запускает её на производительном ядре, поэтому в оценках используются параметры P-ядра. Расширений AVX у M4 Pro нет. Основное векторное расширение здесь NEON с регистрами по 128 бит, в которые помещается 2 числа double. Кроме того, процессор поддерживает SME (Scalable Matrix Extension), это самое новое из доступных расширений. В режиме streaming SVE длина вектора 512 бит (8 чисел double), а матричный регистр ZA делится на тайлы 8×8 double. Apple clang 17 с ключом -mcpu=native SME не включает, поэтому SME-вариант собирался с ключом -mcpu=apple-m4.</w:t>
       </w:r>
     </w:p>
     <w:p>
@@ -1122,7 +1122,7 @@
         <w:rPr>
           <w:b w:val="0"/>
         </w:rPr>
-        <w:t>Исходные тексты, скрипт сборки и замеров run_all.sh и полный вывод замеров results.txt находятся в каталоге task1 репозитория. Полные листинги программы приведены в приложении А.</w:t>
+        <w:t>Исходники, скрипт сборки и замеров run_all.sh и полный вывод замеров results.txt лежат в каталоге task1 репозитория. Полные листинги программы приведены в приложении А.</w:t>
       </w:r>
     </w:p>
     <w:p>
@@ -1142,7 +1142,7 @@
         <w:rPr>
           <w:b w:val="0"/>
         </w:rPr>
-        <w:t>Исходная программа написана «в лоб» (листинг 1): внешний цикл идёт по строкам A, внутренний — по столбцам. Матрица A читается последовательно, а запись в B идёт по столбцу с шагом N·8 байт. Матрицы хранятся с ведущей размерностью ld: элемент (i, j) лежит по адресу i·ld + j. По умолчанию ld = N; параметр понадобится в разделе 4.4. Память выделяется функцией aligned_alloc с выравниванием на 128 байт — по размеру строки кэша M4.</w:t>
+        <w:t>Исходная программа написана напрямую (листинг 1): внешний цикл идёт по строкам A, внутренний по столбцам. A читается последовательно, а в B запись идёт по столбцу с шагом N·8 байт. Матрицы хранятся с ведущей размерностью ld, элемент (i, j) лежит по адресу i·ld + j. По умолчанию ld = N, этот параметр понадобится в разделе 4.4. Память выделяется через aligned_alloc с выравниванием на 128 байт, по размеру строки кэша M4.</w:t>
       </w:r>
     </w:p>
     <w:p>
@@ -1156,7 +1156,7 @@
         <w:rPr>
           <w:b w:val="0"/>
         </w:rPr>
-        <w:t>Листинг 1 — Функция транспонирования в исходной программе</w:t>
+        <w:t>Листинг 1 - Функция транспонирования в исходной программе</w:t>
       </w:r>
     </w:p>
     <w:p>
@@ -1277,7 +1277,7 @@
         <w:rPr>
           <w:b w:val="0"/>
         </w:rPr>
-        <w:t>Таблица 2 — Время исходной программы при разных ключах компилятора</w:t>
+        <w:t>Таблица 2 - Время исходной программы при разных ключах компилятора</w:t>
       </w:r>
     </w:p>
     <w:tbl>
@@ -2088,7 +2088,7 @@
         <w:rPr>
           <w:b w:val="0"/>
         </w:rPr>
-        <w:t>При N = 8000 переход от -O0 к -O1 ускоряет программу в 1,75 раза: убираются лишние загрузки и сохранения переменных цикла в стек. Дальнейшие уровни (-O2, -O3), ключи -mcpu=native и -mcpu=apple-m4, -ffast-math и -funroll-loops время почти не меняют, разница между всеми оптимизированными вариантами не более 2 %. Ключ -ffast-math ни на что не влияет, так как вычислений с плавающей точкой в программе нет.</w:t>
+        <w:t>При N = 8000 переход от -O0 к -O1 ускоряет программу в 1,75 раза, так как компилятор перестаёт хранить переменные цикла в стеке. Дальше (-O2, -O3, -mcpu=native, -mcpu=apple-m4, -ffast-math, -funroll-loops) время почти не меняется, все оптимизированные варианты отличаются не более чем на 2 %. От -ffast-math ничего и не ожидалось, вычислений с плавающей точкой в программе нет.</w:t>
       </w:r>
     </w:p>
     <w:p>
@@ -2099,7 +2099,7 @@
         <w:rPr>
           <w:b w:val="0"/>
         </w:rPr>
-        <w:t>При N = 8192 картина другая. Все оптимизированные версии работают около 0,29 с, а версия -O0 даже немного быстрее — 0,2652 с. Время здесь почти полностью уходит на ожидание памяти: шаг записи в B равен 8192·8 = 64 КБ, такие адреса попадают в одни и те же наборы кэша и вытесняют друг друга (конфликтные промахи). Поэтому сокращение числа команд ничего не даёт, а время при N = 8192 в 2,4 раза больше, чем при N = 8000, хотя данных больше всего на 5 %. Почему -O0 оказался чуть быстрее, точно установить без профилировщика не удалось; вероятно, более редкая выдача записей немного снижает число конфликтов.</w:t>
+        <w:t>При N = 8192 результат другой. Все оптимизированные версии работают около 0,29 с, а -O0 даже немного быстрее, 0,2652 с. Здесь почти всё время уходит на ожидание памяти. Шаг записи в B равен 8192·8 = 64 КБ, такие адреса попадают в одни и те же наборы кэша и вытесняют друг друга (конфликтные промахи). Поэтому от сокращения числа команд толку нет, а время при N = 8192 в 2,4 раза больше, чем при N = 8000, хотя данных больше всего на 5 %. Почему -O0 получился чуть быстрее, без профилировщика точно сказать не получилось. Возможно, при более медленной выдаче записей конфликтов становится немного меньше.</w:t>
       </w:r>
     </w:p>
     <w:p>
@@ -2110,7 +2110,7 @@
         <w:rPr>
           <w:b w:val="0"/>
         </w:rPr>
-        <w:t>Из отчёта векторизатора clang (ключи -Rpass=loop-vectorize, -Rpass-analysis=loop-vectorize) видно, что внутренний цикл в общем случае не векторизуется: «the cost-model indicates that vectorization is not beneficial». Сообщение «vectorized loop (vectorization width: 2)» относится к копии цикла, которую компилятор создаёт для частного случая ld = 1, когда запись идёт подряд. При N &gt; 1 эта ветка не выполняется, и работает скалярный цикл из пар команд ldr d0 / str d0 (раздел 7). Таким образом, одними ключами компилятора задачу ускорить нельзя, нужно менять порядок обхода памяти. Для всех следующих вариантов использовались ключи -O3 -mcpu=native (для SME — -O3 -mcpu=apple-m4).</w:t>
+        <w:t>По отчёту векторизатора clang (ключи -Rpass=loop-vectorize и -Rpass-analysis=loop-vectorize) внутренний цикл в общем случае не векторизуется: «the cost-model indicates that vectorization is not beneficial». Сообщение «vectorized loop (vectorization width: 2)» относится к отдельной копии цикла для частного случая ld = 1, когда запись идёт подряд. При N &gt; 1 эта копия не используется, и работает обычный скалярный цикл из пар команд ldr d0 / str d0 (раздел 7). Получается, что одними ключами компилятора программу не ускорить, нужно менять порядок обхода памяти. Дальше все варианты собирались с -O3 -mcpu=native (SME-вариант с -O3 -mcpu=apple-m4).</w:t>
       </w:r>
     </w:p>
     <w:p>
@@ -2130,7 +2130,7 @@
         <w:rPr>
           <w:b w:val="0"/>
         </w:rPr>
-        <w:t>Полуавтоматическая версия (файл transpose_simd.c) собиралась командой clang -O3 -mcpu=native -fopenmp-simd. Ключ -fopenmp-simd включает обработку директив #pragma omp simd без подключения библиотеки OpenMP. Указатели помечены restrict, чтобы компилятор знал, что A и B не пересекаются. Ниже описаны этапы в том порядке, в котором они делались, а времена сведены в таблицу 3.</w:t>
+        <w:t>Полуавтоматическая версия (transpose_simd.c) собиралась командой clang -O3 -mcpu=native -fopenmp-simd. Ключ -fopenmp-simd включает обработку директив #pragma omp simd без подключения библиотеки OpenMP. Указатели помечены restrict, чтобы компилятор знал, что A и B не пересекаются. Этапы описаны в том порядке, в котором они делались, времена собраны в таблице 3.</w:t>
       </w:r>
     </w:p>
     <w:p>
@@ -2149,7 +2149,7 @@
         <w:rPr>
           <w:b w:val="0"/>
         </w:rPr>
-        <w:t>Сначала циклы были переставлены так, чтобы внутренний цикл шёл по строке B, то есть запись стала непрерывной, а чтение A — с шагом. На внутренний цикл поставлена директива #pragma omp simd. Компилятор сообщает, что цикл векторизован с шириной 2, но в ассемблере видно, что векторная копия цикла (ldp q / stp q) снова построена только для частного случая ld = 1, а при настоящем шаге выполняется скалярный цикл ldr d0 / str d0. Команд сбора (gather) с произвольным шагом в NEON нет, и компилятор посчитал сборку вектора из отдельных загрузок невыгодной. Тем не менее время при N = 8192 уменьшилось с 0,2932 с до 0,1883 с — за счёт того, что непрерывная запись дешевле записи по столбцу. Чтение A по столбцу всё так же даёт промах кэша почти на каждое обращение.</w:t>
+        <w:t>Сначала циклы были переставлены так, чтобы внутренний цикл шёл по строке B. Запись стала непрерывной, а чтение A пошло с шагом. На внутренний цикл добавлена директива #pragma omp simd. Компилятор пишет, что цикл векторизован с шириной 2, но по ассемблеру видно, что векторная копия цикла (ldp q / stp q) опять сделана только для случая ld = 1, а при реальном шаге работает скалярный цикл ldr d0 / str d0. В NEON нет команд сбора (gather) с произвольным шагом, и собирать вектор из отдельных загрузок компилятор счёл невыгодным. Время при N = 8192 всё равно уменьшилось с 0,2932 с до 0,1883 с, потому что непрерывная запись дешевле записи по столбцу. Чтение A по столбцу по-прежнему даёт промах почти на каждом обращении.</w:t>
       </w:r>
     </w:p>
     <w:p>
@@ -2168,7 +2168,7 @@
         <w:rPr>
           <w:b w:val="0"/>
         </w:rPr>
-        <w:t>Чтобы строки кэша A и B использовались полностью, матрица разбивается на блоки BS×BS и транспонирование выполняется поблочно. Пока обрабатывается блок, нужные строки кэша обеих матриц остаются в кэше. Внутри блока остался цикл с omp simd, который, как и в 4.1, в общем случае выполняется скалярно. Время при N = 8192 уменьшилось до 0,0771 с, то есть ещё в 2,44 раза.</w:t>
+        <w:t>Чтобы строки кэша A и B использовались полностью, матрица делится на блоки BS×BS, и транспонирование идёт поблочно. Пока обрабатывается блок, нужные строки обеих матриц остаются в кэше. Внутри блока остался цикл с omp simd, и, как в 4.1, в общем случае он скалярный. Время при N = 8192 уменьшилось до 0,0771 с, ещё в 2,44 раза.</w:t>
       </w:r>
     </w:p>
     <w:p>
@@ -2187,7 +2187,7 @@
         <w:rPr>
           <w:b w:val="0"/>
         </w:rPr>
-        <w:t>Внутри блока BS×BS выделяются микроблоки TS×TS с размером-константой. Оба цикла микроблока полностью развёрнуты директивой #pragma clang loop unroll(full), а выравнивание указателей сообщается компилятору через __builtin_assume_aligned. После развёртки SLP-векторизатор объединяет соседние обращения: из каждой строки A и каждой строки B за раз берётся по TS чисел. Лучший результат дал микроблок 8×8 (64 байта, половина строки кэша), время при N = 8192 — 0,0699 с.</w:t>
+        <w:t>Внутри блока BS×BS выделяются микроблоки TS×TS, размер которых задан константой. Оба цикла микроблока полностью разворачиваются директивой #pragma clang loop unroll(full), выравнивание указателей сообщается компилятору через __builtin_assume_aligned. После развёртки SLP-векторизатор объединяет соседние обращения, и из каждой строки A и B за раз берётся по TS чисел. Лучше всего сработал микроблок 8×8 (64 байта, половина строки кэша), время при N = 8192 составило 0,0699 с.</w:t>
       </w:r>
     </w:p>
     <w:p>
@@ -2198,7 +2198,7 @@
         <w:rPr>
           <w:b w:val="0"/>
         </w:rPr>
-        <w:t>По ассемблеру видно (раздел 7), что clang и здесь не строит транспонирование из векторных перестановок и не использует векторные регистры: блок 8×8 переносится парными скалярными командами ldp d / stp d, каждая из которых читает или пишет два соседних числа (16 байт). То есть полуавтоматическая векторизация в этой задаче свелась к объединению обращений к памяти, а настоящие векторные команды появились только в ручной версии. Для задачи, ограниченной памятью, и этого оказывается достаточно.</w:t>
+        <w:t>В ассемблере (раздел 7) видно, что clang и тут не собирает транспонирование из векторных перестановок и вообще не использует векторные регистры. Блок 8×8 переносится парными скалярными командами ldp d / stp d, каждая читает или пишет два соседних числа (16 байт). Значит, полуавтоматическая векторизация здесь свелась к объединению обращений к памяти, а настоящие векторные команды появились только в ручной версии. Но задача упирается в память, и этого хватает.</w:t>
       </w:r>
     </w:p>
     <w:p>
@@ -2217,7 +2217,7 @@
         <w:rPr>
           <w:b w:val="0"/>
         </w:rPr>
-        <w:t>Даже с блоками время при N = 8192 оставалось в 3,3 раза больше, чем при N = 8000 (0,0699 с против 0,0212 с). Причина та же — конфликтные промахи: строки блока отстоят друг от друга на 64 КБ, и все они попадают в один набор кэша L1. Поэтому к каждой строке матрицы было добавлено 8 неиспользуемых элементов (ld = N + 8, то есть 64 байта). Шаг между строками перестаёт быть степенью двойки, и строки блока распределяются по разным наборам. Время микроблочной версии упало до 0,0230 с, то есть в 3,04 раза. Для сравнения: исходная программа с ld = N + 8 работает 0,1010 с вместо 0,2932 с. Дополнение требует лишь 0,10 % дополнительной памяти.</w:t>
+        <w:t>Даже с блоками время при N = 8192 было в 3,3 раза больше, чем при N = 8000 (0,0699 с и 0,0212 с). Причина опять в конфликтных промахах: строки блока отстоят друг от друга на 64 КБ и все попадают в один набор кэша L1. Поэтому к каждой строке матрицы было добавлено 8 неиспользуемых элементов (ld = N + 8, то есть 64 байта). Шаг между строками перестаёт быть степенью двойки, и строки блока раскладываются по разным наборам. Время микроблочной версии уменьшилось до 0,0230 с, в 3,04 раза. Исходная программа с ld = N + 8 работает 0,1010 с вместо 0,2932 с. Лишней памяти на это уходит всего 0,10 %.</w:t>
       </w:r>
     </w:p>
     <w:p>
@@ -2231,7 +2231,7 @@
         <w:rPr>
           <w:b w:val="0"/>
         </w:rPr>
-        <w:t>Таблица 3 — Время полуавтоматически векторизованной программы, с</w:t>
+        <w:t>Таблица 3 - Время полуавтоматически векторизованной программы, с</w:t>
       </w:r>
     </w:p>
     <w:tbl>
@@ -2656,7 +2656,7 @@
         <w:rPr>
           <w:b w:val="0"/>
         </w:rPr>
-        <w:t>Здесь и далее BS = 256, если не сказано иное. Для варианта omp simd по строкам с ld = N + 8 разброс между повторами был большим (среднее время заметно выше минимального), этот вариант чувствителен к размещению страниц в памяти.</w:t>
+        <w:t>Здесь и дальше BS = 256, если не указано другое. У варианта omp simd по строкам с ld = N + 8 был большой разброс между повторами (среднее время заметно больше минимального), он сильно зависит от того, как страницы легли в памяти.</w:t>
       </w:r>
     </w:p>
     <w:p>
@@ -2675,7 +2675,7 @@
         <w:rPr>
           <w:b w:val="0"/>
         </w:rPr>
-        <w:t>Размер блока BS подбирался при N = 8192, ld = N + 8 (таблица 4), размер микроблока TS — при BS = 256 (таблица 5). Для сравнения в таблицу 4 включены также ручные варианты из раздела 5.</w:t>
+        <w:t>Размер блока BS подбирался при N = 8192 и ld = N + 8 (таблица 4), размер микроблока TS при BS = 256 (таблица 5). В таблицу 4 для сравнения добавлены и ручные варианты из раздела 5.</w:t>
       </w:r>
     </w:p>
     <w:p>
@@ -2689,7 +2689,7 @@
         <w:rPr>
           <w:b w:val="0"/>
         </w:rPr>
-        <w:t>Таблица 4 — Зависимость времени от размера блока BS (N = 8192, ld = N + 8), с</w:t>
+        <w:t>Таблица 4 - Зависимость времени от размера блока BS (N = 8192, ld = N + 8), с</w:t>
       </w:r>
     </w:p>
     <w:tbl>
@@ -3195,7 +3195,7 @@
         <w:rPr>
           <w:b w:val="0"/>
         </w:rPr>
-        <w:t>Таблица 5 — Зависимость времени от размера микроблока TS (N = 8192, ld = N + 8, BS = 256)</w:t>
+        <w:t>Таблица 5 - Зависимость времени от размера микроблока TS (N = 8192, ld = N + 8, BS = 256)</w:t>
       </w:r>
     </w:p>
     <w:tbl>
@@ -3390,7 +3390,7 @@
         <w:rPr>
           <w:b w:val="0"/>
         </w:rPr>
-        <w:t>Маленькие блоки (16 и 32) работают заметно хуже: блок 16×16 занимает в строке матрицы всего 128 байт, и на каждый блок приходится много переходов между далёкими участками памяти. С ростом блока время уменьшается; начиная с BS = 64 различия между размерами блока невелики и для NEON-версии сравнимы с разбросом между запусками. Для полуавтоматической версии лучший результат дал BS = 256, он и использован в основных замерах. Для SME размер блока влияет слабо. Из микроблоков лучшим оказался 8×8: он берёт из строки кэша 64 байта за раз, а 2×2 и 4×4 — только 16 и 32 байта.</w:t>
+        <w:t>Маленькие блоки (16 и 32) работают заметно хуже. Блок 16×16 занимает в строке матрицы всего 128 байт, и на каждый блок приходится много переходов между далёкими участками памяти. С ростом блока время уменьшается, а начиная с BS = 64 разница между размерами небольшая и для NEON-версии сравнима с разбросом между запусками. Для полуавтоматической версии лучший результат получился при BS = 256, он и взят для основных замеров. На SME размер блока почти не влияет. Из микроблоков лучшим оказался 8×8, он берёт из строки кэша 64 байта за раз, а 2×2 и 4×4 только 16 и 32 байта.</w:t>
       </w:r>
     </w:p>
     <w:p>
@@ -3401,7 +3401,7 @@
         <w:rPr>
           <w:b w:val="0"/>
         </w:rPr>
-        <w:t>Таблицы 3 и 4 получены в разных сериях запусков, поэтому одна и та же конфигурация (микроблок 8×8, BS = 256, ld = N + 8) имеет в них немного разное время: 0,0230 и 0,0215 с. Это разброс между запусками программы, связанный, по-видимому, с тем, как ОС размещает страницы матриц в физической памяти. Внутри одной таблицы варианты сравнивались в одинаковых условиях.</w:t>
+        <w:t>Таблицы 3 и 4 сняты в разных сериях запусков, поэтому у одной и той же конфигурации (микроблок 8×8, BS = 256, ld = N + 8) в них немного разное время: 0,0230 и 0,0215 с. Это разброс между запусками программы. Скорее всего, он зависит от того, как ОС размещает страницы матриц в физической памяти. Внутри одной таблицы варианты сравнивались в одинаковых условиях.</w:t>
       </w:r>
     </w:p>
     <w:p>
@@ -3421,7 +3421,7 @@
         <w:rPr>
           <w:b w:val="0"/>
         </w:rPr>
-        <w:t>Ручная векторизация выполнена на встроенных функциях NEON из заголовка arm_neon.h (файл transpose_neon.c), а в разделе 5.6 — на функциях SME из arm_sme.h (файл transpose_sme.c). Каждый этап оформлен отдельной функцией, и все этапы замеряются в одном запуске программы. Результаты сведены в таблицу 6. Там же приведено время копирования того же объёма функцией memcpy: транспонирование не может работать быстрее копирования, поэтому memcpy служит практической оценкой предела.</w:t>
+        <w:t>Ручная векторизация сделана на встроенных функциях NEON из arm_neon.h (transpose_neon.c), а в разделе 5.6 на функциях SME из arm_sme.h (transpose_sme.c). Каждый этап оформлен отдельной функцией, все этапы замеряются в одном запуске программы. Результаты собраны в таблице 6. Там же есть время копирования того же объёма функцией memcpy. Транспонирование не может быть быстрее простого копирования, поэтому memcpy используется как практический предел.</w:t>
       </w:r>
     </w:p>
     <w:p>
@@ -3440,7 +3440,7 @@
         <w:rPr>
           <w:b w:val="0"/>
         </w:rPr>
-        <w:t>Вектор NEON вмещает два числа double, поэтому базовое ядро транспонирует блок 2×2. Две строки блока загружаются командами vld1q_f64, затем команды vtrn1q_f64 и vtrn2q_f64 составляют из них два столбца: из векторов (a00, a01) и (a10, a11) получаются (a00, a10) и (a01, a11). Эти векторы записываются в две строки B командами vst1q_f64 (листинг 2). Матрица обходится такими блоками подряд, без разбиения на большие блоки.</w:t>
+        <w:t>В вектор NEON помещается два числа double, поэтому базовое ядро транспонирует блок 2×2. Две строки блока загружаются командами vld1q_f64, потом vtrn1q_f64 и vtrn2q_f64 делают из них два столбца: из (a00, a01) и (a10, a11) получаются (a00, a10) и (a01, a11). Эти векторы записываются в две строки B командами vst1q_f64 (листинг 2). Матрица обходится такими блоками подряд, без больших блоков.</w:t>
       </w:r>
     </w:p>
     <w:p>
@@ -3454,7 +3454,7 @@
         <w:rPr>
           <w:b w:val="0"/>
         </w:rPr>
-        <w:t>Листинг 2 — Ядро 2×2 на NEON</w:t>
+        <w:t>Листинг 2 - Ядро 2×2 на NEON</w:t>
       </w:r>
     </w:p>
     <w:p>
@@ -3576,7 +3576,7 @@
         <w:rPr>
           <w:b w:val="0"/>
         </w:rPr>
-        <w:t>При ld = N + 8 время составило 0,0523 с против 0,1010 с у исходной программы с тем же ld, то есть ускорение 1,93 раза. Это близко к теоретическому значению 2 для векторов из двух элементов: число команд чтения и записи уменьшилось вдвое, и вдвое реже происходит переход на новую строку B.</w:t>
+        <w:t>При ld = N + 8 время получилось 0,0523 с, у исходной программы с тем же ld было 0,1010 с, ускорение 1,93 раза. Это почти теоретические 2 для векторов из двух элементов: команд чтения и записи стало вдвое меньше, и на новую строку B приходится переходить вдвое реже.</w:t>
       </w:r>
     </w:p>
     <w:p>
@@ -3595,7 +3595,7 @@
         <w:rPr>
           <w:b w:val="0"/>
         </w:rPr>
-        <w:t>Ядро 2×2 было помещено в блочный обход BS×BS, как в разделе 4.2. При ld = N + 8 время уменьшилось до 0,0265 с. Без дополнения строк (ld = N) выигрыш почти пропадает (0,1481 → 0,1446 с): строки блока конфликтуют в кэше, и блочный обход не может удержать их там.</w:t>
+        <w:t>Ядро 2×2 было помещено в блочный обход BS×BS, как в разделе 4.2. При ld = N + 8 время уменьшилось до 0,0265 с. Без дополнения строк (ld = N) выигрыша почти нет (0,1481 с и 0,1446 с), потому что строки блока конфликтуют в кэше и блок в нём не удерживается.</w:t>
       </w:r>
     </w:p>
     <w:p>
@@ -3614,7 +3614,7 @@
         <w:rPr>
           <w:b w:val="0"/>
         </w:rPr>
-        <w:t>Чтобы реже обращаться к памяти и больше данных держать в регистрах, ядро было расширено до 4×4. Читаются 4 строки по 4 числа (8 векторных регистров), перестановки выполняются в регистрах, а затем 4 строки B записываются по 32 байта. Из каждой строки кэша за один заход используется вдвое больше данных, чем в ядре 2×2. Время при ld = N + 8 — 0,0235 с.</w:t>
+        <w:t>Чтобы реже ходить в память и держать больше данных в регистрах, ядро было расширено до 4×4. Читается 4 строки по 4 числа (8 векторных регистров), перестановки делаются в регистрах, затем 4 строки B записываются по 32 байта. Из каждой строки кэша за один заход берётся вдвое больше данных, чем в ядре 2×2. Время при ld = N + 8 составило 0,0235 с.</w:t>
       </w:r>
     </w:p>
     <w:p>
@@ -3633,7 +3633,7 @@
         <w:rPr>
           <w:b w:val="0"/>
         </w:rPr>
-        <w:t>Ядро 4×4 было переписано на парные загрузку и запись (vld1q_f64_x2 и vst1q_f64_x2, по 32 байта), и в цикл добавлена программная предвыборка строк A на несколько микроблоков вперёд (__builtin_prefetch). Время не уменьшилось: 0,0245 с против 0,0235 с при ld = N + 8 и 0,0256 с против 0,0230 с при N = 8000. Аппаратный механизм предвыборки M4 сам распознаёт последовательное чтение строк, и дополнительные команды только занимают конвейер. Программная предвыборка в следующем этапе не использовалась.</w:t>
+        <w:t>Дальше ядро 4×4 было переписано на парные загрузку и запись (vld1q_f64_x2 и vst1q_f64_x2, по 32 байта), и в цикл добавлена программная предвыборка строк A на несколько микроблоков вперёд (__builtin_prefetch). Время не уменьшилось: 0,0245 с вместо 0,0235 с при ld = N + 8 и 0,0256 с вместо 0,0230 с при N = 8000. Аппаратная предвыборка M4 сама справляется с последовательным чтением строк, а лишние команды только занимают конвейер. На следующем этапе программная предвыборка не использовалась.</w:t>
       </w:r>
     </w:p>
     <w:p>
@@ -3652,7 +3652,7 @@
         <w:rPr>
           <w:b w:val="0"/>
         </w:rPr>
-        <w:t>Ядро 8×8 составлено из четырёх ядер 4×4 с парными загрузками. Из каждой строки кэша A и B за один заход берётся 64 байта, как и в лучшем полуавтоматическом варианте. Время при ld = N + 8 составило 0,0247 с против 0,0235 с у ядра 4×4, при N = 8000 — 0,0232 с против 0,0230 с. Ядра 4×4 и 8×8 дают практически одинаковое время: разница между ними не превышает разброса между запусками (в предыдущих сериях замеров ядро 8×8 было немного быстрее ядра 4×4, в итоговой — наоборот). Видимо, уже ядро 4×4 загружает подсистему памяти до предела, который допускает такой порядок обхода. В ассемблере (раздел 7) видно, что ядро компилируется ровно в задуманные команды: ld1.2d по два регистра, zip1.2d/zip2.2d (так clang записывает trn1/trn2 для 64-битных элементов) и st1.2d.</w:t>
+        <w:t>Ядро 8×8 собрано из четырёх ядер 4×4 с парными загрузками. Из каждой строки кэша A и B за один заход берётся 64 байта, как в лучшем полуавтоматическом варианте. При ld = N + 8 время составило 0,0247 с (у ядра 4×4 было 0,0235 с), при N = 8000 0,0232 с (у ядра 4×4 0,0230 с). Ядра 4×4 и 8×8 работают практически одинаково, разница меньше разброса между запусками. В предыдущих сериях замеров ядро 8×8 было немного быстрее 4×4, в итоговой получилось наоборот. Похоже, уже ядро 4×4 нагружает память настолько, насколько позволяет такой порядок обхода. В ассемблере (раздел 7) видны ожидаемые команды: ld1.2d по два регистра, zip1.2d/zip2.2d (так clang записывает trn1/trn2 для 64-битных элементов) и st1.2d.</w:t>
       </w:r>
     </w:p>
     <w:p>
@@ -3671,7 +3671,7 @@
         <w:rPr>
           <w:b w:val="0"/>
         </w:rPr>
-        <w:t>Расширение SME позволяет транспонировать блок вообще без перестановок. Матричный регистр ZA делится на 8 тайлов ZA0.D–ZA7.D по 8×8 чисел double. Строку тайла можно загрузить «горизонтально» командой svld1_hor_za64, а выгрузить «вертикально» командой svst1_ver_za64, то есть по столбцу. Загрузив 8 строк блока A и выгрузив 8 столбцов тайла в строки B, получаем транспонированный блок 8×8 (листинг 3). Функцию с этими командами нужно пометить двумя атрибутами: __arm_locally_streaming и __arm_new("za"). Тогда компилятор сам включает streaming-режим и регистр ZA в начале функции (smstart) и выключает в конце (smstop), поэтому переключение происходит один раз за всё транспонирование.</w:t>
+        <w:t>В SME блок можно транспонировать вообще без перестановок. Матричный регистр ZA делится на 8 тайлов ZA0.D-ZA7.D по 8×8 чисел double. Строку тайла можно загрузить «горизонтально» командой svld1_hor_za64, а выгрузить «вертикально» командой svst1_ver_za64, то есть по столбцу. Если загрузить 8 строк блока A и выгрузить 8 столбцов тайла в строки B, получится транспонированный блок 8×8 (листинг 3). Функцию с такими командами нужно пометить атрибутами __arm_locally_streaming и __arm_new("za"). Тогда компилятор сам включает streaming-режим и регистр ZA в начале функции (smstart) и выключает их в конце (smstop), так что переключение происходит один раз за всё транспонирование.</w:t>
       </w:r>
     </w:p>
     <w:p>
@@ -3685,7 +3685,7 @@
         <w:rPr>
           <w:b w:val="0"/>
         </w:rPr>
-        <w:t>Листинг 3 — Транспонирование блока 8×8 через тайл ZA0</w:t>
+        <w:t>Листинг 3 - Транспонирование блока 8×8 через тайл ZA0</w:t>
       </w:r>
     </w:p>
     <w:p>
@@ -3777,7 +3777,7 @@
         <w:rPr>
           <w:b w:val="0"/>
         </w:rPr>
-        <w:t>Вариант с одним тайлом и блочным обходом дал 0,0322 с при ld = N, 0,0298 с при ld = N + 8 и 0,0281 с при N = 8000. Вторым этапом был опробован блок 16×16 из четырёх тайлов, чтобы в B писалось сразу по 128 байт (целая строка кэша). Он оказался не быстрее: 0,0365, 0,0311 и 0,0330 с, поэтому лучшим SME-вариантом остаётся тайл 8×8.</w:t>
+        <w:t>Вариант с одним тайлом и блочным обходом дал 0,0322 с при ld = N, 0,0298 с при ld = N + 8 и 0,0281 с при N = 8000. Затем был опробован блок 16×16 из четырёх тайлов, чтобы в B сразу писалось по 128 байт (целая строка кэша). Быстрее не стало (0,0365, 0,0311 и 0,0330 с), так что лучшим SME-вариантом остался тайл 8×8.</w:t>
       </w:r>
     </w:p>
     <w:p>
@@ -3788,7 +3788,7 @@
         <w:rPr>
           <w:b w:val="0"/>
         </w:rPr>
-        <w:t>Интересно, что SME-вариант почти не чувствителен к дополнению строк: при ld = N он в 3,0 раза быстрее NEON-ядра 8×8. Обращения к памяти в streaming-режиме выполняет отдельный матричный блок процессора, общий для кластера ядер и подключённый к кэшу L2, а не к L1 ядра. По-видимому, поэтому конфликты в L1 на него и не влияют. Но при ld = N + 8 NEON быстрее (0,0247 с против 0,0298 с): по-видимому, у матричного блока больше задержка доступа к памяти, а теоретическое преимущество в ширине вектора (8 чисел против 2) в задаче без вычислений не используется.</w:t>
+        <w:t>SME-вариант почти не зависит от дополнения строк: при ld = N он в 3,0 раза быстрее NEON-ядра 8×8. В streaming-режиме к памяти обращается отдельный матричный блок процессора, общий для кластера ядер и подключённый к кэшу L2, а не к L1 ядра. Видимо, поэтому конфликты в L1 на него не влияют. Зато при ld = N + 8 быстрее оказывается NEON (0,0247 с против 0,0298 с). Скорее всего, у матричного блока больше задержка доступа к памяти, а более широкий вектор (8 чисел вместо 2) в задаче без вычислений ничего не даёт.</w:t>
       </w:r>
     </w:p>
     <w:p>
@@ -3802,7 +3802,7 @@
         <w:rPr>
           <w:b w:val="0"/>
         </w:rPr>
-        <w:t>Таблица 6 — Время программы с ручной векторизацией, с</w:t>
+        <w:t>Таблица 6 - Время программы с ручной векторизацией, с</w:t>
       </w:r>
     </w:p>
     <w:tbl>
@@ -4539,7 +4539,7 @@
         <w:rPr>
           <w:b w:val="0"/>
         </w:rPr>
-        <w:t>Этапы 5.1–5.3 последовательно уменьшали время, переход к ядру 8×8 заметного выигрыша уже не дал. Этап с предвыборкой и вариант SME с четырьмя тайлами времени не уменьшили и в дальнейшем не использовались.</w:t>
+        <w:t>Этапы 5.1-5.3 каждый раз уменьшали время, а переход к ядру 8×8 заметного выигрыша уже не дал. Предвыборка и SME-вариант с четырьмя тайлами время не уменьшили, дальше они не использовались.</w:t>
       </w:r>
     </w:p>
     <w:p>
@@ -4559,7 +4559,7 @@
         <w:rPr>
           <w:b w:val="0"/>
         </w:rPr>
-        <w:t>В таблице 7 приведены результаты последовательных оптимизаций при N = 8192. Ускорение считается относительно исходной программы, собранной с -O0. Скорость — объём прочитанных и записанных данных, делённый на время.</w:t>
+        <w:t>В таблице 7 собраны результаты последовательных оптимизаций при N = 8192. Ускорение считается относительно исходной программы, собранной с -O0, скорость как объём прочитанных и записанных данных, делённый на время.</w:t>
       </w:r>
     </w:p>
     <w:p>
@@ -4573,7 +4573,7 @@
         <w:rPr>
           <w:b w:val="0"/>
         </w:rPr>
-        <w:t>Таблица 7 — Результаты последовательных оптимизаций (N = 8192)</w:t>
+        <w:t>Таблица 7 - Результаты последовательных оптимизаций (N = 8192)</w:t>
       </w:r>
     </w:p>
     <w:tbl>
@@ -5666,7 +5666,7 @@
         <w:rPr>
           <w:b w:val="0"/>
         </w:rPr>
-        <w:t>Рисунок 1 — Время работы вариантов программы при N = 8192</w:t>
+        <w:t>Рисунок 1 - Время работы вариантов программы при N = 8192</w:t>
       </w:r>
     </w:p>
     <w:p>
@@ -5677,7 +5677,7 @@
         <w:rPr>
           <w:b w:val="0"/>
         </w:rPr>
-        <w:t>Теоретическое ускорение от векторизации на NEON равно 2 (128 бит / 64 бита), на SME — 8 (512 бит / 64 бита). Эта оценка относится к числу команд, а не ко времени. Для NEON она подтвердилась при сравнении скалярного и векторного вариантов с одинаковым обходом: 0,1010 с и 0,0523 с, ускорение 1,93. Для SME восьмикратного выигрыша нет, потому что в задаче нет вычислений и время определяется памятью, а не числом команд.</w:t>
+        <w:t>Теоретически векторизация на NEON даёт ускорение в 2 раза (128 бит / 64 бита), на SME в 8 раз (512 бит / 64 бита). Эта оценка относится к числу команд, а не ко времени. Для NEON она подтвердилась, если сравнить скалярный и векторный варианты с одинаковым обходом: 0,1010 с и 0,0523 с, ускорение 1,93. На SME восьмикратного выигрыша нет, потому что вычислений в задаче нет и время зависит от памяти, а не от числа команд.</w:t>
       </w:r>
     </w:p>
     <w:p>
@@ -5688,7 +5688,7 @@
         <w:rPr>
           <w:b w:val="0"/>
         </w:rPr>
-        <w:t>Практическую верхнюю границу задаёт копирование того же объёма: memcpy выполняется за 0,0082 с (130,9 ГБ/с). Лучшие варианты транспонирования работают 0,0230 с, то есть в 2,8 раза медленнее копирования. Разница объясняется тем, что копирование идёт строго последовательно и хорошо предсказывается аппаратной предвыборкой, а транспонирование одновременно работает с 8 строками A и 8 строками B, находящимися далеко друг от друга, и использует каждую строку кэша B за несколько заходов.</w:t>
+        <w:t>Практический предел задаёт копирование того же объёма: memcpy выполняется за 0,0082 с (130,9 ГБ/с). Лучшие варианты транспонирования работают 0,0230 с, в 2,8 раза медленнее копирования. Копирование идёт строго последовательно, и аппаратная предвыборка с ним хорошо справляется. Транспонирование же работает одновременно с 8 строками A и 8 строками B, которые лежат далеко друг от друга, и каждую строку кэша B заполняет за несколько заходов.</w:t>
       </w:r>
     </w:p>
     <w:p>
@@ -5699,7 +5699,7 @@
         <w:rPr>
           <w:b w:val="0"/>
         </w:rPr>
-        <w:t>Итоговое ускорение относительно исходной программы составило 11,5 раза. Основной вклад дали изменение порядка обхода (блоки) и устранение конфликтных промахов (дополнение строк); сама векторизация дала около двух раз, как и ожидалось теоретически. Полуавтоматическая версия с микроблоком 8×8 и лучшая ручная версия на NEON (ядро 4×4) показали близкое время (0,0230 и 0,0235 с).</w:t>
+        <w:t>Итоговое ускорение относительно исходной программы получилось 11,5 раза. Больше всего дали изменение порядка обхода (блоки) и устранение конфликтных промахов (дополнение строк), сама векторизация дала примерно в 2 раза, как и ожидалось. Полуавтоматическая версия с микроблоком 8×8 и лучшая ручная версия на NEON (ядро 4×4) показали близкое время, 0,0230 и 0,0235 с.</w:t>
       </w:r>
     </w:p>
     <w:p>
@@ -5719,7 +5719,7 @@
         <w:rPr>
           <w:b w:val="0"/>
         </w:rPr>
-        <w:t>Ассемблерный код получен командой clang -O3 -mcpu=native -S (для SME — -mcpu=apple-m4), полные файлы лежат в каталоге task1/asm. В листинге 4 приведён внутренний цикл исходной программы. Каждый элемент переносится отдельной парой скалярных команд ldr d0 / str d0, адрес записи увеличивается на ld·8 байт.</w:t>
+        <w:t>Ассемблерный код получен командой clang -O3 -mcpu=native -S (для SME с -mcpu=apple-m4), полные файлы лежат в каталоге task1/asm. В листинге 4 приведён внутренний цикл исходной программы. Каждый элемент переносится отдельной парой скалярных команд ldr d0 / str d0, адрес записи каждый раз увеличивается на ld·8 байт.</w:t>
       </w:r>
     </w:p>
     <w:p>
@@ -5733,7 +5733,7 @@
         <w:rPr>
           <w:b w:val="0"/>
         </w:rPr>
-        <w:t>Листинг 4 — Внутренний цикл исходной программы (-O3)</w:t>
+        <w:t>Листинг 4 - Внутренний цикл исходной программы (-O3)</w:t>
       </w:r>
     </w:p>
     <w:p>
@@ -5869,7 +5869,7 @@
         <w:rPr>
           <w:b w:val="0"/>
         </w:rPr>
-        <w:t>Листинг 5 — Фрагмент микроблока 8×8 полуавтоматической версии</w:t>
+        <w:t>Листинг 5 - Фрагмент микроблока 8×8 полуавтоматической версии</w:t>
       </w:r>
     </w:p>
     <w:p>
@@ -6260,7 +6260,7 @@
         <w:rPr>
           <w:b w:val="0"/>
         </w:rPr>
-        <w:t>Листинг 6 — Ядро 4×4 в составе ядра 8×8 (NEON)</w:t>
+        <w:t>Листинг 6 - Ядро 4×4 в составе ядра 8×8 (NEON)</w:t>
       </w:r>
     </w:p>
     <w:p>
@@ -6636,7 +6636,7 @@
         <w:rPr>
           <w:b w:val="0"/>
         </w:rPr>
-        <w:t>Листинг 7 — Внутренний цикл SME-версии (тайл ZA0, 8×8)</w:t>
+        <w:t>Листинг 7 - Внутренний цикл SME-версии (тайл ZA0, 8×8)</w:t>
       </w:r>
     </w:p>
     <w:p>
@@ -7320,7 +7320,7 @@
         <w:rPr>
           <w:b w:val="0"/>
         </w:rPr>
-        <w:t>В работе исследована векторизация транспонирования плотной матрицы double размером 8192×8192 на процессоре Apple M4 Pro. Исходная программа работает 0,2652 с, и ключи компилятора её не ускоряют: внутренний цикл с записью по столбцу компилятор не векторизует, а время определяется промахами кэша.</w:t>
+        <w:t>В работе рассмотрена векторизация транспонирования плотной матрицы double размером 8192×8192 на Apple M4 Pro. Исходная программа работает 0,2652 с, и ключи компилятора её не ускоряют: цикл с записью по столбцу компилятор не векторизует, а время определяется промахами кэша.</w:t>
       </w:r>
     </w:p>
     <w:p>
@@ -7331,7 +7331,7 @@
         <w:rPr>
           <w:b w:val="0"/>
         </w:rPr>
-        <w:t>Полуавтоматическая векторизация (omp simd, restrict, блочный обход, микроблок 8×8 с полной развёрткой) вместе с дополнением строк до ld = N + 8 уменьшила время до 0,0230 с. При этом настоящих векторных команд clang так и не построил: циклы с omp simd в общем случае остались скалярными, а микроблок переносится парными скалярными командами ldp d / stp d. Ручная векторизация на NEON (лучшее ядро — 4×4) дала 0,0235 с, то есть практически столько же. Общее ускорение относительно исходной программы — 11,5 раза, а до предела, заданного копированием памяти, остаётся примерно 2,8 раза.</w:t>
+        <w:t>Полуавтоматическая векторизация (omp simd, restrict, блочный обход, микроблок 8×8 с полной развёрткой) вместе с дополнением строк до ld = N + 8 уменьшила время до 0,0230 с. Настоящих векторных команд clang при этом так и не сделал: циклы с omp simd в общем случае остались скалярными, а микроблок переносится парными скалярными командами ldp d / stp d. Ручная векторизация на NEON (лучшее ядро 4×4) дала 0,0235 с, почти столько же. Общее ускорение относительно исходной программы 11,5 раза, до предела, который задаёт копирование памяти, остаётся примерно 2,8 раза.</w:t>
       </w:r>
     </w:p>
     <w:p>
@@ -7342,7 +7342,7 @@
         <w:rPr>
           <w:b w:val="0"/>
         </w:rPr>
-        <w:t>Векторизация сама по себе дала ускорение 1,93, что соответствует теоретическому значению 2 для NEON. Наибольший же выигрыш дали изменения работы с памятью: блочный обход и устранение конфликтных промахов при размере матрицы, равном степени двойки (ускорение в 3,0 раза для одной и той же программы). Программная предвыборка не помогла. Самое новое расширение SME позволяет транспонировать блок без перестановок и не страдает от конфликтов в L1, но в этой задаче оно уступило NEON из-за большей задержки доступа к памяти.</w:t>
+        <w:t>Сама векторизация дала ускорение 1,93, что соответствует теоретическим 2 для NEON. Больше всего выиграли за счёт работы с памятью, то есть блочного обхода и устранения конфликтных промахов при размере матрицы, равном степени двойки (для одной и той же программы ускорение в 3,0 раза). Программная предвыборка не помогла. SME, самое новое расширение, позволяет транспонировать блок без перестановок и не страдает от конфликтов в L1, но в этой задаче оказалось медленнее NEON, скорее всего из-за большей задержки доступа к памяти.</w:t>
       </w:r>
     </w:p>
     <w:p>
@@ -7353,7 +7353,7 @@
         <w:rPr>
           <w:b w:val="0"/>
         </w:rPr>
-        <w:t>Получившаяся блочная структура программы подходит для следующих заданий: блоки BS×BS независимы и могут обрабатываться разными потоками OpenMP, а при распределении по процессам MPI удобно делить матрицу на полосы строк.</w:t>
+        <w:t>Блочная структура программы пригодится в следующих заданиях: блоки BS×BS независимы и их можно раздать разным потокам OpenMP, а для MPI матрицу удобно делить на полосы строк.</w:t>
       </w:r>
     </w:p>
     <w:p>
@@ -7388,7 +7388,7 @@
         <w:rPr>
           <w:b w:val="0"/>
         </w:rPr>
-        <w:t>Листинг А.1 — common.h. Общая часть: память, проверка, замер времени</w:t>
+        <w:t>Листинг А.1 - common.h. Общая часть: память, проверка, замер времени</w:t>
       </w:r>
     </w:p>
     <w:p>
@@ -8850,7 +8850,7 @@
         <w:rPr>
           <w:b w:val="0"/>
         </w:rPr>
-        <w:t>Листинг А.2 — transpose_naive.c. Исходная программа</w:t>
+        <w:t>Листинг А.2 - transpose_naive.c. Исходная программа</w:t>
       </w:r>
     </w:p>
     <w:p>
@@ -9290,7 +9290,7 @@
         <w:rPr>
           <w:b w:val="0"/>
         </w:rPr>
-        <w:t>Листинг А.3 — transpose_simd.c. Полуавтоматическая векторизация</w:t>
+        <w:t>Листинг А.3 - transpose_simd.c. Полуавтоматическая векторизация</w:t>
       </w:r>
     </w:p>
     <w:p>
@@ -10598,7 +10598,7 @@
         <w:rPr>
           <w:b w:val="0"/>
         </w:rPr>
-        <w:t>Листинг А.4 — transpose_neon.c. Ручная векторизация на NEON</w:t>
+        <w:t>Листинг А.4 - transpose_neon.c. Ручная векторизация на NEON</w:t>
       </w:r>
     </w:p>
     <w:p>
@@ -13754,7 +13754,7 @@
         <w:rPr>
           <w:b w:val="0"/>
         </w:rPr>
-        <w:t>Листинг А.5 — transpose_sme.c. Векторизация на SME</w:t>
+        <w:t>Листинг А.5 - transpose_sme.c. Векторизация на SME</w:t>
       </w:r>
     </w:p>
     <w:p>

--- a/task1/report/report.docx
+++ b/task1/report/report.docx
@@ -520,7 +520,7 @@
       <w:r>
         <w:t>7 Фрагменты кода на ассемблере</w:t>
         <w:tab/>
-        <w:t>15</w:t>
+        <w:t>16</w:t>
       </w:r>
     </w:p>
     <w:p>
@@ -602,7 +602,7 @@
         <w:rPr>
           <w:b w:val="0"/>
         </w:rPr>
-        <w:t>Время измерялось функцией clock_gettime (часы CLOCK_MONOTONIC) только для самого транспонирования, без выделения и заполнения памяти. Каждая конфигурация запускалась 5 раз по 7 повторов, в таблицы записано наименьшее время. После замеров результат каждого варианта поэлементно сравнивался с исходной матрицей, ошибок не было. Скорость в ГБ/с считалась как 2·N²·8 байт (чтение A и запись B), делённое на время.</w:t>
+        <w:t>Замерялось только само транспонирование, без выделения и заполнения памяти, время бралось функцией clock_gettime по часам CLOCK_MONOTONIC. Каждая конфигурация запускалась 5 раз по 7 повторов, в таблицы записано наименьшее время. После замеров результат каждого варианта поэлементно сравнивался с исходной матрицей, ошибок не было. Скорость в ГБ/с считалась как 2·N²·8 байт (чтение A и запись B), делённое на время.</w:t>
       </w:r>
     </w:p>
     <w:p>
@@ -2088,7 +2088,7 @@
         <w:rPr>
           <w:b w:val="0"/>
         </w:rPr>
-        <w:t>При N = 8000 переход от -O0 к -O1 ускоряет программу в 1,75 раза, так как компилятор перестаёт хранить переменные цикла в стеке. Дальше (-O2, -O3, -mcpu=native, -mcpu=apple-m4, -ffast-math, -funroll-loops) время почти не меняется, все оптимизированные варианты отличаются не более чем на 2 %. От -ffast-math ничего и не ожидалось, вычислений с плавающей точкой в программе нет.</w:t>
+        <w:t>При N = 8000 переход от -O0 к -O1 ускоряет программу в 1,75 раза, так как компилятор перестаёт хранить переменные цикла в стеке. Дальше (-O2, -O3, -mcpu=native, -mcpu=apple-m4, -ffast-math, -funroll-loops) время почти не меняется, все оптимизированные варианты отличаются не более чем на 2,3 %. От -ffast-math ничего и не ожидалось, вычислений с плавающей точкой в программе нет.</w:t>
       </w:r>
     </w:p>
     <w:p>
@@ -3390,7 +3390,7 @@
         <w:rPr>
           <w:b w:val="0"/>
         </w:rPr>
-        <w:t>Маленькие блоки (16 и 32) работают заметно хуже. Блок 16×16 занимает в строке матрицы всего 128 байт, и на каждый блок приходится много переходов между далёкими участками памяти. С ростом блока время уменьшается, а начиная с BS = 64 разница между размерами небольшая и для NEON-версии сравнима с разбросом между запусками. Для полуавтоматической версии лучший результат получился при BS = 256, он и взят для основных замеров. На SME размер блока почти не влияет. Из микроблоков лучшим оказался 8×8, он берёт из строки кэша 64 байта за раз, а 2×2 и 4×4 только 16 и 32 байта.</w:t>
+        <w:t>Маленькие блоки (16 и 32) работают заметно хуже. Блок 16×16 занимает в строке матрицы всего 128 байт, и на каждый блок приходится много переходов между далёкими участками памяти. С ростом блока время уменьшается, но начиная с BS = 64 разница между размерами уже небольшая. У NEON-версии она не превышает разброса между запусками, а у полуавтоматической версии лучший результат получился при BS = 256, поэтому он и взят для основных замеров. На SME размер блока почти не влияет. Из микроблоков лучшим оказался 8×8, он берёт из строки кэша 64 байта за раз, а 2×2 и 4×4 только 16 и 32 байта.</w:t>
       </w:r>
     </w:p>
     <w:p>
@@ -5290,7 +5290,7 @@
               <w:rPr>
                 <w:sz w:val="24"/>
               </w:rPr>
-              <w:t>40,5</w:t>
+              <w:t>40,6</w:t>
             </w:r>
           </w:p>
         </w:tc>
@@ -5368,7 +5368,7 @@
               <w:rPr>
                 <w:sz w:val="24"/>
               </w:rPr>
-              <w:t>45,7</w:t>
+              <w:t>45,8</w:t>
             </w:r>
           </w:p>
         </w:tc>
@@ -5446,7 +5446,7 @@
               <w:rPr>
                 <w:sz w:val="24"/>
               </w:rPr>
-              <w:t>43,5</w:t>
+              <w:t>43,4</w:t>
             </w:r>
           </w:p>
         </w:tc>
@@ -5602,7 +5602,7 @@
               <w:rPr>
                 <w:sz w:val="24"/>
               </w:rPr>
-              <w:t>130,9</w:t>
+              <w:t>130,3</w:t>
             </w:r>
           </w:p>
         </w:tc>
@@ -5688,8 +5688,293 @@
         <w:rPr>
           <w:b w:val="0"/>
         </w:rPr>
-        <w:t>Практический предел задаёт копирование того же объёма: memcpy выполняется за 0,0082 с (130,9 ГБ/с). Лучшие варианты транспонирования работают 0,0230 с, в 2,8 раза медленнее копирования. Копирование идёт строго последовательно, и аппаратная предвыборка с ним хорошо справляется. Транспонирование же работает одновременно с 8 строками A и 8 строками B, которые лежат далеко друг от друга, и каждую строку кэша B заполняет за несколько заходов.</w:t>
-      </w:r>
+        <w:t>Практический предел задаёт копирование того же объёма: memcpy выполняется за 0,0082 с (130,3 ГБ/с). Лучшие варианты транспонирования работают 0,0230 с, в 2,8 раза медленнее копирования. Копирование идёт строго последовательно, и аппаратная предвыборка с ним хорошо справляется. Транспонирование же работает одновременно с 8 строками A и 8 строками B, которые лежат далеко друг от друга, и каждую строку кэша B заполняет за несколько заходов.</w:t>
+      </w:r>
+    </w:p>
+    <w:p>
+      <w:pPr>
+        <w:spacing w:after="0"/>
+      </w:pPr>
+      <w:r>
+        <w:rPr>
+          <w:b w:val="0"/>
+        </w:rPr>
+        <w:t>Сравнение полученных результатов с теоретическими оценками сведено в таблицу 8. Ускорение SME относительно NEON считалось для одинакового блочного обхода с блоком 8×8 при ld = N + 8.</w:t>
+      </w:r>
+    </w:p>
+    <w:p>
+      <w:pPr>
+        <w:keepNext/>
+        <w:spacing w:after="0" w:before="120"/>
+        <w:ind w:firstLine="0"/>
+        <w:jc w:val="left"/>
+      </w:pPr>
+      <w:r>
+        <w:rPr>
+          <w:b w:val="0"/>
+        </w:rPr>
+        <w:t>Таблица 8 - Сравнение с теоретическими оценками (N = 8192)</w:t>
+      </w:r>
+    </w:p>
+    <w:tbl>
+      <w:tblPr>
+        <w:tblW w:type="auto" w:w="0"/>
+        <w:jc w:val="center"/>
+        <w:tblLayout w:type="fixed"/>
+        <w:tblLook w:firstColumn="1" w:firstRow="1" w:lastColumn="0" w:lastRow="0" w:noHBand="0" w:noVBand="1" w:val="04A0"/>
+        <w:tblBorders>
+          <w:top w:val="single" w:sz="4" w:color="000000"/>
+          <w:left w:val="single" w:sz="4" w:color="000000"/>
+          <w:bottom w:val="single" w:sz="4" w:color="000000"/>
+          <w:right w:val="single" w:sz="4" w:color="000000"/>
+          <w:insideH w:val="single" w:sz="4" w:color="000000"/>
+          <w:insideV w:val="single" w:sz="4" w:color="000000"/>
+        </w:tblBorders>
+      </w:tblPr>
+      <w:tblGrid>
+        <w:gridCol w:w="3685"/>
+        <w:gridCol w:w="2551"/>
+        <w:gridCol w:w="2835"/>
+      </w:tblGrid>
+      <w:tr>
+        <w:tc>
+          <w:tcPr>
+            <w:tcW w:type="dxa" w:w="3685"/>
+          </w:tcPr>
+          <w:p>
+            <w:pPr>
+              <w:spacing w:line="240" w:lineRule="auto"/>
+              <w:ind w:firstLine="0"/>
+              <w:jc w:val="center"/>
+            </w:pPr>
+            <w:r>
+              <w:rPr>
+                <w:sz w:val="24"/>
+              </w:rPr>
+              <w:t>Показатель</w:t>
+            </w:r>
+          </w:p>
+        </w:tc>
+        <w:tc>
+          <w:tcPr>
+            <w:tcW w:type="dxa" w:w="2551"/>
+          </w:tcPr>
+          <w:p>
+            <w:pPr>
+              <w:spacing w:line="240" w:lineRule="auto"/>
+              <w:ind w:firstLine="0"/>
+              <w:jc w:val="center"/>
+            </w:pPr>
+            <w:r>
+              <w:rPr>
+                <w:sz w:val="24"/>
+              </w:rPr>
+              <w:t>Теоретически</w:t>
+            </w:r>
+          </w:p>
+        </w:tc>
+        <w:tc>
+          <w:tcPr>
+            <w:tcW w:type="dxa" w:w="2835"/>
+          </w:tcPr>
+          <w:p>
+            <w:pPr>
+              <w:spacing w:line="240" w:lineRule="auto"/>
+              <w:ind w:firstLine="0"/>
+              <w:jc w:val="center"/>
+            </w:pPr>
+            <w:r>
+              <w:rPr>
+                <w:sz w:val="24"/>
+              </w:rPr>
+              <w:t>Получено</w:t>
+            </w:r>
+          </w:p>
+        </w:tc>
+      </w:tr>
+      <w:tr>
+        <w:tc>
+          <w:tcPr>
+            <w:tcW w:type="dxa" w:w="3685"/>
+          </w:tcPr>
+          <w:p>
+            <w:pPr>
+              <w:keepNext/>
+              <w:spacing w:line="240" w:lineRule="auto"/>
+              <w:ind w:firstLine="0"/>
+              <w:jc w:val="left"/>
+            </w:pPr>
+            <w:r>
+              <w:rPr>
+                <w:sz w:val="24"/>
+              </w:rPr>
+              <w:t>Ускорение от векторизации NEON при одинаковом обходе</w:t>
+            </w:r>
+          </w:p>
+        </w:tc>
+        <w:tc>
+          <w:tcPr>
+            <w:tcW w:type="dxa" w:w="2551"/>
+          </w:tcPr>
+          <w:p>
+            <w:pPr>
+              <w:keepNext/>
+              <w:spacing w:line="240" w:lineRule="auto"/>
+              <w:ind w:firstLine="0"/>
+              <w:jc w:val="center"/>
+            </w:pPr>
+            <w:r>
+              <w:rPr>
+                <w:sz w:val="24"/>
+              </w:rPr>
+              <w:t>2 (128 бит / 64 бита)</w:t>
+            </w:r>
+          </w:p>
+        </w:tc>
+        <w:tc>
+          <w:tcPr>
+            <w:tcW w:type="dxa" w:w="2835"/>
+          </w:tcPr>
+          <w:p>
+            <w:pPr>
+              <w:keepNext/>
+              <w:spacing w:line="240" w:lineRule="auto"/>
+              <w:ind w:firstLine="0"/>
+              <w:jc w:val="center"/>
+            </w:pPr>
+            <w:r>
+              <w:rPr>
+                <w:sz w:val="24"/>
+              </w:rPr>
+              <w:t>1,93 (0,1010 с / 0,0523 с)</w:t>
+            </w:r>
+          </w:p>
+        </w:tc>
+      </w:tr>
+      <w:tr>
+        <w:tc>
+          <w:tcPr>
+            <w:tcW w:type="dxa" w:w="3685"/>
+          </w:tcPr>
+          <w:p>
+            <w:pPr>
+              <w:keepNext/>
+              <w:spacing w:line="240" w:lineRule="auto"/>
+              <w:ind w:firstLine="0"/>
+              <w:jc w:val="left"/>
+            </w:pPr>
+            <w:r>
+              <w:rPr>
+                <w:sz w:val="24"/>
+              </w:rPr>
+              <w:t>Ускорение SME относительно NEON при блоке 8×8</w:t>
+            </w:r>
+          </w:p>
+        </w:tc>
+        <w:tc>
+          <w:tcPr>
+            <w:tcW w:type="dxa" w:w="2551"/>
+          </w:tcPr>
+          <w:p>
+            <w:pPr>
+              <w:keepNext/>
+              <w:spacing w:line="240" w:lineRule="auto"/>
+              <w:ind w:firstLine="0"/>
+              <w:jc w:val="center"/>
+            </w:pPr>
+            <w:r>
+              <w:rPr>
+                <w:sz w:val="24"/>
+              </w:rPr>
+              <w:t>4 (512 бит / 128 бит)</w:t>
+            </w:r>
+          </w:p>
+        </w:tc>
+        <w:tc>
+          <w:tcPr>
+            <w:tcW w:type="dxa" w:w="2835"/>
+          </w:tcPr>
+          <w:p>
+            <w:pPr>
+              <w:keepNext/>
+              <w:spacing w:line="240" w:lineRule="auto"/>
+              <w:ind w:firstLine="0"/>
+              <w:jc w:val="center"/>
+            </w:pPr>
+            <w:r>
+              <w:rPr>
+                <w:sz w:val="24"/>
+              </w:rPr>
+              <w:t>0,83 (0,0247 с / 0,0298 с)</w:t>
+            </w:r>
+          </w:p>
+        </w:tc>
+      </w:tr>
+      <w:tr>
+        <w:tc>
+          <w:tcPr>
+            <w:tcW w:type="dxa" w:w="3685"/>
+          </w:tcPr>
+          <w:p>
+            <w:pPr>
+              <w:keepNext/>
+              <w:spacing w:line="240" w:lineRule="auto"/>
+              <w:ind w:firstLine="0"/>
+              <w:jc w:val="left"/>
+            </w:pPr>
+            <w:r>
+              <w:rPr>
+                <w:sz w:val="24"/>
+              </w:rPr>
+              <w:t>Время лучшего варианта</w:t>
+            </w:r>
+          </w:p>
+        </w:tc>
+        <w:tc>
+          <w:tcPr>
+            <w:tcW w:type="dxa" w:w="2551"/>
+          </w:tcPr>
+          <w:p>
+            <w:pPr>
+              <w:keepNext/>
+              <w:spacing w:line="240" w:lineRule="auto"/>
+              <w:ind w:firstLine="0"/>
+              <w:jc w:val="center"/>
+            </w:pPr>
+            <w:r>
+              <w:rPr>
+                <w:sz w:val="24"/>
+              </w:rPr>
+              <w:t>не меньше времени memcpy, 0,0082 с</w:t>
+            </w:r>
+          </w:p>
+        </w:tc>
+        <w:tc>
+          <w:tcPr>
+            <w:tcW w:type="dxa" w:w="2835"/>
+          </w:tcPr>
+          <w:p>
+            <w:pPr>
+              <w:keepNext/>
+              <w:spacing w:line="240" w:lineRule="auto"/>
+              <w:ind w:firstLine="0"/>
+              <w:jc w:val="center"/>
+            </w:pPr>
+            <w:r>
+              <w:rPr>
+                <w:sz w:val="24"/>
+              </w:rPr>
+              <w:t>0,0230 с, в 2,8 раза больше</w:t>
+            </w:r>
+          </w:p>
+        </w:tc>
+      </w:tr>
+    </w:tbl>
+    <w:p>
+      <w:pPr>
+        <w:spacing w:after="0"/>
+        <w:ind w:firstLine="0"/>
+      </w:pPr>
     </w:p>
     <w:p>
       <w:pPr>
@@ -7400,7 +7685,7 @@
       <w:r>
         <w:rPr>
           <w:rFonts w:ascii="Courier New" w:hAnsi="Courier New" w:eastAsia="Courier New" w:cs="Courier New"/>
-          <w:sz w:val="18"/>
+          <w:sz w:val="20"/>
         </w:rPr>
         <w:t>/*</w:t>
       </w:r>
@@ -7414,7 +7699,7 @@
       <w:r>
         <w:rPr>
           <w:rFonts w:ascii="Courier New" w:hAnsi="Courier New" w:eastAsia="Courier New" w:cs="Courier New"/>
-          <w:sz w:val="18"/>
+          <w:sz w:val="20"/>
         </w:rPr>
         <w:t xml:space="preserve"> * common.h -- общая часть для всех вариантов программы транспонирования:</w:t>
       </w:r>
@@ -7428,7 +7713,7 @@
       <w:r>
         <w:rPr>
           <w:rFonts w:ascii="Courier New" w:hAnsi="Courier New" w:eastAsia="Courier New" w:cs="Courier New"/>
-          <w:sz w:val="18"/>
+          <w:sz w:val="20"/>
         </w:rPr>
         <w:t xml:space="preserve"> * выделение памяти, заполнение, проверка результата, замер времени.</w:t>
       </w:r>
@@ -7442,7 +7727,7 @@
       <w:r>
         <w:rPr>
           <w:rFonts w:ascii="Courier New" w:hAnsi="Courier New" w:eastAsia="Courier New" w:cs="Courier New"/>
-          <w:sz w:val="18"/>
+          <w:sz w:val="20"/>
         </w:rPr>
         <w:t xml:space="preserve"> */</w:t>
       </w:r>
@@ -7456,7 +7741,7 @@
       <w:r>
         <w:rPr>
           <w:rFonts w:ascii="Courier New" w:hAnsi="Courier New" w:eastAsia="Courier New" w:cs="Courier New"/>
-          <w:sz w:val="18"/>
+          <w:sz w:val="20"/>
         </w:rPr>
         <w:t>#ifndef COMMON_H</w:t>
       </w:r>
@@ -7470,7 +7755,7 @@
       <w:r>
         <w:rPr>
           <w:rFonts w:ascii="Courier New" w:hAnsi="Courier New" w:eastAsia="Courier New" w:cs="Courier New"/>
-          <w:sz w:val="18"/>
+          <w:sz w:val="20"/>
         </w:rPr>
         <w:t>#define COMMON_H</w:t>
       </w:r>
@@ -7484,7 +7769,7 @@
       <w:r>
         <w:rPr>
           <w:rFonts w:ascii="Courier New" w:hAnsi="Courier New" w:eastAsia="Courier New" w:cs="Courier New"/>
-          <w:sz w:val="18"/>
+          <w:sz w:val="20"/>
         </w:rPr>
         <w:t xml:space="preserve"> </w:t>
       </w:r>
@@ -7498,7 +7783,7 @@
       <w:r>
         <w:rPr>
           <w:rFonts w:ascii="Courier New" w:hAnsi="Courier New" w:eastAsia="Courier New" w:cs="Courier New"/>
-          <w:sz w:val="18"/>
+          <w:sz w:val="20"/>
         </w:rPr>
         <w:t>#include &lt;stdio.h&gt;</w:t>
       </w:r>
@@ -7512,7 +7797,7 @@
       <w:r>
         <w:rPr>
           <w:rFonts w:ascii="Courier New" w:hAnsi="Courier New" w:eastAsia="Courier New" w:cs="Courier New"/>
-          <w:sz w:val="18"/>
+          <w:sz w:val="20"/>
         </w:rPr>
         <w:t>#include &lt;stdlib.h&gt;</w:t>
       </w:r>
@@ -7526,7 +7811,7 @@
       <w:r>
         <w:rPr>
           <w:rFonts w:ascii="Courier New" w:hAnsi="Courier New" w:eastAsia="Courier New" w:cs="Courier New"/>
-          <w:sz w:val="18"/>
+          <w:sz w:val="20"/>
         </w:rPr>
         <w:t>#include &lt;string.h&gt;</w:t>
       </w:r>
@@ -7540,7 +7825,7 @@
       <w:r>
         <w:rPr>
           <w:rFonts w:ascii="Courier New" w:hAnsi="Courier New" w:eastAsia="Courier New" w:cs="Courier New"/>
-          <w:sz w:val="18"/>
+          <w:sz w:val="20"/>
         </w:rPr>
         <w:t>#include &lt;time.h&gt;</w:t>
       </w:r>
@@ -7554,7 +7839,7 @@
       <w:r>
         <w:rPr>
           <w:rFonts w:ascii="Courier New" w:hAnsi="Courier New" w:eastAsia="Courier New" w:cs="Courier New"/>
-          <w:sz w:val="18"/>
+          <w:sz w:val="20"/>
         </w:rPr>
         <w:t xml:space="preserve"> </w:t>
       </w:r>
@@ -7568,21 +7853,21 @@
       <w:r>
         <w:rPr>
           <w:rFonts w:ascii="Courier New" w:hAnsi="Courier New" w:eastAsia="Courier New" w:cs="Courier New"/>
-          <w:sz w:val="18"/>
-        </w:rPr>
-        <w:t>#define ALIGN 128           /* выравнивание под строку кэша Apple M4 (128 байт) */</w:t>
-      </w:r>
-    </w:p>
-    <w:p>
-      <w:pPr>
-        <w:spacing w:line="240" w:lineRule="auto"/>
-        <w:ind w:firstLine="0"/>
-        <w:jc w:val="left"/>
-      </w:pPr>
-      <w:r>
-        <w:rPr>
-          <w:rFonts w:ascii="Courier New" w:hAnsi="Courier New" w:eastAsia="Courier New" w:cs="Courier New"/>
-          <w:sz w:val="18"/>
+          <w:sz w:val="20"/>
+        </w:rPr>
+        <w:t>#define ALIGN 128           /* выравнивание под строку кэша M4 (128 байт) */</w:t>
+      </w:r>
+    </w:p>
+    <w:p>
+      <w:pPr>
+        <w:spacing w:line="240" w:lineRule="auto"/>
+        <w:ind w:firstLine="0"/>
+        <w:jc w:val="left"/>
+      </w:pPr>
+      <w:r>
+        <w:rPr>
+          <w:rFonts w:ascii="Courier New" w:hAnsi="Courier New" w:eastAsia="Courier New" w:cs="Courier New"/>
+          <w:sz w:val="20"/>
         </w:rPr>
         <w:t xml:space="preserve"> </w:t>
       </w:r>
@@ -7596,7 +7881,7 @@
       <w:r>
         <w:rPr>
           <w:rFonts w:ascii="Courier New" w:hAnsi="Courier New" w:eastAsia="Courier New" w:cs="Courier New"/>
-          <w:sz w:val="18"/>
+          <w:sz w:val="20"/>
         </w:rPr>
         <w:t>static double wtime(void)</w:t>
       </w:r>
@@ -7610,7 +7895,7 @@
       <w:r>
         <w:rPr>
           <w:rFonts w:ascii="Courier New" w:hAnsi="Courier New" w:eastAsia="Courier New" w:cs="Courier New"/>
-          <w:sz w:val="18"/>
+          <w:sz w:val="20"/>
         </w:rPr>
         <w:t>{</w:t>
       </w:r>
@@ -7624,7 +7909,7 @@
       <w:r>
         <w:rPr>
           <w:rFonts w:ascii="Courier New" w:hAnsi="Courier New" w:eastAsia="Courier New" w:cs="Courier New"/>
-          <w:sz w:val="18"/>
+          <w:sz w:val="20"/>
         </w:rPr>
         <w:t xml:space="preserve">    struct timespec ts;</w:t>
       </w:r>
@@ -7638,7 +7923,7 @@
       <w:r>
         <w:rPr>
           <w:rFonts w:ascii="Courier New" w:hAnsi="Courier New" w:eastAsia="Courier New" w:cs="Courier New"/>
-          <w:sz w:val="18"/>
+          <w:sz w:val="20"/>
         </w:rPr>
         <w:t xml:space="preserve">    clock_gettime(CLOCK_MONOTONIC, &amp;ts);</w:t>
       </w:r>
@@ -7652,7 +7937,7 @@
       <w:r>
         <w:rPr>
           <w:rFonts w:ascii="Courier New" w:hAnsi="Courier New" w:eastAsia="Courier New" w:cs="Courier New"/>
-          <w:sz w:val="18"/>
+          <w:sz w:val="20"/>
         </w:rPr>
         <w:t xml:space="preserve">    return ts.tv_sec + ts.tv_nsec * 1e-9;</w:t>
       </w:r>
@@ -7666,7 +7951,7 @@
       <w:r>
         <w:rPr>
           <w:rFonts w:ascii="Courier New" w:hAnsi="Courier New" w:eastAsia="Courier New" w:cs="Courier New"/>
-          <w:sz w:val="18"/>
+          <w:sz w:val="20"/>
         </w:rPr>
         <w:t>}</w:t>
       </w:r>
@@ -7680,7 +7965,7 @@
       <w:r>
         <w:rPr>
           <w:rFonts w:ascii="Courier New" w:hAnsi="Courier New" w:eastAsia="Courier New" w:cs="Courier New"/>
-          <w:sz w:val="18"/>
+          <w:sz w:val="20"/>
         </w:rPr>
         <w:t xml:space="preserve"> </w:t>
       </w:r>
@@ -7694,7 +7979,7 @@
       <w:r>
         <w:rPr>
           <w:rFonts w:ascii="Courier New" w:hAnsi="Courier New" w:eastAsia="Courier New" w:cs="Courier New"/>
-          <w:sz w:val="18"/>
+          <w:sz w:val="20"/>
         </w:rPr>
         <w:t>/*</w:t>
       </w:r>
@@ -7708,7 +7993,7 @@
       <w:r>
         <w:rPr>
           <w:rFonts w:ascii="Courier New" w:hAnsi="Courier New" w:eastAsia="Courier New" w:cs="Courier New"/>
-          <w:sz w:val="18"/>
+          <w:sz w:val="20"/>
         </w:rPr>
         <w:t xml:space="preserve"> * Матрица n x n хранится по строкам с ведущей размерностью ld &gt;= n:</w:t>
       </w:r>
@@ -7722,7 +8007,7 @@
       <w:r>
         <w:rPr>
           <w:rFonts w:ascii="Courier New" w:hAnsi="Courier New" w:eastAsia="Courier New" w:cs="Courier New"/>
-          <w:sz w:val="18"/>
+          <w:sz w:val="20"/>
         </w:rPr>
         <w:t xml:space="preserve"> * элемент (i, j) лежит в p[i * ld + j]. При ld = n это обычное плотное</w:t>
       </w:r>
@@ -7736,7 +8021,7 @@
       <w:r>
         <w:rPr>
           <w:rFonts w:ascii="Courier New" w:hAnsi="Courier New" w:eastAsia="Courier New" w:cs="Courier New"/>
-          <w:sz w:val="18"/>
+          <w:sz w:val="20"/>
         </w:rPr>
         <w:t xml:space="preserve"> * хранение; ld = n + pad добавляет в конец каждой строки pad пустых</w:t>
       </w:r>
@@ -7750,7 +8035,7 @@
       <w:r>
         <w:rPr>
           <w:rFonts w:ascii="Courier New" w:hAnsi="Courier New" w:eastAsia="Courier New" w:cs="Courier New"/>
-          <w:sz w:val="18"/>
+          <w:sz w:val="20"/>
         </w:rPr>
         <w:t xml:space="preserve"> * элементов, чтобы шаг между строками не был степенью двойки.</w:t>
       </w:r>
@@ -7764,7 +8049,7 @@
       <w:r>
         <w:rPr>
           <w:rFonts w:ascii="Courier New" w:hAnsi="Courier New" w:eastAsia="Courier New" w:cs="Courier New"/>
-          <w:sz w:val="18"/>
+          <w:sz w:val="20"/>
         </w:rPr>
         <w:t xml:space="preserve"> */</w:t>
       </w:r>
@@ -7778,7 +8063,7 @@
       <w:r>
         <w:rPr>
           <w:rFonts w:ascii="Courier New" w:hAnsi="Courier New" w:eastAsia="Courier New" w:cs="Courier New"/>
-          <w:sz w:val="18"/>
+          <w:sz w:val="20"/>
         </w:rPr>
         <w:t>static double *alloc_matrix(size_t n, size_t ld)</w:t>
       </w:r>
@@ -7792,7 +8077,7 @@
       <w:r>
         <w:rPr>
           <w:rFonts w:ascii="Courier New" w:hAnsi="Courier New" w:eastAsia="Courier New" w:cs="Courier New"/>
-          <w:sz w:val="18"/>
+          <w:sz w:val="20"/>
         </w:rPr>
         <w:t>{</w:t>
       </w:r>
@@ -7806,7 +8091,7 @@
       <w:r>
         <w:rPr>
           <w:rFonts w:ascii="Courier New" w:hAnsi="Courier New" w:eastAsia="Courier New" w:cs="Courier New"/>
-          <w:sz w:val="18"/>
+          <w:sz w:val="20"/>
         </w:rPr>
         <w:t xml:space="preserve">    size_t bytes = n * ld * sizeof(double);</w:t>
       </w:r>
@@ -7820,7 +8105,7 @@
       <w:r>
         <w:rPr>
           <w:rFonts w:ascii="Courier New" w:hAnsi="Courier New" w:eastAsia="Courier New" w:cs="Courier New"/>
-          <w:sz w:val="18"/>
+          <w:sz w:val="20"/>
         </w:rPr>
         <w:t xml:space="preserve">    bytes = (bytes + ALIGN - 1) / ALIGN * ALIGN;</w:t>
       </w:r>
@@ -7834,7 +8119,7 @@
       <w:r>
         <w:rPr>
           <w:rFonts w:ascii="Courier New" w:hAnsi="Courier New" w:eastAsia="Courier New" w:cs="Courier New"/>
-          <w:sz w:val="18"/>
+          <w:sz w:val="20"/>
         </w:rPr>
         <w:t xml:space="preserve">    double *p = aligned_alloc(ALIGN, bytes);</w:t>
       </w:r>
@@ -7848,7 +8133,7 @@
       <w:r>
         <w:rPr>
           <w:rFonts w:ascii="Courier New" w:hAnsi="Courier New" w:eastAsia="Courier New" w:cs="Courier New"/>
-          <w:sz w:val="18"/>
+          <w:sz w:val="20"/>
         </w:rPr>
         <w:t xml:space="preserve">    if (!p) {</w:t>
       </w:r>
@@ -7862,7 +8147,7 @@
       <w:r>
         <w:rPr>
           <w:rFonts w:ascii="Courier New" w:hAnsi="Courier New" w:eastAsia="Courier New" w:cs="Courier New"/>
-          <w:sz w:val="18"/>
+          <w:sz w:val="20"/>
         </w:rPr>
         <w:t xml:space="preserve">        fprintf(stderr, "не удалось выделить %zu байт\n", bytes);</w:t>
       </w:r>
@@ -7876,7 +8161,7 @@
       <w:r>
         <w:rPr>
           <w:rFonts w:ascii="Courier New" w:hAnsi="Courier New" w:eastAsia="Courier New" w:cs="Courier New"/>
-          <w:sz w:val="18"/>
+          <w:sz w:val="20"/>
         </w:rPr>
         <w:t xml:space="preserve">        exit(1);</w:t>
       </w:r>
@@ -7890,7 +8175,7 @@
       <w:r>
         <w:rPr>
           <w:rFonts w:ascii="Courier New" w:hAnsi="Courier New" w:eastAsia="Courier New" w:cs="Courier New"/>
-          <w:sz w:val="18"/>
+          <w:sz w:val="20"/>
         </w:rPr>
         <w:t xml:space="preserve">    }</w:t>
       </w:r>
@@ -7904,7 +8189,7 @@
       <w:r>
         <w:rPr>
           <w:rFonts w:ascii="Courier New" w:hAnsi="Courier New" w:eastAsia="Courier New" w:cs="Courier New"/>
-          <w:sz w:val="18"/>
+          <w:sz w:val="20"/>
         </w:rPr>
         <w:t xml:space="preserve">    return p;</w:t>
       </w:r>
@@ -7918,7 +8203,7 @@
       <w:r>
         <w:rPr>
           <w:rFonts w:ascii="Courier New" w:hAnsi="Courier New" w:eastAsia="Courier New" w:cs="Courier New"/>
-          <w:sz w:val="18"/>
+          <w:sz w:val="20"/>
         </w:rPr>
         <w:t>}</w:t>
       </w:r>
@@ -7932,7 +8217,7 @@
       <w:r>
         <w:rPr>
           <w:rFonts w:ascii="Courier New" w:hAnsi="Courier New" w:eastAsia="Courier New" w:cs="Courier New"/>
-          <w:sz w:val="18"/>
+          <w:sz w:val="20"/>
         </w:rPr>
         <w:t xml:space="preserve"> </w:t>
       </w:r>
@@ -7946,7 +8231,7 @@
       <w:r>
         <w:rPr>
           <w:rFonts w:ascii="Courier New" w:hAnsi="Courier New" w:eastAsia="Courier New" w:cs="Courier New"/>
-          <w:sz w:val="18"/>
+          <w:sz w:val="20"/>
         </w:rPr>
         <w:t>static void fill_matrix(double *a, size_t n, size_t ld)</w:t>
       </w:r>
@@ -7960,7 +8245,7 @@
       <w:r>
         <w:rPr>
           <w:rFonts w:ascii="Courier New" w:hAnsi="Courier New" w:eastAsia="Courier New" w:cs="Courier New"/>
-          <w:sz w:val="18"/>
+          <w:sz w:val="20"/>
         </w:rPr>
         <w:t>{</w:t>
       </w:r>
@@ -7974,7 +8259,7 @@
       <w:r>
         <w:rPr>
           <w:rFonts w:ascii="Courier New" w:hAnsi="Courier New" w:eastAsia="Courier New" w:cs="Courier New"/>
-          <w:sz w:val="18"/>
+          <w:sz w:val="20"/>
         </w:rPr>
         <w:t xml:space="preserve">    for (size_t i = 0; i &lt; n; i++)</w:t>
       </w:r>
@@ -7988,7 +8273,7 @@
       <w:r>
         <w:rPr>
           <w:rFonts w:ascii="Courier New" w:hAnsi="Courier New" w:eastAsia="Courier New" w:cs="Courier New"/>
-          <w:sz w:val="18"/>
+          <w:sz w:val="20"/>
         </w:rPr>
         <w:t xml:space="preserve">        for (size_t j = 0; j &lt; n; j++)</w:t>
       </w:r>
@@ -8002,7 +8287,7 @@
       <w:r>
         <w:rPr>
           <w:rFonts w:ascii="Courier New" w:hAnsi="Courier New" w:eastAsia="Courier New" w:cs="Courier New"/>
-          <w:sz w:val="18"/>
+          <w:sz w:val="20"/>
         </w:rPr>
         <w:t xml:space="preserve">            a[i * ld + j] = (double)(i * n + j);</w:t>
       </w:r>
@@ -8016,7 +8301,7 @@
       <w:r>
         <w:rPr>
           <w:rFonts w:ascii="Courier New" w:hAnsi="Courier New" w:eastAsia="Courier New" w:cs="Courier New"/>
-          <w:sz w:val="18"/>
+          <w:sz w:val="20"/>
         </w:rPr>
         <w:t>}</w:t>
       </w:r>
@@ -8030,7 +8315,7 @@
       <w:r>
         <w:rPr>
           <w:rFonts w:ascii="Courier New" w:hAnsi="Courier New" w:eastAsia="Courier New" w:cs="Courier New"/>
-          <w:sz w:val="18"/>
+          <w:sz w:val="20"/>
         </w:rPr>
         <w:t xml:space="preserve"> </w:t>
       </w:r>
@@ -8044,7 +8329,7 @@
       <w:r>
         <w:rPr>
           <w:rFonts w:ascii="Courier New" w:hAnsi="Courier New" w:eastAsia="Courier New" w:cs="Courier New"/>
-          <w:sz w:val="18"/>
+          <w:sz w:val="20"/>
         </w:rPr>
         <w:t>/* возвращает число неверных элементов */</w:t>
       </w:r>
@@ -8058,7 +8343,7 @@
       <w:r>
         <w:rPr>
           <w:rFonts w:ascii="Courier New" w:hAnsi="Courier New" w:eastAsia="Courier New" w:cs="Courier New"/>
-          <w:sz w:val="18"/>
+          <w:sz w:val="20"/>
         </w:rPr>
         <w:t>static size_t check_transpose(const double *a, const double *b,</w:t>
       </w:r>
@@ -8072,7 +8357,7 @@
       <w:r>
         <w:rPr>
           <w:rFonts w:ascii="Courier New" w:hAnsi="Courier New" w:eastAsia="Courier New" w:cs="Courier New"/>
-          <w:sz w:val="18"/>
+          <w:sz w:val="20"/>
         </w:rPr>
         <w:t xml:space="preserve">                              size_t n, size_t ld)</w:t>
       </w:r>
@@ -8086,7 +8371,7 @@
       <w:r>
         <w:rPr>
           <w:rFonts w:ascii="Courier New" w:hAnsi="Courier New" w:eastAsia="Courier New" w:cs="Courier New"/>
-          <w:sz w:val="18"/>
+          <w:sz w:val="20"/>
         </w:rPr>
         <w:t>{</w:t>
       </w:r>
@@ -8100,7 +8385,7 @@
       <w:r>
         <w:rPr>
           <w:rFonts w:ascii="Courier New" w:hAnsi="Courier New" w:eastAsia="Courier New" w:cs="Courier New"/>
-          <w:sz w:val="18"/>
+          <w:sz w:val="20"/>
         </w:rPr>
         <w:t xml:space="preserve">    size_t bad = 0;</w:t>
       </w:r>
@@ -8114,7 +8399,7 @@
       <w:r>
         <w:rPr>
           <w:rFonts w:ascii="Courier New" w:hAnsi="Courier New" w:eastAsia="Courier New" w:cs="Courier New"/>
-          <w:sz w:val="18"/>
+          <w:sz w:val="20"/>
         </w:rPr>
         <w:t xml:space="preserve">    for (size_t i = 0; i &lt; n; i++)</w:t>
       </w:r>
@@ -8128,7 +8413,7 @@
       <w:r>
         <w:rPr>
           <w:rFonts w:ascii="Courier New" w:hAnsi="Courier New" w:eastAsia="Courier New" w:cs="Courier New"/>
-          <w:sz w:val="18"/>
+          <w:sz w:val="20"/>
         </w:rPr>
         <w:t xml:space="preserve">        for (size_t j = 0; j &lt; n; j++)</w:t>
       </w:r>
@@ -8142,7 +8427,7 @@
       <w:r>
         <w:rPr>
           <w:rFonts w:ascii="Courier New" w:hAnsi="Courier New" w:eastAsia="Courier New" w:cs="Courier New"/>
-          <w:sz w:val="18"/>
+          <w:sz w:val="20"/>
         </w:rPr>
         <w:t xml:space="preserve">            if (b[j * ld + i] != a[i * ld + j])</w:t>
       </w:r>
@@ -8156,7 +8441,7 @@
       <w:r>
         <w:rPr>
           <w:rFonts w:ascii="Courier New" w:hAnsi="Courier New" w:eastAsia="Courier New" w:cs="Courier New"/>
-          <w:sz w:val="18"/>
+          <w:sz w:val="20"/>
         </w:rPr>
         <w:t xml:space="preserve">                bad++;</w:t>
       </w:r>
@@ -8170,7 +8455,7 @@
       <w:r>
         <w:rPr>
           <w:rFonts w:ascii="Courier New" w:hAnsi="Courier New" w:eastAsia="Courier New" w:cs="Courier New"/>
-          <w:sz w:val="18"/>
+          <w:sz w:val="20"/>
         </w:rPr>
         <w:t xml:space="preserve">    return bad;</w:t>
       </w:r>
@@ -8184,7 +8469,7 @@
       <w:r>
         <w:rPr>
           <w:rFonts w:ascii="Courier New" w:hAnsi="Courier New" w:eastAsia="Courier New" w:cs="Courier New"/>
-          <w:sz w:val="18"/>
+          <w:sz w:val="20"/>
         </w:rPr>
         <w:t>}</w:t>
       </w:r>
@@ -8198,7 +8483,7 @@
       <w:r>
         <w:rPr>
           <w:rFonts w:ascii="Courier New" w:hAnsi="Courier New" w:eastAsia="Courier New" w:cs="Courier New"/>
-          <w:sz w:val="18"/>
+          <w:sz w:val="20"/>
         </w:rPr>
         <w:t xml:space="preserve"> </w:t>
       </w:r>
@@ -8212,21 +8497,35 @@
       <w:r>
         <w:rPr>
           <w:rFonts w:ascii="Courier New" w:hAnsi="Courier New" w:eastAsia="Courier New" w:cs="Courier New"/>
-          <w:sz w:val="18"/>
-        </w:rPr>
-        <w:t>typedef void (*transpose_fn)(const double *a, double *b, size_t n, size_t ld);</w:t>
-      </w:r>
-    </w:p>
-    <w:p>
-      <w:pPr>
-        <w:spacing w:line="240" w:lineRule="auto"/>
-        <w:ind w:firstLine="0"/>
-        <w:jc w:val="left"/>
-      </w:pPr>
-      <w:r>
-        <w:rPr>
-          <w:rFonts w:ascii="Courier New" w:hAnsi="Courier New" w:eastAsia="Courier New" w:cs="Courier New"/>
-          <w:sz w:val="18"/>
+          <w:sz w:val="20"/>
+        </w:rPr>
+        <w:t>typedef void (*transpose_fn)(const double *a, double *b,</w:t>
+      </w:r>
+    </w:p>
+    <w:p>
+      <w:pPr>
+        <w:spacing w:line="240" w:lineRule="auto"/>
+        <w:ind w:firstLine="0"/>
+        <w:jc w:val="left"/>
+      </w:pPr>
+      <w:r>
+        <w:rPr>
+          <w:rFonts w:ascii="Courier New" w:hAnsi="Courier New" w:eastAsia="Courier New" w:cs="Courier New"/>
+          <w:sz w:val="20"/>
+        </w:rPr>
+        <w:t xml:space="preserve">                             size_t n, size_t ld);</w:t>
+      </w:r>
+    </w:p>
+    <w:p>
+      <w:pPr>
+        <w:spacing w:line="240" w:lineRule="auto"/>
+        <w:ind w:firstLine="0"/>
+        <w:jc w:val="left"/>
+      </w:pPr>
+      <w:r>
+        <w:rPr>
+          <w:rFonts w:ascii="Courier New" w:hAnsi="Courier New" w:eastAsia="Courier New" w:cs="Courier New"/>
+          <w:sz w:val="20"/>
         </w:rPr>
         <w:t xml:space="preserve"> </w:t>
       </w:r>
@@ -8240,7 +8539,7 @@
       <w:r>
         <w:rPr>
           <w:rFonts w:ascii="Courier New" w:hAnsi="Courier New" w:eastAsia="Courier New" w:cs="Courier New"/>
-          <w:sz w:val="18"/>
+          <w:sz w:val="20"/>
         </w:rPr>
         <w:t>/*</w:t>
       </w:r>
@@ -8254,7 +8553,7 @@
       <w:r>
         <w:rPr>
           <w:rFonts w:ascii="Courier New" w:hAnsi="Courier New" w:eastAsia="Courier New" w:cs="Courier New"/>
-          <w:sz w:val="18"/>
+          <w:sz w:val="20"/>
         </w:rPr>
         <w:t xml:space="preserve"> * Запускает fn reps раз и печатает минимальное и среднее время.</w:t>
       </w:r>
@@ -8268,7 +8567,7 @@
       <w:r>
         <w:rPr>
           <w:rFonts w:ascii="Courier New" w:hAnsi="Courier New" w:eastAsia="Courier New" w:cs="Courier New"/>
-          <w:sz w:val="18"/>
+          <w:sz w:val="20"/>
         </w:rPr>
         <w:t xml:space="preserve"> * Перед замером матрица b заполняется нулями (чтобы страницы были</w:t>
       </w:r>
@@ -8282,7 +8581,7 @@
       <w:r>
         <w:rPr>
           <w:rFonts w:ascii="Courier New" w:hAnsi="Courier New" w:eastAsia="Courier New" w:cs="Courier New"/>
-          <w:sz w:val="18"/>
+          <w:sz w:val="20"/>
         </w:rPr>
         <w:t xml:space="preserve"> * уже выделены ОС и не влияли на время).</w:t>
       </w:r>
@@ -8296,7 +8595,7 @@
       <w:r>
         <w:rPr>
           <w:rFonts w:ascii="Courier New" w:hAnsi="Courier New" w:eastAsia="Courier New" w:cs="Courier New"/>
-          <w:sz w:val="18"/>
+          <w:sz w:val="20"/>
         </w:rPr>
         <w:t xml:space="preserve"> */</w:t>
       </w:r>
@@ -8310,7 +8609,7 @@
       <w:r>
         <w:rPr>
           <w:rFonts w:ascii="Courier New" w:hAnsi="Courier New" w:eastAsia="Courier New" w:cs="Courier New"/>
-          <w:sz w:val="18"/>
+          <w:sz w:val="20"/>
         </w:rPr>
         <w:t>static double bench(const char *name, transpose_fn fn,</w:t>
       </w:r>
@@ -8324,21 +8623,35 @@
       <w:r>
         <w:rPr>
           <w:rFonts w:ascii="Courier New" w:hAnsi="Courier New" w:eastAsia="Courier New" w:cs="Courier New"/>
-          <w:sz w:val="18"/>
-        </w:rPr>
-        <w:t xml:space="preserve">                    const double *a, double *b, size_t n, size_t ld, int reps)</w:t>
-      </w:r>
-    </w:p>
-    <w:p>
-      <w:pPr>
-        <w:spacing w:line="240" w:lineRule="auto"/>
-        <w:ind w:firstLine="0"/>
-        <w:jc w:val="left"/>
-      </w:pPr>
-      <w:r>
-        <w:rPr>
-          <w:rFonts w:ascii="Courier New" w:hAnsi="Courier New" w:eastAsia="Courier New" w:cs="Courier New"/>
-          <w:sz w:val="18"/>
+          <w:sz w:val="20"/>
+        </w:rPr>
+        <w:t xml:space="preserve">                    const double *a, double *b, size_t n, size_t ld,</w:t>
+      </w:r>
+    </w:p>
+    <w:p>
+      <w:pPr>
+        <w:spacing w:line="240" w:lineRule="auto"/>
+        <w:ind w:firstLine="0"/>
+        <w:jc w:val="left"/>
+      </w:pPr>
+      <w:r>
+        <w:rPr>
+          <w:rFonts w:ascii="Courier New" w:hAnsi="Courier New" w:eastAsia="Courier New" w:cs="Courier New"/>
+          <w:sz w:val="20"/>
+        </w:rPr>
+        <w:t xml:space="preserve">                    int reps)</w:t>
+      </w:r>
+    </w:p>
+    <w:p>
+      <w:pPr>
+        <w:spacing w:line="240" w:lineRule="auto"/>
+        <w:ind w:firstLine="0"/>
+        <w:jc w:val="left"/>
+      </w:pPr>
+      <w:r>
+        <w:rPr>
+          <w:rFonts w:ascii="Courier New" w:hAnsi="Courier New" w:eastAsia="Courier New" w:cs="Courier New"/>
+          <w:sz w:val="20"/>
         </w:rPr>
         <w:t>{</w:t>
       </w:r>
@@ -8352,7 +8665,7 @@
       <w:r>
         <w:rPr>
           <w:rFonts w:ascii="Courier New" w:hAnsi="Courier New" w:eastAsia="Courier New" w:cs="Courier New"/>
-          <w:sz w:val="18"/>
+          <w:sz w:val="20"/>
         </w:rPr>
         <w:t xml:space="preserve">    double tmin = 1e30, tsum = 0;</w:t>
       </w:r>
@@ -8366,7 +8679,7 @@
       <w:r>
         <w:rPr>
           <w:rFonts w:ascii="Courier New" w:hAnsi="Courier New" w:eastAsia="Courier New" w:cs="Courier New"/>
-          <w:sz w:val="18"/>
+          <w:sz w:val="20"/>
         </w:rPr>
         <w:t xml:space="preserve">    memset(b, 0, n * ld * sizeof(double));</w:t>
       </w:r>
@@ -8380,7 +8693,7 @@
       <w:r>
         <w:rPr>
           <w:rFonts w:ascii="Courier New" w:hAnsi="Courier New" w:eastAsia="Courier New" w:cs="Courier New"/>
-          <w:sz w:val="18"/>
+          <w:sz w:val="20"/>
         </w:rPr>
         <w:t xml:space="preserve">    for (int r = 0; r &lt; reps; r++) {</w:t>
       </w:r>
@@ -8394,7 +8707,7 @@
       <w:r>
         <w:rPr>
           <w:rFonts w:ascii="Courier New" w:hAnsi="Courier New" w:eastAsia="Courier New" w:cs="Courier New"/>
-          <w:sz w:val="18"/>
+          <w:sz w:val="20"/>
         </w:rPr>
         <w:t xml:space="preserve">        double t0 = wtime();</w:t>
       </w:r>
@@ -8408,7 +8721,7 @@
       <w:r>
         <w:rPr>
           <w:rFonts w:ascii="Courier New" w:hAnsi="Courier New" w:eastAsia="Courier New" w:cs="Courier New"/>
-          <w:sz w:val="18"/>
+          <w:sz w:val="20"/>
         </w:rPr>
         <w:t xml:space="preserve">        fn(a, b, n, ld);</w:t>
       </w:r>
@@ -8422,7 +8735,7 @@
       <w:r>
         <w:rPr>
           <w:rFonts w:ascii="Courier New" w:hAnsi="Courier New" w:eastAsia="Courier New" w:cs="Courier New"/>
-          <w:sz w:val="18"/>
+          <w:sz w:val="20"/>
         </w:rPr>
         <w:t xml:space="preserve">        double t = wtime() - t0;</w:t>
       </w:r>
@@ -8436,7 +8749,7 @@
       <w:r>
         <w:rPr>
           <w:rFonts w:ascii="Courier New" w:hAnsi="Courier New" w:eastAsia="Courier New" w:cs="Courier New"/>
-          <w:sz w:val="18"/>
+          <w:sz w:val="20"/>
         </w:rPr>
         <w:t xml:space="preserve">        if (t &lt; tmin) tmin = t;</w:t>
       </w:r>
@@ -8450,7 +8763,7 @@
       <w:r>
         <w:rPr>
           <w:rFonts w:ascii="Courier New" w:hAnsi="Courier New" w:eastAsia="Courier New" w:cs="Courier New"/>
-          <w:sz w:val="18"/>
+          <w:sz w:val="20"/>
         </w:rPr>
         <w:t xml:space="preserve">        tsum += t;</w:t>
       </w:r>
@@ -8464,7 +8777,7 @@
       <w:r>
         <w:rPr>
           <w:rFonts w:ascii="Courier New" w:hAnsi="Courier New" w:eastAsia="Courier New" w:cs="Courier New"/>
-          <w:sz w:val="18"/>
+          <w:sz w:val="20"/>
         </w:rPr>
         <w:t xml:space="preserve">    }</w:t>
       </w:r>
@@ -8478,7 +8791,7 @@
       <w:r>
         <w:rPr>
           <w:rFonts w:ascii="Courier New" w:hAnsi="Courier New" w:eastAsia="Courier New" w:cs="Courier New"/>
-          <w:sz w:val="18"/>
+          <w:sz w:val="20"/>
         </w:rPr>
         <w:t xml:space="preserve">    size_t bad = check_transpose(a, b, n, ld);</w:t>
       </w:r>
@@ -8492,7 +8805,7 @@
       <w:r>
         <w:rPr>
           <w:rFonts w:ascii="Courier New" w:hAnsi="Courier New" w:eastAsia="Courier New" w:cs="Courier New"/>
-          <w:sz w:val="18"/>
+          <w:sz w:val="20"/>
         </w:rPr>
         <w:t xml:space="preserve">    /* через память проходит 2 * n^2 * 8 байт (чтение A + запись B) */</w:t>
       </w:r>
@@ -8506,7 +8819,7 @@
       <w:r>
         <w:rPr>
           <w:rFonts w:ascii="Courier New" w:hAnsi="Courier New" w:eastAsia="Courier New" w:cs="Courier New"/>
-          <w:sz w:val="18"/>
+          <w:sz w:val="20"/>
         </w:rPr>
         <w:t xml:space="preserve">    double gbs = 2.0 * n * n * sizeof(double) / tmin / 1e9;</w:t>
       </w:r>
@@ -8520,7 +8833,7 @@
       <w:r>
         <w:rPr>
           <w:rFonts w:ascii="Courier New" w:hAnsi="Courier New" w:eastAsia="Courier New" w:cs="Courier New"/>
-          <w:sz w:val="18"/>
+          <w:sz w:val="20"/>
         </w:rPr>
         <w:t xml:space="preserve">    printf("%-28s  min %8.4f s  avg %8.4f s  %6.2f GB/s  %s\n",</w:t>
       </w:r>
@@ -8534,7 +8847,7 @@
       <w:r>
         <w:rPr>
           <w:rFonts w:ascii="Courier New" w:hAnsi="Courier New" w:eastAsia="Courier New" w:cs="Courier New"/>
-          <w:sz w:val="18"/>
+          <w:sz w:val="20"/>
         </w:rPr>
         <w:t xml:space="preserve">           name, tmin, tsum / reps, gbs, bad ? "ОШИБКА" : "ok");</w:t>
       </w:r>
@@ -8548,7 +8861,7 @@
       <w:r>
         <w:rPr>
           <w:rFonts w:ascii="Courier New" w:hAnsi="Courier New" w:eastAsia="Courier New" w:cs="Courier New"/>
-          <w:sz w:val="18"/>
+          <w:sz w:val="20"/>
         </w:rPr>
         <w:t xml:space="preserve">    fflush(stdout);</w:t>
       </w:r>
@@ -8562,7 +8875,7 @@
       <w:r>
         <w:rPr>
           <w:rFonts w:ascii="Courier New" w:hAnsi="Courier New" w:eastAsia="Courier New" w:cs="Courier New"/>
-          <w:sz w:val="18"/>
+          <w:sz w:val="20"/>
         </w:rPr>
         <w:t xml:space="preserve">    return tmin;</w:t>
       </w:r>
@@ -8576,7 +8889,7 @@
       <w:r>
         <w:rPr>
           <w:rFonts w:ascii="Courier New" w:hAnsi="Courier New" w:eastAsia="Courier New" w:cs="Courier New"/>
-          <w:sz w:val="18"/>
+          <w:sz w:val="20"/>
         </w:rPr>
         <w:t>}</w:t>
       </w:r>
@@ -8590,7 +8903,7 @@
       <w:r>
         <w:rPr>
           <w:rFonts w:ascii="Courier New" w:hAnsi="Courier New" w:eastAsia="Courier New" w:cs="Courier New"/>
-          <w:sz w:val="18"/>
+          <w:sz w:val="20"/>
         </w:rPr>
         <w:t xml:space="preserve"> </w:t>
       </w:r>
@@ -8604,7 +8917,7 @@
       <w:r>
         <w:rPr>
           <w:rFonts w:ascii="Courier New" w:hAnsi="Courier New" w:eastAsia="Courier New" w:cs="Courier New"/>
-          <w:sz w:val="18"/>
+          <w:sz w:val="20"/>
         </w:rPr>
         <w:t>static size_t arg_n(int argc, char **argv, size_t def)</w:t>
       </w:r>
@@ -8618,7 +8931,7 @@
       <w:r>
         <w:rPr>
           <w:rFonts w:ascii="Courier New" w:hAnsi="Courier New" w:eastAsia="Courier New" w:cs="Courier New"/>
-          <w:sz w:val="18"/>
+          <w:sz w:val="20"/>
         </w:rPr>
         <w:t>{</w:t>
       </w:r>
@@ -8632,7 +8945,7 @@
       <w:r>
         <w:rPr>
           <w:rFonts w:ascii="Courier New" w:hAnsi="Courier New" w:eastAsia="Courier New" w:cs="Courier New"/>
-          <w:sz w:val="18"/>
+          <w:sz w:val="20"/>
         </w:rPr>
         <w:t xml:space="preserve">    return argc &gt; 1 ? (size_t)strtoull(argv[1], NULL, 10) : def;</w:t>
       </w:r>
@@ -8646,7 +8959,7 @@
       <w:r>
         <w:rPr>
           <w:rFonts w:ascii="Courier New" w:hAnsi="Courier New" w:eastAsia="Courier New" w:cs="Courier New"/>
-          <w:sz w:val="18"/>
+          <w:sz w:val="20"/>
         </w:rPr>
         <w:t>}</w:t>
       </w:r>
@@ -8660,7 +8973,7 @@
       <w:r>
         <w:rPr>
           <w:rFonts w:ascii="Courier New" w:hAnsi="Courier New" w:eastAsia="Courier New" w:cs="Courier New"/>
-          <w:sz w:val="18"/>
+          <w:sz w:val="20"/>
         </w:rPr>
         <w:t xml:space="preserve"> </w:t>
       </w:r>
@@ -8674,7 +8987,7 @@
       <w:r>
         <w:rPr>
           <w:rFonts w:ascii="Courier New" w:hAnsi="Courier New" w:eastAsia="Courier New" w:cs="Courier New"/>
-          <w:sz w:val="18"/>
+          <w:sz w:val="20"/>
         </w:rPr>
         <w:t>static int arg_reps(int argc, char **argv, int def)</w:t>
       </w:r>
@@ -8688,7 +9001,7 @@
       <w:r>
         <w:rPr>
           <w:rFonts w:ascii="Courier New" w:hAnsi="Courier New" w:eastAsia="Courier New" w:cs="Courier New"/>
-          <w:sz w:val="18"/>
+          <w:sz w:val="20"/>
         </w:rPr>
         <w:t>{</w:t>
       </w:r>
@@ -8702,7 +9015,7 @@
       <w:r>
         <w:rPr>
           <w:rFonts w:ascii="Courier New" w:hAnsi="Courier New" w:eastAsia="Courier New" w:cs="Courier New"/>
-          <w:sz w:val="18"/>
+          <w:sz w:val="20"/>
         </w:rPr>
         <w:t xml:space="preserve">    return argc &gt; 2 ? atoi(argv[2]) : def;</w:t>
       </w:r>
@@ -8716,7 +9029,7 @@
       <w:r>
         <w:rPr>
           <w:rFonts w:ascii="Courier New" w:hAnsi="Courier New" w:eastAsia="Courier New" w:cs="Courier New"/>
-          <w:sz w:val="18"/>
+          <w:sz w:val="20"/>
         </w:rPr>
         <w:t>}</w:t>
       </w:r>
@@ -8730,7 +9043,7 @@
       <w:r>
         <w:rPr>
           <w:rFonts w:ascii="Courier New" w:hAnsi="Courier New" w:eastAsia="Courier New" w:cs="Courier New"/>
-          <w:sz w:val="18"/>
+          <w:sz w:val="20"/>
         </w:rPr>
         <w:t xml:space="preserve"> </w:t>
       </w:r>
@@ -8744,7 +9057,7 @@
       <w:r>
         <w:rPr>
           <w:rFonts w:ascii="Courier New" w:hAnsi="Courier New" w:eastAsia="Courier New" w:cs="Courier New"/>
-          <w:sz w:val="18"/>
+          <w:sz w:val="20"/>
         </w:rPr>
         <w:t>/* третий аргумент -- дополнение строки pad (ld = n + pad), по умолчанию 0 */</w:t>
       </w:r>
@@ -8758,7 +9071,7 @@
       <w:r>
         <w:rPr>
           <w:rFonts w:ascii="Courier New" w:hAnsi="Courier New" w:eastAsia="Courier New" w:cs="Courier New"/>
-          <w:sz w:val="18"/>
+          <w:sz w:val="20"/>
         </w:rPr>
         <w:t>static size_t arg_ld(int argc, char **argv, size_t n)</w:t>
       </w:r>
@@ -8772,7 +9085,7 @@
       <w:r>
         <w:rPr>
           <w:rFonts w:ascii="Courier New" w:hAnsi="Courier New" w:eastAsia="Courier New" w:cs="Courier New"/>
-          <w:sz w:val="18"/>
+          <w:sz w:val="20"/>
         </w:rPr>
         <w:t>{</w:t>
       </w:r>
@@ -8786,7 +9099,7 @@
       <w:r>
         <w:rPr>
           <w:rFonts w:ascii="Courier New" w:hAnsi="Courier New" w:eastAsia="Courier New" w:cs="Courier New"/>
-          <w:sz w:val="18"/>
+          <w:sz w:val="20"/>
         </w:rPr>
         <w:t xml:space="preserve">    return n + (argc &gt; 3 ? (size_t)strtoull(argv[3], NULL, 10) : 0);</w:t>
       </w:r>
@@ -8800,7 +9113,7 @@
       <w:r>
         <w:rPr>
           <w:rFonts w:ascii="Courier New" w:hAnsi="Courier New" w:eastAsia="Courier New" w:cs="Courier New"/>
-          <w:sz w:val="18"/>
+          <w:sz w:val="20"/>
         </w:rPr>
         <w:t>}</w:t>
       </w:r>
@@ -8814,7 +9127,7 @@
       <w:r>
         <w:rPr>
           <w:rFonts w:ascii="Courier New" w:hAnsi="Courier New" w:eastAsia="Courier New" w:cs="Courier New"/>
-          <w:sz w:val="18"/>
+          <w:sz w:val="20"/>
         </w:rPr>
         <w:t xml:space="preserve"> </w:t>
       </w:r>
@@ -8828,7 +9141,7 @@
       <w:r>
         <w:rPr>
           <w:rFonts w:ascii="Courier New" w:hAnsi="Courier New" w:eastAsia="Courier New" w:cs="Courier New"/>
-          <w:sz w:val="18"/>
+          <w:sz w:val="20"/>
         </w:rPr>
         <w:t>#endif</w:t>
       </w:r>
@@ -8863,7 +9176,7 @@
       <w:r>
         <w:rPr>
           <w:rFonts w:ascii="Courier New" w:hAnsi="Courier New" w:eastAsia="Courier New" w:cs="Courier New"/>
-          <w:sz w:val="18"/>
+          <w:sz w:val="20"/>
         </w:rPr>
         <w:t>/*</w:t>
       </w:r>
@@ -8878,7 +9191,7 @@
       <w:r>
         <w:rPr>
           <w:rFonts w:ascii="Courier New" w:hAnsi="Courier New" w:eastAsia="Courier New" w:cs="Courier New"/>
-          <w:sz w:val="18"/>
+          <w:sz w:val="20"/>
         </w:rPr>
         <w:t xml:space="preserve"> * transpose_naive.c -- исходная программа: транспонирование плотной</w:t>
       </w:r>
@@ -8893,7 +9206,7 @@
       <w:r>
         <w:rPr>
           <w:rFonts w:ascii="Courier New" w:hAnsi="Courier New" w:eastAsia="Courier New" w:cs="Courier New"/>
-          <w:sz w:val="18"/>
+          <w:sz w:val="20"/>
         </w:rPr>
         <w:t xml:space="preserve"> * квадратной матрицы B = A^T "в лоб". Никаких правок под векторизацию.</w:t>
       </w:r>
@@ -8908,7 +9221,7 @@
       <w:r>
         <w:rPr>
           <w:rFonts w:ascii="Courier New" w:hAnsi="Courier New" w:eastAsia="Courier New" w:cs="Courier New"/>
-          <w:sz w:val="18"/>
+          <w:sz w:val="20"/>
         </w:rPr>
         <w:t xml:space="preserve"> *</w:t>
       </w:r>
@@ -8923,7 +9236,7 @@
       <w:r>
         <w:rPr>
           <w:rFonts w:ascii="Courier New" w:hAnsi="Courier New" w:eastAsia="Courier New" w:cs="Courier New"/>
-          <w:sz w:val="18"/>
+          <w:sz w:val="20"/>
         </w:rPr>
         <w:t xml:space="preserve"> * Запуск: ./transpose_naive [N] [повторы] [pad]</w:t>
       </w:r>
@@ -8938,7 +9251,7 @@
       <w:r>
         <w:rPr>
           <w:rFonts w:ascii="Courier New" w:hAnsi="Courier New" w:eastAsia="Courier New" w:cs="Courier New"/>
-          <w:sz w:val="18"/>
+          <w:sz w:val="20"/>
         </w:rPr>
         <w:t xml:space="preserve"> */</w:t>
       </w:r>
@@ -8953,7 +9266,7 @@
       <w:r>
         <w:rPr>
           <w:rFonts w:ascii="Courier New" w:hAnsi="Courier New" w:eastAsia="Courier New" w:cs="Courier New"/>
-          <w:sz w:val="18"/>
+          <w:sz w:val="20"/>
         </w:rPr>
         <w:t>#include "common.h"</w:t>
       </w:r>
@@ -8968,7 +9281,7 @@
       <w:r>
         <w:rPr>
           <w:rFonts w:ascii="Courier New" w:hAnsi="Courier New" w:eastAsia="Courier New" w:cs="Courier New"/>
-          <w:sz w:val="18"/>
+          <w:sz w:val="20"/>
         </w:rPr>
         <w:t xml:space="preserve"> </w:t>
       </w:r>
@@ -8983,7 +9296,7 @@
       <w:r>
         <w:rPr>
           <w:rFonts w:ascii="Courier New" w:hAnsi="Courier New" w:eastAsia="Courier New" w:cs="Courier New"/>
-          <w:sz w:val="18"/>
+          <w:sz w:val="20"/>
         </w:rPr>
         <w:t>void transpose_naive(const double *a, double *b, size_t n, size_t ld)</w:t>
       </w:r>
@@ -8998,7 +9311,7 @@
       <w:r>
         <w:rPr>
           <w:rFonts w:ascii="Courier New" w:hAnsi="Courier New" w:eastAsia="Courier New" w:cs="Courier New"/>
-          <w:sz w:val="18"/>
+          <w:sz w:val="20"/>
         </w:rPr>
         <w:t>{</w:t>
       </w:r>
@@ -9013,7 +9326,7 @@
       <w:r>
         <w:rPr>
           <w:rFonts w:ascii="Courier New" w:hAnsi="Courier New" w:eastAsia="Courier New" w:cs="Courier New"/>
-          <w:sz w:val="18"/>
+          <w:sz w:val="20"/>
         </w:rPr>
         <w:t xml:space="preserve">    for (size_t i = 0; i &lt; n; i++)</w:t>
       </w:r>
@@ -9028,7 +9341,7 @@
       <w:r>
         <w:rPr>
           <w:rFonts w:ascii="Courier New" w:hAnsi="Courier New" w:eastAsia="Courier New" w:cs="Courier New"/>
-          <w:sz w:val="18"/>
+          <w:sz w:val="20"/>
         </w:rPr>
         <w:t xml:space="preserve">        for (size_t j = 0; j &lt; n; j++)</w:t>
       </w:r>
@@ -9043,7 +9356,7 @@
       <w:r>
         <w:rPr>
           <w:rFonts w:ascii="Courier New" w:hAnsi="Courier New" w:eastAsia="Courier New" w:cs="Courier New"/>
-          <w:sz w:val="18"/>
+          <w:sz w:val="20"/>
         </w:rPr>
         <w:t xml:space="preserve">            b[j * ld + i] = a[i * ld + j];</w:t>
       </w:r>
@@ -9058,7 +9371,7 @@
       <w:r>
         <w:rPr>
           <w:rFonts w:ascii="Courier New" w:hAnsi="Courier New" w:eastAsia="Courier New" w:cs="Courier New"/>
-          <w:sz w:val="18"/>
+          <w:sz w:val="20"/>
         </w:rPr>
         <w:t>}</w:t>
       </w:r>
@@ -9073,7 +9386,7 @@
       <w:r>
         <w:rPr>
           <w:rFonts w:ascii="Courier New" w:hAnsi="Courier New" w:eastAsia="Courier New" w:cs="Courier New"/>
-          <w:sz w:val="18"/>
+          <w:sz w:val="20"/>
         </w:rPr>
         <w:t xml:space="preserve"> </w:t>
       </w:r>
@@ -9088,7 +9401,7 @@
       <w:r>
         <w:rPr>
           <w:rFonts w:ascii="Courier New" w:hAnsi="Courier New" w:eastAsia="Courier New" w:cs="Courier New"/>
-          <w:sz w:val="18"/>
+          <w:sz w:val="20"/>
         </w:rPr>
         <w:t>int main(int argc, char **argv)</w:t>
       </w:r>
@@ -9103,7 +9416,7 @@
       <w:r>
         <w:rPr>
           <w:rFonts w:ascii="Courier New" w:hAnsi="Courier New" w:eastAsia="Courier New" w:cs="Courier New"/>
-          <w:sz w:val="18"/>
+          <w:sz w:val="20"/>
         </w:rPr>
         <w:t>{</w:t>
       </w:r>
@@ -9118,7 +9431,7 @@
       <w:r>
         <w:rPr>
           <w:rFonts w:ascii="Courier New" w:hAnsi="Courier New" w:eastAsia="Courier New" w:cs="Courier New"/>
-          <w:sz w:val="18"/>
+          <w:sz w:val="20"/>
         </w:rPr>
         <w:t xml:space="preserve">    size_t n = arg_n(argc, argv, 8192);</w:t>
       </w:r>
@@ -9133,7 +9446,7 @@
       <w:r>
         <w:rPr>
           <w:rFonts w:ascii="Courier New" w:hAnsi="Courier New" w:eastAsia="Courier New" w:cs="Courier New"/>
-          <w:sz w:val="18"/>
+          <w:sz w:val="20"/>
         </w:rPr>
         <w:t xml:space="preserve">    int reps = arg_reps(argc, argv, 5);</w:t>
       </w:r>
@@ -9148,7 +9461,7 @@
       <w:r>
         <w:rPr>
           <w:rFonts w:ascii="Courier New" w:hAnsi="Courier New" w:eastAsia="Courier New" w:cs="Courier New"/>
-          <w:sz w:val="18"/>
+          <w:sz w:val="20"/>
         </w:rPr>
         <w:t xml:space="preserve">    size_t ld = arg_ld(argc, argv, n);</w:t>
       </w:r>
@@ -9163,7 +9476,7 @@
       <w:r>
         <w:rPr>
           <w:rFonts w:ascii="Courier New" w:hAnsi="Courier New" w:eastAsia="Courier New" w:cs="Courier New"/>
-          <w:sz w:val="18"/>
+          <w:sz w:val="20"/>
         </w:rPr>
         <w:t xml:space="preserve">    double *a = alloc_matrix(n, ld), *b = alloc_matrix(n, ld);</w:t>
       </w:r>
@@ -9178,7 +9491,7 @@
       <w:r>
         <w:rPr>
           <w:rFonts w:ascii="Courier New" w:hAnsi="Courier New" w:eastAsia="Courier New" w:cs="Courier New"/>
-          <w:sz w:val="18"/>
+          <w:sz w:val="20"/>
         </w:rPr>
         <w:t xml:space="preserve">    fill_matrix(a, n, ld);</w:t>
       </w:r>
@@ -9193,7 +9506,7 @@
       <w:r>
         <w:rPr>
           <w:rFonts w:ascii="Courier New" w:hAnsi="Courier New" w:eastAsia="Courier New" w:cs="Courier New"/>
-          <w:sz w:val="18"/>
+          <w:sz w:val="20"/>
         </w:rPr>
         <w:t xml:space="preserve">    printf("N = %zu, матрица %.0f МБ\n", n, n * n * 8.0 / (1 &lt;&lt; 20));</w:t>
       </w:r>
@@ -9208,7 +9521,7 @@
       <w:r>
         <w:rPr>
           <w:rFonts w:ascii="Courier New" w:hAnsi="Courier New" w:eastAsia="Courier New" w:cs="Courier New"/>
-          <w:sz w:val="18"/>
+          <w:sz w:val="20"/>
         </w:rPr>
         <w:t xml:space="preserve">    bench("naive", transpose_naive, a, b, n, ld, reps);</w:t>
       </w:r>
@@ -9223,7 +9536,7 @@
       <w:r>
         <w:rPr>
           <w:rFonts w:ascii="Courier New" w:hAnsi="Courier New" w:eastAsia="Courier New" w:cs="Courier New"/>
-          <w:sz w:val="18"/>
+          <w:sz w:val="20"/>
         </w:rPr>
         <w:t xml:space="preserve">    free(a);</w:t>
       </w:r>
@@ -9238,7 +9551,7 @@
       <w:r>
         <w:rPr>
           <w:rFonts w:ascii="Courier New" w:hAnsi="Courier New" w:eastAsia="Courier New" w:cs="Courier New"/>
-          <w:sz w:val="18"/>
+          <w:sz w:val="20"/>
         </w:rPr>
         <w:t xml:space="preserve">    free(b);</w:t>
       </w:r>
@@ -9253,22 +9566,22 @@
       <w:r>
         <w:rPr>
           <w:rFonts w:ascii="Courier New" w:hAnsi="Courier New" w:eastAsia="Courier New" w:cs="Courier New"/>
-          <w:sz w:val="18"/>
+          <w:sz w:val="20"/>
         </w:rPr>
         <w:t xml:space="preserve">    return 0;</w:t>
       </w:r>
     </w:p>
     <w:p>
       <w:pPr>
-        <w:keepNext w:val="0"/>
-        <w:spacing w:line="240" w:lineRule="auto"/>
-        <w:ind w:firstLine="0"/>
-        <w:jc w:val="left"/>
-      </w:pPr>
-      <w:r>
-        <w:rPr>
-          <w:rFonts w:ascii="Courier New" w:hAnsi="Courier New" w:eastAsia="Courier New" w:cs="Courier New"/>
-          <w:sz w:val="18"/>
+        <w:keepNext/>
+        <w:spacing w:line="240" w:lineRule="auto"/>
+        <w:ind w:firstLine="0"/>
+        <w:jc w:val="left"/>
+      </w:pPr>
+      <w:r>
+        <w:rPr>
+          <w:rFonts w:ascii="Courier New" w:hAnsi="Courier New" w:eastAsia="Courier New" w:cs="Courier New"/>
+          <w:sz w:val="20"/>
         </w:rPr>
         <w:t>}</w:t>
       </w:r>
@@ -9302,7 +9615,7 @@
       <w:r>
         <w:rPr>
           <w:rFonts w:ascii="Courier New" w:hAnsi="Courier New" w:eastAsia="Courier New" w:cs="Courier New"/>
-          <w:sz w:val="18"/>
+          <w:sz w:val="20"/>
         </w:rPr>
         <w:t>/*</w:t>
       </w:r>
@@ -9316,7 +9629,7 @@
       <w:r>
         <w:rPr>
           <w:rFonts w:ascii="Courier New" w:hAnsi="Courier New" w:eastAsia="Courier New" w:cs="Courier New"/>
-          <w:sz w:val="18"/>
+          <w:sz w:val="20"/>
         </w:rPr>
         <w:t xml:space="preserve"> * transpose_simd.c -- полуавтоматическая векторизация транспонирования:</w:t>
       </w:r>
@@ -9330,7 +9643,7 @@
       <w:r>
         <w:rPr>
           <w:rFonts w:ascii="Courier New" w:hAnsi="Courier New" w:eastAsia="Courier New" w:cs="Courier New"/>
-          <w:sz w:val="18"/>
+          <w:sz w:val="20"/>
         </w:rPr>
         <w:t xml:space="preserve"> * директивы OpenMP SIMD и clang loop, restrict, подсказки о выравнивании,</w:t>
       </w:r>
@@ -9344,7 +9657,7 @@
       <w:r>
         <w:rPr>
           <w:rFonts w:ascii="Courier New" w:hAnsi="Courier New" w:eastAsia="Courier New" w:cs="Courier New"/>
-          <w:sz w:val="18"/>
+          <w:sz w:val="20"/>
         </w:rPr>
         <w:t xml:space="preserve"> * блочный (тайловый) обход и небольшие правки кода.</w:t>
       </w:r>
@@ -9358,7 +9671,7 @@
       <w:r>
         <w:rPr>
           <w:rFonts w:ascii="Courier New" w:hAnsi="Courier New" w:eastAsia="Courier New" w:cs="Courier New"/>
-          <w:sz w:val="18"/>
+          <w:sz w:val="20"/>
         </w:rPr>
         <w:t xml:space="preserve"> *</w:t>
       </w:r>
@@ -9372,21 +9685,35 @@
       <w:r>
         <w:rPr>
           <w:rFonts w:ascii="Courier New" w:hAnsi="Courier New" w:eastAsia="Courier New" w:cs="Courier New"/>
-          <w:sz w:val="18"/>
-        </w:rPr>
-        <w:t xml:space="preserve"> * Сборка: clang -O3 -mcpu=native -fopenmp-simd -DBS=256 -DTS=8 transpose_simd.c</w:t>
-      </w:r>
-    </w:p>
-    <w:p>
-      <w:pPr>
-        <w:spacing w:line="240" w:lineRule="auto"/>
-        <w:ind w:firstLine="0"/>
-        <w:jc w:val="left"/>
-      </w:pPr>
-      <w:r>
-        <w:rPr>
-          <w:rFonts w:ascii="Courier New" w:hAnsi="Courier New" w:eastAsia="Courier New" w:cs="Courier New"/>
-          <w:sz w:val="18"/>
+          <w:sz w:val="20"/>
+        </w:rPr>
+        <w:t xml:space="preserve"> * Сборка: clang -O3 -mcpu=native -fopenmp-simd -DBS=256 -DTS=8</w:t>
+      </w:r>
+    </w:p>
+    <w:p>
+      <w:pPr>
+        <w:spacing w:line="240" w:lineRule="auto"/>
+        <w:ind w:firstLine="0"/>
+        <w:jc w:val="left"/>
+      </w:pPr>
+      <w:r>
+        <w:rPr>
+          <w:rFonts w:ascii="Courier New" w:hAnsi="Courier New" w:eastAsia="Courier New" w:cs="Courier New"/>
+          <w:sz w:val="20"/>
+        </w:rPr>
+        <w:t xml:space="preserve"> *         transpose_simd.c</w:t>
+      </w:r>
+    </w:p>
+    <w:p>
+      <w:pPr>
+        <w:spacing w:line="240" w:lineRule="auto"/>
+        <w:ind w:firstLine="0"/>
+        <w:jc w:val="left"/>
+      </w:pPr>
+      <w:r>
+        <w:rPr>
+          <w:rFonts w:ascii="Courier New" w:hAnsi="Courier New" w:eastAsia="Courier New" w:cs="Courier New"/>
+          <w:sz w:val="20"/>
         </w:rPr>
         <w:t xml:space="preserve"> * Запуск: ./transpose_simd [N] [повторы] [pad]</w:t>
       </w:r>
@@ -9400,7 +9727,7 @@
       <w:r>
         <w:rPr>
           <w:rFonts w:ascii="Courier New" w:hAnsi="Courier New" w:eastAsia="Courier New" w:cs="Courier New"/>
-          <w:sz w:val="18"/>
+          <w:sz w:val="20"/>
         </w:rPr>
         <w:t xml:space="preserve"> */</w:t>
       </w:r>
@@ -9414,7 +9741,7 @@
       <w:r>
         <w:rPr>
           <w:rFonts w:ascii="Courier New" w:hAnsi="Courier New" w:eastAsia="Courier New" w:cs="Courier New"/>
-          <w:sz w:val="18"/>
+          <w:sz w:val="20"/>
         </w:rPr>
         <w:t>#include "common.h"</w:t>
       </w:r>
@@ -9428,7 +9755,7 @@
       <w:r>
         <w:rPr>
           <w:rFonts w:ascii="Courier New" w:hAnsi="Courier New" w:eastAsia="Courier New" w:cs="Courier New"/>
-          <w:sz w:val="18"/>
+          <w:sz w:val="20"/>
         </w:rPr>
         <w:t xml:space="preserve"> </w:t>
       </w:r>
@@ -9442,7 +9769,7 @@
       <w:r>
         <w:rPr>
           <w:rFonts w:ascii="Courier New" w:hAnsi="Courier New" w:eastAsia="Courier New" w:cs="Courier New"/>
-          <w:sz w:val="18"/>
+          <w:sz w:val="20"/>
         </w:rPr>
         <w:t>#ifndef BS</w:t>
       </w:r>
@@ -9456,7 +9783,7 @@
       <w:r>
         <w:rPr>
           <w:rFonts w:ascii="Courier New" w:hAnsi="Courier New" w:eastAsia="Courier New" w:cs="Courier New"/>
-          <w:sz w:val="18"/>
+          <w:sz w:val="20"/>
         </w:rPr>
         <w:t>#define BS 256              /* размер внешнего блока (тайла) */</w:t>
       </w:r>
@@ -9470,7 +9797,7 @@
       <w:r>
         <w:rPr>
           <w:rFonts w:ascii="Courier New" w:hAnsi="Courier New" w:eastAsia="Courier New" w:cs="Courier New"/>
-          <w:sz w:val="18"/>
+          <w:sz w:val="20"/>
         </w:rPr>
         <w:t>#endif</w:t>
       </w:r>
@@ -9484,7 +9811,7 @@
       <w:r>
         <w:rPr>
           <w:rFonts w:ascii="Courier New" w:hAnsi="Courier New" w:eastAsia="Courier New" w:cs="Courier New"/>
-          <w:sz w:val="18"/>
+          <w:sz w:val="20"/>
         </w:rPr>
         <w:t>#ifndef TS</w:t>
       </w:r>
@@ -9498,7 +9825,7 @@
       <w:r>
         <w:rPr>
           <w:rFonts w:ascii="Courier New" w:hAnsi="Courier New" w:eastAsia="Courier New" w:cs="Courier New"/>
-          <w:sz w:val="18"/>
+          <w:sz w:val="20"/>
         </w:rPr>
         <w:t>#define TS 8                /* размер микроблока: 8 double = 64 байта */</w:t>
       </w:r>
@@ -9512,7 +9839,7 @@
       <w:r>
         <w:rPr>
           <w:rFonts w:ascii="Courier New" w:hAnsi="Courier New" w:eastAsia="Courier New" w:cs="Courier New"/>
-          <w:sz w:val="18"/>
+          <w:sz w:val="20"/>
         </w:rPr>
         <w:t>#endif</w:t>
       </w:r>
@@ -9526,7 +9853,7 @@
       <w:r>
         <w:rPr>
           <w:rFonts w:ascii="Courier New" w:hAnsi="Courier New" w:eastAsia="Courier New" w:cs="Courier New"/>
-          <w:sz w:val="18"/>
+          <w:sz w:val="20"/>
         </w:rPr>
         <w:t xml:space="preserve"> </w:t>
       </w:r>
@@ -9540,7 +9867,7 @@
       <w:r>
         <w:rPr>
           <w:rFonts w:ascii="Courier New" w:hAnsi="Courier New" w:eastAsia="Courier New" w:cs="Courier New"/>
-          <w:sz w:val="18"/>
+          <w:sz w:val="20"/>
         </w:rPr>
         <w:t>/* Этап 1: restrict + omp simd, внутренний цикл пишет B подряд */</w:t>
       </w:r>
@@ -9554,21 +9881,35 @@
       <w:r>
         <w:rPr>
           <w:rFonts w:ascii="Courier New" w:hAnsi="Courier New" w:eastAsia="Courier New" w:cs="Courier New"/>
-          <w:sz w:val="18"/>
-        </w:rPr>
-        <w:t>void transpose_simd_rows(const double *restrict a, double *restrict b, size_t n, size_t ld)</w:t>
-      </w:r>
-    </w:p>
-    <w:p>
-      <w:pPr>
-        <w:spacing w:line="240" w:lineRule="auto"/>
-        <w:ind w:firstLine="0"/>
-        <w:jc w:val="left"/>
-      </w:pPr>
-      <w:r>
-        <w:rPr>
-          <w:rFonts w:ascii="Courier New" w:hAnsi="Courier New" w:eastAsia="Courier New" w:cs="Courier New"/>
-          <w:sz w:val="18"/>
+          <w:sz w:val="20"/>
+        </w:rPr>
+        <w:t>void transpose_simd_rows(const double *restrict a, double *restrict b,</w:t>
+      </w:r>
+    </w:p>
+    <w:p>
+      <w:pPr>
+        <w:spacing w:line="240" w:lineRule="auto"/>
+        <w:ind w:firstLine="0"/>
+        <w:jc w:val="left"/>
+      </w:pPr>
+      <w:r>
+        <w:rPr>
+          <w:rFonts w:ascii="Courier New" w:hAnsi="Courier New" w:eastAsia="Courier New" w:cs="Courier New"/>
+          <w:sz w:val="20"/>
+        </w:rPr>
+        <w:t xml:space="preserve">                         size_t n, size_t ld)</w:t>
+      </w:r>
+    </w:p>
+    <w:p>
+      <w:pPr>
+        <w:spacing w:line="240" w:lineRule="auto"/>
+        <w:ind w:firstLine="0"/>
+        <w:jc w:val="left"/>
+      </w:pPr>
+      <w:r>
+        <w:rPr>
+          <w:rFonts w:ascii="Courier New" w:hAnsi="Courier New" w:eastAsia="Courier New" w:cs="Courier New"/>
+          <w:sz w:val="20"/>
         </w:rPr>
         <w:t>{</w:t>
       </w:r>
@@ -9582,7 +9923,7 @@
       <w:r>
         <w:rPr>
           <w:rFonts w:ascii="Courier New" w:hAnsi="Courier New" w:eastAsia="Courier New" w:cs="Courier New"/>
-          <w:sz w:val="18"/>
+          <w:sz w:val="20"/>
         </w:rPr>
         <w:t xml:space="preserve">    for (size_t j = 0; j &lt; n; j++) {</w:t>
       </w:r>
@@ -9596,7 +9937,7 @@
       <w:r>
         <w:rPr>
           <w:rFonts w:ascii="Courier New" w:hAnsi="Courier New" w:eastAsia="Courier New" w:cs="Courier New"/>
-          <w:sz w:val="18"/>
+          <w:sz w:val="20"/>
         </w:rPr>
         <w:t xml:space="preserve">        #pragma omp simd</w:t>
       </w:r>
@@ -9610,7 +9951,7 @@
       <w:r>
         <w:rPr>
           <w:rFonts w:ascii="Courier New" w:hAnsi="Courier New" w:eastAsia="Courier New" w:cs="Courier New"/>
-          <w:sz w:val="18"/>
+          <w:sz w:val="20"/>
         </w:rPr>
         <w:t xml:space="preserve">        for (size_t i = 0; i &lt; n; i++)</w:t>
       </w:r>
@@ -9624,7 +9965,7 @@
       <w:r>
         <w:rPr>
           <w:rFonts w:ascii="Courier New" w:hAnsi="Courier New" w:eastAsia="Courier New" w:cs="Courier New"/>
-          <w:sz w:val="18"/>
+          <w:sz w:val="20"/>
         </w:rPr>
         <w:t xml:space="preserve">            b[j * ld + i] = a[i * ld + j];</w:t>
       </w:r>
@@ -9638,7 +9979,7 @@
       <w:r>
         <w:rPr>
           <w:rFonts w:ascii="Courier New" w:hAnsi="Courier New" w:eastAsia="Courier New" w:cs="Courier New"/>
-          <w:sz w:val="18"/>
+          <w:sz w:val="20"/>
         </w:rPr>
         <w:t xml:space="preserve">    }</w:t>
       </w:r>
@@ -9652,7 +9993,7 @@
       <w:r>
         <w:rPr>
           <w:rFonts w:ascii="Courier New" w:hAnsi="Courier New" w:eastAsia="Courier New" w:cs="Courier New"/>
-          <w:sz w:val="18"/>
+          <w:sz w:val="20"/>
         </w:rPr>
         <w:t>}</w:t>
       </w:r>
@@ -9666,7 +10007,7 @@
       <w:r>
         <w:rPr>
           <w:rFonts w:ascii="Courier New" w:hAnsi="Courier New" w:eastAsia="Courier New" w:cs="Courier New"/>
-          <w:sz w:val="18"/>
+          <w:sz w:val="20"/>
         </w:rPr>
         <w:t xml:space="preserve"> </w:t>
       </w:r>
@@ -9680,7 +10021,7 @@
       <w:r>
         <w:rPr>
           <w:rFonts w:ascii="Courier New" w:hAnsi="Courier New" w:eastAsia="Courier New" w:cs="Courier New"/>
-          <w:sz w:val="18"/>
+          <w:sz w:val="20"/>
         </w:rPr>
         <w:t>/* Этап 2: блочный обход BS x BS, внутри блока omp simd */</w:t>
       </w:r>
@@ -9694,21 +10035,35 @@
       <w:r>
         <w:rPr>
           <w:rFonts w:ascii="Courier New" w:hAnsi="Courier New" w:eastAsia="Courier New" w:cs="Courier New"/>
-          <w:sz w:val="18"/>
-        </w:rPr>
-        <w:t>void transpose_blocked(const double *restrict a, double *restrict b, size_t n, size_t ld)</w:t>
-      </w:r>
-    </w:p>
-    <w:p>
-      <w:pPr>
-        <w:spacing w:line="240" w:lineRule="auto"/>
-        <w:ind w:firstLine="0"/>
-        <w:jc w:val="left"/>
-      </w:pPr>
-      <w:r>
-        <w:rPr>
-          <w:rFonts w:ascii="Courier New" w:hAnsi="Courier New" w:eastAsia="Courier New" w:cs="Courier New"/>
-          <w:sz w:val="18"/>
+          <w:sz w:val="20"/>
+        </w:rPr>
+        <w:t>void transpose_blocked(const double *restrict a, double *restrict b,</w:t>
+      </w:r>
+    </w:p>
+    <w:p>
+      <w:pPr>
+        <w:spacing w:line="240" w:lineRule="auto"/>
+        <w:ind w:firstLine="0"/>
+        <w:jc w:val="left"/>
+      </w:pPr>
+      <w:r>
+        <w:rPr>
+          <w:rFonts w:ascii="Courier New" w:hAnsi="Courier New" w:eastAsia="Courier New" w:cs="Courier New"/>
+          <w:sz w:val="20"/>
+        </w:rPr>
+        <w:t xml:space="preserve">                       size_t n, size_t ld)</w:t>
+      </w:r>
+    </w:p>
+    <w:p>
+      <w:pPr>
+        <w:spacing w:line="240" w:lineRule="auto"/>
+        <w:ind w:firstLine="0"/>
+        <w:jc w:val="left"/>
+      </w:pPr>
+      <w:r>
+        <w:rPr>
+          <w:rFonts w:ascii="Courier New" w:hAnsi="Courier New" w:eastAsia="Courier New" w:cs="Courier New"/>
+          <w:sz w:val="20"/>
         </w:rPr>
         <w:t>{</w:t>
       </w:r>
@@ -9722,7 +10077,7 @@
       <w:r>
         <w:rPr>
           <w:rFonts w:ascii="Courier New" w:hAnsi="Courier New" w:eastAsia="Courier New" w:cs="Courier New"/>
-          <w:sz w:val="18"/>
+          <w:sz w:val="20"/>
         </w:rPr>
         <w:t xml:space="preserve">    for (size_t ii = 0; ii &lt; n; ii += BS)</w:t>
       </w:r>
@@ -9736,7 +10091,7 @@
       <w:r>
         <w:rPr>
           <w:rFonts w:ascii="Courier New" w:hAnsi="Courier New" w:eastAsia="Courier New" w:cs="Courier New"/>
-          <w:sz w:val="18"/>
+          <w:sz w:val="20"/>
         </w:rPr>
         <w:t xml:space="preserve">        for (size_t jj = 0; jj &lt; n; jj += BS) {</w:t>
       </w:r>
@@ -9750,7 +10105,7 @@
       <w:r>
         <w:rPr>
           <w:rFonts w:ascii="Courier New" w:hAnsi="Courier New" w:eastAsia="Courier New" w:cs="Courier New"/>
-          <w:sz w:val="18"/>
+          <w:sz w:val="20"/>
         </w:rPr>
         <w:t xml:space="preserve">            size_t ie = ii + BS &lt; n ? ii + BS : n;</w:t>
       </w:r>
@@ -9764,7 +10119,7 @@
       <w:r>
         <w:rPr>
           <w:rFonts w:ascii="Courier New" w:hAnsi="Courier New" w:eastAsia="Courier New" w:cs="Courier New"/>
-          <w:sz w:val="18"/>
+          <w:sz w:val="20"/>
         </w:rPr>
         <w:t xml:space="preserve">            size_t je = jj + BS &lt; n ? jj + BS : n;</w:t>
       </w:r>
@@ -9778,7 +10133,7 @@
       <w:r>
         <w:rPr>
           <w:rFonts w:ascii="Courier New" w:hAnsi="Courier New" w:eastAsia="Courier New" w:cs="Courier New"/>
-          <w:sz w:val="18"/>
+          <w:sz w:val="20"/>
         </w:rPr>
         <w:t xml:space="preserve">            for (size_t j = jj; j &lt; je; j++) {</w:t>
       </w:r>
@@ -9792,7 +10147,7 @@
       <w:r>
         <w:rPr>
           <w:rFonts w:ascii="Courier New" w:hAnsi="Courier New" w:eastAsia="Courier New" w:cs="Courier New"/>
-          <w:sz w:val="18"/>
+          <w:sz w:val="20"/>
         </w:rPr>
         <w:t xml:space="preserve">                #pragma omp simd</w:t>
       </w:r>
@@ -9806,7 +10161,7 @@
       <w:r>
         <w:rPr>
           <w:rFonts w:ascii="Courier New" w:hAnsi="Courier New" w:eastAsia="Courier New" w:cs="Courier New"/>
-          <w:sz w:val="18"/>
+          <w:sz w:val="20"/>
         </w:rPr>
         <w:t xml:space="preserve">                for (size_t i = ii; i &lt; ie; i++)</w:t>
       </w:r>
@@ -9820,7 +10175,7 @@
       <w:r>
         <w:rPr>
           <w:rFonts w:ascii="Courier New" w:hAnsi="Courier New" w:eastAsia="Courier New" w:cs="Courier New"/>
-          <w:sz w:val="18"/>
+          <w:sz w:val="20"/>
         </w:rPr>
         <w:t xml:space="preserve">                    b[j * ld + i] = a[i * ld + j];</w:t>
       </w:r>
@@ -9834,7 +10189,7 @@
       <w:r>
         <w:rPr>
           <w:rFonts w:ascii="Courier New" w:hAnsi="Courier New" w:eastAsia="Courier New" w:cs="Courier New"/>
-          <w:sz w:val="18"/>
+          <w:sz w:val="20"/>
         </w:rPr>
         <w:t xml:space="preserve">            }</w:t>
       </w:r>
@@ -9848,7 +10203,7 @@
       <w:r>
         <w:rPr>
           <w:rFonts w:ascii="Courier New" w:hAnsi="Courier New" w:eastAsia="Courier New" w:cs="Courier New"/>
-          <w:sz w:val="18"/>
+          <w:sz w:val="20"/>
         </w:rPr>
         <w:t xml:space="preserve">        }</w:t>
       </w:r>
@@ -9862,7 +10217,7 @@
       <w:r>
         <w:rPr>
           <w:rFonts w:ascii="Courier New" w:hAnsi="Courier New" w:eastAsia="Courier New" w:cs="Courier New"/>
-          <w:sz w:val="18"/>
+          <w:sz w:val="20"/>
         </w:rPr>
         <w:t>}</w:t>
       </w:r>
@@ -9876,7 +10231,7 @@
       <w:r>
         <w:rPr>
           <w:rFonts w:ascii="Courier New" w:hAnsi="Courier New" w:eastAsia="Courier New" w:cs="Courier New"/>
-          <w:sz w:val="18"/>
+          <w:sz w:val="20"/>
         </w:rPr>
         <w:t xml:space="preserve"> </w:t>
       </w:r>
@@ -9890,7 +10245,7 @@
       <w:r>
         <w:rPr>
           <w:rFonts w:ascii="Courier New" w:hAnsi="Courier New" w:eastAsia="Courier New" w:cs="Courier New"/>
-          <w:sz w:val="18"/>
+          <w:sz w:val="20"/>
         </w:rPr>
         <w:t>/*</w:t>
       </w:r>
@@ -9904,7 +10259,7 @@
       <w:r>
         <w:rPr>
           <w:rFonts w:ascii="Courier New" w:hAnsi="Courier New" w:eastAsia="Courier New" w:cs="Courier New"/>
-          <w:sz w:val="18"/>
+          <w:sz w:val="20"/>
         </w:rPr>
         <w:t xml:space="preserve"> * Микроблок TS x TS с размерами-константами: оба цикла полностью</w:t>
       </w:r>
@@ -9918,7 +10273,7 @@
       <w:r>
         <w:rPr>
           <w:rFonts w:ascii="Courier New" w:hAnsi="Courier New" w:eastAsia="Courier New" w:cs="Courier New"/>
-          <w:sz w:val="18"/>
+          <w:sz w:val="20"/>
         </w:rPr>
         <w:t xml:space="preserve"> * разворачиваются, после чего компилятор объединяет соседние обращения</w:t>
       </w:r>
@@ -9932,7 +10287,7 @@
       <w:r>
         <w:rPr>
           <w:rFonts w:ascii="Courier New" w:hAnsi="Courier New" w:eastAsia="Courier New" w:cs="Courier New"/>
-          <w:sz w:val="18"/>
+          <w:sz w:val="20"/>
         </w:rPr>
         <w:t xml:space="preserve"> * к строкам A и B (clang делает из них парные команды ldp/stp).</w:t>
       </w:r>
@@ -9946,7 +10301,7 @@
       <w:r>
         <w:rPr>
           <w:rFonts w:ascii="Courier New" w:hAnsi="Courier New" w:eastAsia="Courier New" w:cs="Courier New"/>
-          <w:sz w:val="18"/>
+          <w:sz w:val="20"/>
         </w:rPr>
         <w:t xml:space="preserve"> */</w:t>
       </w:r>
@@ -9960,21 +10315,35 @@
       <w:r>
         <w:rPr>
           <w:rFonts w:ascii="Courier New" w:hAnsi="Courier New" w:eastAsia="Courier New" w:cs="Courier New"/>
-          <w:sz w:val="18"/>
-        </w:rPr>
-        <w:t>static inline void tile(const double *restrict a, double *restrict b, size_t ld)</w:t>
-      </w:r>
-    </w:p>
-    <w:p>
-      <w:pPr>
-        <w:spacing w:line="240" w:lineRule="auto"/>
-        <w:ind w:firstLine="0"/>
-        <w:jc w:val="left"/>
-      </w:pPr>
-      <w:r>
-        <w:rPr>
-          <w:rFonts w:ascii="Courier New" w:hAnsi="Courier New" w:eastAsia="Courier New" w:cs="Courier New"/>
-          <w:sz w:val="18"/>
+          <w:sz w:val="20"/>
+        </w:rPr>
+        <w:t>static inline void tile(const double *restrict a, double *restrict b,</w:t>
+      </w:r>
+    </w:p>
+    <w:p>
+      <w:pPr>
+        <w:spacing w:line="240" w:lineRule="auto"/>
+        <w:ind w:firstLine="0"/>
+        <w:jc w:val="left"/>
+      </w:pPr>
+      <w:r>
+        <w:rPr>
+          <w:rFonts w:ascii="Courier New" w:hAnsi="Courier New" w:eastAsia="Courier New" w:cs="Courier New"/>
+          <w:sz w:val="20"/>
+        </w:rPr>
+        <w:t xml:space="preserve">                        size_t ld)</w:t>
+      </w:r>
+    </w:p>
+    <w:p>
+      <w:pPr>
+        <w:spacing w:line="240" w:lineRule="auto"/>
+        <w:ind w:firstLine="0"/>
+        <w:jc w:val="left"/>
+      </w:pPr>
+      <w:r>
+        <w:rPr>
+          <w:rFonts w:ascii="Courier New" w:hAnsi="Courier New" w:eastAsia="Courier New" w:cs="Courier New"/>
+          <w:sz w:val="20"/>
         </w:rPr>
         <w:t>{</w:t>
       </w:r>
@@ -9988,7 +10357,7 @@
       <w:r>
         <w:rPr>
           <w:rFonts w:ascii="Courier New" w:hAnsi="Courier New" w:eastAsia="Courier New" w:cs="Courier New"/>
-          <w:sz w:val="18"/>
+          <w:sz w:val="20"/>
         </w:rPr>
         <w:t xml:space="preserve">    #pragma clang loop unroll(full)</w:t>
       </w:r>
@@ -10002,7 +10371,7 @@
       <w:r>
         <w:rPr>
           <w:rFonts w:ascii="Courier New" w:hAnsi="Courier New" w:eastAsia="Courier New" w:cs="Courier New"/>
-          <w:sz w:val="18"/>
+          <w:sz w:val="20"/>
         </w:rPr>
         <w:t xml:space="preserve">    for (int j = 0; j &lt; TS; j++) {</w:t>
       </w:r>
@@ -10016,7 +10385,7 @@
       <w:r>
         <w:rPr>
           <w:rFonts w:ascii="Courier New" w:hAnsi="Courier New" w:eastAsia="Courier New" w:cs="Courier New"/>
-          <w:sz w:val="18"/>
+          <w:sz w:val="20"/>
         </w:rPr>
         <w:t xml:space="preserve">        #pragma clang loop unroll(full)</w:t>
       </w:r>
@@ -10030,7 +10399,7 @@
       <w:r>
         <w:rPr>
           <w:rFonts w:ascii="Courier New" w:hAnsi="Courier New" w:eastAsia="Courier New" w:cs="Courier New"/>
-          <w:sz w:val="18"/>
+          <w:sz w:val="20"/>
         </w:rPr>
         <w:t xml:space="preserve">        for (int i = 0; i &lt; TS; i++)</w:t>
       </w:r>
@@ -10044,7 +10413,7 @@
       <w:r>
         <w:rPr>
           <w:rFonts w:ascii="Courier New" w:hAnsi="Courier New" w:eastAsia="Courier New" w:cs="Courier New"/>
-          <w:sz w:val="18"/>
+          <w:sz w:val="20"/>
         </w:rPr>
         <w:t xml:space="preserve">            b[j * ld + i] = a[i * ld + j];</w:t>
       </w:r>
@@ -10058,7 +10427,7 @@
       <w:r>
         <w:rPr>
           <w:rFonts w:ascii="Courier New" w:hAnsi="Courier New" w:eastAsia="Courier New" w:cs="Courier New"/>
-          <w:sz w:val="18"/>
+          <w:sz w:val="20"/>
         </w:rPr>
         <w:t xml:space="preserve">    }</w:t>
       </w:r>
@@ -10072,7 +10441,7 @@
       <w:r>
         <w:rPr>
           <w:rFonts w:ascii="Courier New" w:hAnsi="Courier New" w:eastAsia="Courier New" w:cs="Courier New"/>
-          <w:sz w:val="18"/>
+          <w:sz w:val="20"/>
         </w:rPr>
         <w:t>}</w:t>
       </w:r>
@@ -10086,7 +10455,7 @@
       <w:r>
         <w:rPr>
           <w:rFonts w:ascii="Courier New" w:hAnsi="Courier New" w:eastAsia="Courier New" w:cs="Courier New"/>
-          <w:sz w:val="18"/>
+          <w:sz w:val="20"/>
         </w:rPr>
         <w:t xml:space="preserve"> </w:t>
       </w:r>
@@ -10100,7 +10469,7 @@
       <w:r>
         <w:rPr>
           <w:rFonts w:ascii="Courier New" w:hAnsi="Courier New" w:eastAsia="Courier New" w:cs="Courier New"/>
-          <w:sz w:val="18"/>
+          <w:sz w:val="20"/>
         </w:rPr>
         <w:t>/* Этап 3: двухуровневые блоки (BS x BS из микроблоков TS x TS) */</w:t>
       </w:r>
@@ -10114,21 +10483,35 @@
       <w:r>
         <w:rPr>
           <w:rFonts w:ascii="Courier New" w:hAnsi="Courier New" w:eastAsia="Courier New" w:cs="Courier New"/>
-          <w:sz w:val="18"/>
-        </w:rPr>
-        <w:t>void transpose_tiled(const double *restrict a, double *restrict b, size_t n, size_t ld)</w:t>
-      </w:r>
-    </w:p>
-    <w:p>
-      <w:pPr>
-        <w:spacing w:line="240" w:lineRule="auto"/>
-        <w:ind w:firstLine="0"/>
-        <w:jc w:val="left"/>
-      </w:pPr>
-      <w:r>
-        <w:rPr>
-          <w:rFonts w:ascii="Courier New" w:hAnsi="Courier New" w:eastAsia="Courier New" w:cs="Courier New"/>
-          <w:sz w:val="18"/>
+          <w:sz w:val="20"/>
+        </w:rPr>
+        <w:t>void transpose_tiled(const double *restrict a, double *restrict b,</w:t>
+      </w:r>
+    </w:p>
+    <w:p>
+      <w:pPr>
+        <w:spacing w:line="240" w:lineRule="auto"/>
+        <w:ind w:firstLine="0"/>
+        <w:jc w:val="left"/>
+      </w:pPr>
+      <w:r>
+        <w:rPr>
+          <w:rFonts w:ascii="Courier New" w:hAnsi="Courier New" w:eastAsia="Courier New" w:cs="Courier New"/>
+          <w:sz w:val="20"/>
+        </w:rPr>
+        <w:t xml:space="preserve">                     size_t n, size_t ld)</w:t>
+      </w:r>
+    </w:p>
+    <w:p>
+      <w:pPr>
+        <w:spacing w:line="240" w:lineRule="auto"/>
+        <w:ind w:firstLine="0"/>
+        <w:jc w:val="left"/>
+      </w:pPr>
+      <w:r>
+        <w:rPr>
+          <w:rFonts w:ascii="Courier New" w:hAnsi="Courier New" w:eastAsia="Courier New" w:cs="Courier New"/>
+          <w:sz w:val="20"/>
         </w:rPr>
         <w:t>{</w:t>
       </w:r>
@@ -10142,7 +10525,7 @@
       <w:r>
         <w:rPr>
           <w:rFonts w:ascii="Courier New" w:hAnsi="Courier New" w:eastAsia="Courier New" w:cs="Courier New"/>
-          <w:sz w:val="18"/>
+          <w:sz w:val="20"/>
         </w:rPr>
         <w:t xml:space="preserve">    a = __builtin_assume_aligned(a, ALIGN);</w:t>
       </w:r>
@@ -10156,7 +10539,7 @@
       <w:r>
         <w:rPr>
           <w:rFonts w:ascii="Courier New" w:hAnsi="Courier New" w:eastAsia="Courier New" w:cs="Courier New"/>
-          <w:sz w:val="18"/>
+          <w:sz w:val="20"/>
         </w:rPr>
         <w:t xml:space="preserve">    b = __builtin_assume_aligned(b, ALIGN);</w:t>
       </w:r>
@@ -10170,7 +10553,7 @@
       <w:r>
         <w:rPr>
           <w:rFonts w:ascii="Courier New" w:hAnsi="Courier New" w:eastAsia="Courier New" w:cs="Courier New"/>
-          <w:sz w:val="18"/>
+          <w:sz w:val="20"/>
         </w:rPr>
         <w:t xml:space="preserve">    size_t nt = n / TS * TS;</w:t>
       </w:r>
@@ -10184,7 +10567,7 @@
       <w:r>
         <w:rPr>
           <w:rFonts w:ascii="Courier New" w:hAnsi="Courier New" w:eastAsia="Courier New" w:cs="Courier New"/>
-          <w:sz w:val="18"/>
+          <w:sz w:val="20"/>
         </w:rPr>
         <w:t xml:space="preserve">    for (size_t ii = 0; ii &lt; nt; ii += BS)</w:t>
       </w:r>
@@ -10198,7 +10581,7 @@
       <w:r>
         <w:rPr>
           <w:rFonts w:ascii="Courier New" w:hAnsi="Courier New" w:eastAsia="Courier New" w:cs="Courier New"/>
-          <w:sz w:val="18"/>
+          <w:sz w:val="20"/>
         </w:rPr>
         <w:t xml:space="preserve">        for (size_t jj = 0; jj &lt; nt; jj += BS) {</w:t>
       </w:r>
@@ -10212,7 +10595,7 @@
       <w:r>
         <w:rPr>
           <w:rFonts w:ascii="Courier New" w:hAnsi="Courier New" w:eastAsia="Courier New" w:cs="Courier New"/>
-          <w:sz w:val="18"/>
+          <w:sz w:val="20"/>
         </w:rPr>
         <w:t xml:space="preserve">            size_t ie = ii + BS &lt; nt ? ii + BS : nt;</w:t>
       </w:r>
@@ -10226,7 +10609,7 @@
       <w:r>
         <w:rPr>
           <w:rFonts w:ascii="Courier New" w:hAnsi="Courier New" w:eastAsia="Courier New" w:cs="Courier New"/>
-          <w:sz w:val="18"/>
+          <w:sz w:val="20"/>
         </w:rPr>
         <w:t xml:space="preserve">            size_t je = jj + BS &lt; nt ? jj + BS : nt;</w:t>
       </w:r>
@@ -10240,7 +10623,7 @@
       <w:r>
         <w:rPr>
           <w:rFonts w:ascii="Courier New" w:hAnsi="Courier New" w:eastAsia="Courier New" w:cs="Courier New"/>
-          <w:sz w:val="18"/>
+          <w:sz w:val="20"/>
         </w:rPr>
         <w:t xml:space="preserve">            for (size_t i = ii; i &lt; ie; i += TS)</w:t>
       </w:r>
@@ -10254,7 +10637,7 @@
       <w:r>
         <w:rPr>
           <w:rFonts w:ascii="Courier New" w:hAnsi="Courier New" w:eastAsia="Courier New" w:cs="Courier New"/>
-          <w:sz w:val="18"/>
+          <w:sz w:val="20"/>
         </w:rPr>
         <w:t xml:space="preserve">                for (size_t j = jj; j &lt; je; j += TS)</w:t>
       </w:r>
@@ -10268,7 +10651,7 @@
       <w:r>
         <w:rPr>
           <w:rFonts w:ascii="Courier New" w:hAnsi="Courier New" w:eastAsia="Courier New" w:cs="Courier New"/>
-          <w:sz w:val="18"/>
+          <w:sz w:val="20"/>
         </w:rPr>
         <w:t xml:space="preserve">                    tile(a + i * ld + j, b + j * ld + i, ld);</w:t>
       </w:r>
@@ -10282,7 +10665,7 @@
       <w:r>
         <w:rPr>
           <w:rFonts w:ascii="Courier New" w:hAnsi="Courier New" w:eastAsia="Courier New" w:cs="Courier New"/>
-          <w:sz w:val="18"/>
+          <w:sz w:val="20"/>
         </w:rPr>
         <w:t xml:space="preserve">        }</w:t>
       </w:r>
@@ -10296,7 +10679,7 @@
       <w:r>
         <w:rPr>
           <w:rFonts w:ascii="Courier New" w:hAnsi="Courier New" w:eastAsia="Courier New" w:cs="Courier New"/>
-          <w:sz w:val="18"/>
+          <w:sz w:val="20"/>
         </w:rPr>
         <w:t xml:space="preserve">    /* хвосты, если n не кратно TS */</w:t>
       </w:r>
@@ -10310,7 +10693,7 @@
       <w:r>
         <w:rPr>
           <w:rFonts w:ascii="Courier New" w:hAnsi="Courier New" w:eastAsia="Courier New" w:cs="Courier New"/>
-          <w:sz w:val="18"/>
+          <w:sz w:val="20"/>
         </w:rPr>
         <w:t xml:space="preserve">    for (size_t i = 0; i &lt; n; i++)</w:t>
       </w:r>
@@ -10324,7 +10707,7 @@
       <w:r>
         <w:rPr>
           <w:rFonts w:ascii="Courier New" w:hAnsi="Courier New" w:eastAsia="Courier New" w:cs="Courier New"/>
-          <w:sz w:val="18"/>
+          <w:sz w:val="20"/>
         </w:rPr>
         <w:t xml:space="preserve">        for (size_t j = (i &lt; nt ? nt : 0); j &lt; n; j++)</w:t>
       </w:r>
@@ -10338,7 +10721,7 @@
       <w:r>
         <w:rPr>
           <w:rFonts w:ascii="Courier New" w:hAnsi="Courier New" w:eastAsia="Courier New" w:cs="Courier New"/>
-          <w:sz w:val="18"/>
+          <w:sz w:val="20"/>
         </w:rPr>
         <w:t xml:space="preserve">            b[j * ld + i] = a[i * ld + j];</w:t>
       </w:r>
@@ -10352,7 +10735,7 @@
       <w:r>
         <w:rPr>
           <w:rFonts w:ascii="Courier New" w:hAnsi="Courier New" w:eastAsia="Courier New" w:cs="Courier New"/>
-          <w:sz w:val="18"/>
+          <w:sz w:val="20"/>
         </w:rPr>
         <w:t>}</w:t>
       </w:r>
@@ -10366,7 +10749,7 @@
       <w:r>
         <w:rPr>
           <w:rFonts w:ascii="Courier New" w:hAnsi="Courier New" w:eastAsia="Courier New" w:cs="Courier New"/>
-          <w:sz w:val="18"/>
+          <w:sz w:val="20"/>
         </w:rPr>
         <w:t xml:space="preserve"> </w:t>
       </w:r>
@@ -10380,7 +10763,7 @@
       <w:r>
         <w:rPr>
           <w:rFonts w:ascii="Courier New" w:hAnsi="Courier New" w:eastAsia="Courier New" w:cs="Courier New"/>
-          <w:sz w:val="18"/>
+          <w:sz w:val="20"/>
         </w:rPr>
         <w:t>int main(int argc, char **argv)</w:t>
       </w:r>
@@ -10394,7 +10777,7 @@
       <w:r>
         <w:rPr>
           <w:rFonts w:ascii="Courier New" w:hAnsi="Courier New" w:eastAsia="Courier New" w:cs="Courier New"/>
-          <w:sz w:val="18"/>
+          <w:sz w:val="20"/>
         </w:rPr>
         <w:t>{</w:t>
       </w:r>
@@ -10408,7 +10791,7 @@
       <w:r>
         <w:rPr>
           <w:rFonts w:ascii="Courier New" w:hAnsi="Courier New" w:eastAsia="Courier New" w:cs="Courier New"/>
-          <w:sz w:val="18"/>
+          <w:sz w:val="20"/>
         </w:rPr>
         <w:t xml:space="preserve">    size_t n = arg_n(argc, argv, 8192);</w:t>
       </w:r>
@@ -10422,7 +10805,7 @@
       <w:r>
         <w:rPr>
           <w:rFonts w:ascii="Courier New" w:hAnsi="Courier New" w:eastAsia="Courier New" w:cs="Courier New"/>
-          <w:sz w:val="18"/>
+          <w:sz w:val="20"/>
         </w:rPr>
         <w:t xml:space="preserve">    int reps = arg_reps(argc, argv, 5);</w:t>
       </w:r>
@@ -10436,7 +10819,7 @@
       <w:r>
         <w:rPr>
           <w:rFonts w:ascii="Courier New" w:hAnsi="Courier New" w:eastAsia="Courier New" w:cs="Courier New"/>
-          <w:sz w:val="18"/>
+          <w:sz w:val="20"/>
         </w:rPr>
         <w:t xml:space="preserve">    size_t ld = arg_ld(argc, argv, n);</w:t>
       </w:r>
@@ -10450,7 +10833,7 @@
       <w:r>
         <w:rPr>
           <w:rFonts w:ascii="Courier New" w:hAnsi="Courier New" w:eastAsia="Courier New" w:cs="Courier New"/>
-          <w:sz w:val="18"/>
+          <w:sz w:val="20"/>
         </w:rPr>
         <w:t xml:space="preserve">    double *a = alloc_matrix(n, ld), *b = alloc_matrix(n, ld);</w:t>
       </w:r>
@@ -10464,7 +10847,7 @@
       <w:r>
         <w:rPr>
           <w:rFonts w:ascii="Courier New" w:hAnsi="Courier New" w:eastAsia="Courier New" w:cs="Courier New"/>
-          <w:sz w:val="18"/>
+          <w:sz w:val="20"/>
         </w:rPr>
         <w:t xml:space="preserve">    fill_matrix(a, n, ld);</w:t>
       </w:r>
@@ -10478,7 +10861,7 @@
       <w:r>
         <w:rPr>
           <w:rFonts w:ascii="Courier New" w:hAnsi="Courier New" w:eastAsia="Courier New" w:cs="Courier New"/>
-          <w:sz w:val="18"/>
+          <w:sz w:val="20"/>
         </w:rPr>
         <w:t xml:space="preserve">    printf("N = %zu, BS = %d, TS = %d\n", n, BS, TS);</w:t>
       </w:r>
@@ -10492,21 +10875,35 @@
       <w:r>
         <w:rPr>
           <w:rFonts w:ascii="Courier New" w:hAnsi="Courier New" w:eastAsia="Courier New" w:cs="Courier New"/>
-          <w:sz w:val="18"/>
-        </w:rPr>
-        <w:t xml:space="preserve">    bench("simd_rows (restrict+simd)", transpose_simd_rows, a, b, n, ld, reps);</w:t>
-      </w:r>
-    </w:p>
-    <w:p>
-      <w:pPr>
-        <w:spacing w:line="240" w:lineRule="auto"/>
-        <w:ind w:firstLine="0"/>
-        <w:jc w:val="left"/>
-      </w:pPr>
-      <w:r>
-        <w:rPr>
-          <w:rFonts w:ascii="Courier New" w:hAnsi="Courier New" w:eastAsia="Courier New" w:cs="Courier New"/>
-          <w:sz w:val="18"/>
+          <w:sz w:val="20"/>
+        </w:rPr>
+        <w:t xml:space="preserve">    bench("simd_rows (restrict+simd)", transpose_simd_rows,</w:t>
+      </w:r>
+    </w:p>
+    <w:p>
+      <w:pPr>
+        <w:spacing w:line="240" w:lineRule="auto"/>
+        <w:ind w:firstLine="0"/>
+        <w:jc w:val="left"/>
+      </w:pPr>
+      <w:r>
+        <w:rPr>
+          <w:rFonts w:ascii="Courier New" w:hAnsi="Courier New" w:eastAsia="Courier New" w:cs="Courier New"/>
+          <w:sz w:val="20"/>
+        </w:rPr>
+        <w:t xml:space="preserve">          a, b, n, ld, reps);</w:t>
+      </w:r>
+    </w:p>
+    <w:p>
+      <w:pPr>
+        <w:spacing w:line="240" w:lineRule="auto"/>
+        <w:ind w:firstLine="0"/>
+        <w:jc w:val="left"/>
+      </w:pPr>
+      <w:r>
+        <w:rPr>
+          <w:rFonts w:ascii="Courier New" w:hAnsi="Courier New" w:eastAsia="Courier New" w:cs="Courier New"/>
+          <w:sz w:val="20"/>
         </w:rPr>
         <w:t xml:space="preserve">    bench("blocked (BSxBS + simd)", transpose_blocked, a, b, n, ld, reps);</w:t>
       </w:r>
@@ -10520,7 +10917,7 @@
       <w:r>
         <w:rPr>
           <w:rFonts w:ascii="Courier New" w:hAnsi="Courier New" w:eastAsia="Courier New" w:cs="Courier New"/>
-          <w:sz w:val="18"/>
+          <w:sz w:val="20"/>
         </w:rPr>
         <w:t xml:space="preserve">    bench("tiled (BSxBS, TSxTS SLP)", transpose_tiled, a, b, n, ld, reps);</w:t>
       </w:r>
@@ -10534,7 +10931,7 @@
       <w:r>
         <w:rPr>
           <w:rFonts w:ascii="Courier New" w:hAnsi="Courier New" w:eastAsia="Courier New" w:cs="Courier New"/>
-          <w:sz w:val="18"/>
+          <w:sz w:val="20"/>
         </w:rPr>
         <w:t xml:space="preserve">    free(a);</w:t>
       </w:r>
@@ -10548,7 +10945,7 @@
       <w:r>
         <w:rPr>
           <w:rFonts w:ascii="Courier New" w:hAnsi="Courier New" w:eastAsia="Courier New" w:cs="Courier New"/>
-          <w:sz w:val="18"/>
+          <w:sz w:val="20"/>
         </w:rPr>
         <w:t xml:space="preserve">    free(b);</w:t>
       </w:r>
@@ -10562,7 +10959,7 @@
       <w:r>
         <w:rPr>
           <w:rFonts w:ascii="Courier New" w:hAnsi="Courier New" w:eastAsia="Courier New" w:cs="Courier New"/>
-          <w:sz w:val="18"/>
+          <w:sz w:val="20"/>
         </w:rPr>
         <w:t xml:space="preserve">    return 0;</w:t>
       </w:r>
@@ -10576,7 +10973,7 @@
       <w:r>
         <w:rPr>
           <w:rFonts w:ascii="Courier New" w:hAnsi="Courier New" w:eastAsia="Courier New" w:cs="Courier New"/>
-          <w:sz w:val="18"/>
+          <w:sz w:val="20"/>
         </w:rPr>
         <w:t>}</w:t>
       </w:r>
@@ -10610,7 +11007,7 @@
       <w:r>
         <w:rPr>
           <w:rFonts w:ascii="Courier New" w:hAnsi="Courier New" w:eastAsia="Courier New" w:cs="Courier New"/>
-          <w:sz w:val="18"/>
+          <w:sz w:val="20"/>
         </w:rPr>
         <w:t>/*</w:t>
       </w:r>
@@ -10624,7 +11021,7 @@
       <w:r>
         <w:rPr>
           <w:rFonts w:ascii="Courier New" w:hAnsi="Courier New" w:eastAsia="Courier New" w:cs="Courier New"/>
-          <w:sz w:val="18"/>
+          <w:sz w:val="20"/>
         </w:rPr>
         <w:t xml:space="preserve"> * transpose_neon.c -- ручная векторизация транспонирования на intrinsics</w:t>
       </w:r>
@@ -10638,7 +11035,7 @@
       <w:r>
         <w:rPr>
           <w:rFonts w:ascii="Courier New" w:hAnsi="Courier New" w:eastAsia="Courier New" w:cs="Courier New"/>
-          <w:sz w:val="18"/>
+          <w:sz w:val="20"/>
         </w:rPr>
         <w:t xml:space="preserve"> * NEON (ARMv8, 128 бит = 2 double). Каждый этап оптимизации оформлен</w:t>
       </w:r>
@@ -10652,7 +11049,7 @@
       <w:r>
         <w:rPr>
           <w:rFonts w:ascii="Courier New" w:hAnsi="Courier New" w:eastAsia="Courier New" w:cs="Courier New"/>
-          <w:sz w:val="18"/>
+          <w:sz w:val="20"/>
         </w:rPr>
         <w:t xml:space="preserve"> * отдельной функцией, все они замеряются в одном запуске вместе с</w:t>
       </w:r>
@@ -10666,7 +11063,7 @@
       <w:r>
         <w:rPr>
           <w:rFonts w:ascii="Courier New" w:hAnsi="Courier New" w:eastAsia="Courier New" w:cs="Courier New"/>
-          <w:sz w:val="18"/>
+          <w:sz w:val="20"/>
         </w:rPr>
         <w:t xml:space="preserve"> * эталонным memcpy того же объёма.</w:t>
       </w:r>
@@ -10680,7 +11077,7 @@
       <w:r>
         <w:rPr>
           <w:rFonts w:ascii="Courier New" w:hAnsi="Courier New" w:eastAsia="Courier New" w:cs="Courier New"/>
-          <w:sz w:val="18"/>
+          <w:sz w:val="20"/>
         </w:rPr>
         <w:t xml:space="preserve"> *</w:t>
       </w:r>
@@ -10694,7 +11091,7 @@
       <w:r>
         <w:rPr>
           <w:rFonts w:ascii="Courier New" w:hAnsi="Courier New" w:eastAsia="Courier New" w:cs="Courier New"/>
-          <w:sz w:val="18"/>
+          <w:sz w:val="20"/>
         </w:rPr>
         <w:t xml:space="preserve"> * Сборка: clang -O3 -mcpu=native -DBS=256 transpose_neon.c</w:t>
       </w:r>
@@ -10708,7 +11105,7 @@
       <w:r>
         <w:rPr>
           <w:rFonts w:ascii="Courier New" w:hAnsi="Courier New" w:eastAsia="Courier New" w:cs="Courier New"/>
-          <w:sz w:val="18"/>
+          <w:sz w:val="20"/>
         </w:rPr>
         <w:t xml:space="preserve"> * Запуск: ./transpose_neon [N] [повторы] [pad]</w:t>
       </w:r>
@@ -10722,7 +11119,7 @@
       <w:r>
         <w:rPr>
           <w:rFonts w:ascii="Courier New" w:hAnsi="Courier New" w:eastAsia="Courier New" w:cs="Courier New"/>
-          <w:sz w:val="18"/>
+          <w:sz w:val="20"/>
         </w:rPr>
         <w:t xml:space="preserve"> */</w:t>
       </w:r>
@@ -10736,7 +11133,7 @@
       <w:r>
         <w:rPr>
           <w:rFonts w:ascii="Courier New" w:hAnsi="Courier New" w:eastAsia="Courier New" w:cs="Courier New"/>
-          <w:sz w:val="18"/>
+          <w:sz w:val="20"/>
         </w:rPr>
         <w:t>#include "common.h"</w:t>
       </w:r>
@@ -10750,7 +11147,7 @@
       <w:r>
         <w:rPr>
           <w:rFonts w:ascii="Courier New" w:hAnsi="Courier New" w:eastAsia="Courier New" w:cs="Courier New"/>
-          <w:sz w:val="18"/>
+          <w:sz w:val="20"/>
         </w:rPr>
         <w:t>#include &lt;arm_neon.h&gt;</w:t>
       </w:r>
@@ -10764,7 +11161,7 @@
       <w:r>
         <w:rPr>
           <w:rFonts w:ascii="Courier New" w:hAnsi="Courier New" w:eastAsia="Courier New" w:cs="Courier New"/>
-          <w:sz w:val="18"/>
+          <w:sz w:val="20"/>
         </w:rPr>
         <w:t xml:space="preserve"> </w:t>
       </w:r>
@@ -10778,7 +11175,7 @@
       <w:r>
         <w:rPr>
           <w:rFonts w:ascii="Courier New" w:hAnsi="Courier New" w:eastAsia="Courier New" w:cs="Courier New"/>
-          <w:sz w:val="18"/>
+          <w:sz w:val="20"/>
         </w:rPr>
         <w:t>#ifndef BS</w:t>
       </w:r>
@@ -10792,7 +11189,7 @@
       <w:r>
         <w:rPr>
           <w:rFonts w:ascii="Courier New" w:hAnsi="Courier New" w:eastAsia="Courier New" w:cs="Courier New"/>
-          <w:sz w:val="18"/>
+          <w:sz w:val="20"/>
         </w:rPr>
         <w:t>#define BS 256              /* размер внешнего блока (тайла) */</w:t>
       </w:r>
@@ -10806,7 +11203,7 @@
       <w:r>
         <w:rPr>
           <w:rFonts w:ascii="Courier New" w:hAnsi="Courier New" w:eastAsia="Courier New" w:cs="Courier New"/>
-          <w:sz w:val="18"/>
+          <w:sz w:val="20"/>
         </w:rPr>
         <w:t>#endif</w:t>
       </w:r>
@@ -10820,7 +11217,7 @@
       <w:r>
         <w:rPr>
           <w:rFonts w:ascii="Courier New" w:hAnsi="Courier New" w:eastAsia="Courier New" w:cs="Courier New"/>
-          <w:sz w:val="18"/>
+          <w:sz w:val="20"/>
         </w:rPr>
         <w:t>#ifndef PF</w:t>
       </w:r>
@@ -10834,21 +11231,21 @@
       <w:r>
         <w:rPr>
           <w:rFonts w:ascii="Courier New" w:hAnsi="Courier New" w:eastAsia="Courier New" w:cs="Courier New"/>
-          <w:sz w:val="18"/>
-        </w:rPr>
-        <w:t>#define PF 8                /* на сколько микроблоков вперёд делать prefetch */</w:t>
-      </w:r>
-    </w:p>
-    <w:p>
-      <w:pPr>
-        <w:spacing w:line="240" w:lineRule="auto"/>
-        <w:ind w:firstLine="0"/>
-        <w:jc w:val="left"/>
-      </w:pPr>
-      <w:r>
-        <w:rPr>
-          <w:rFonts w:ascii="Courier New" w:hAnsi="Courier New" w:eastAsia="Courier New" w:cs="Courier New"/>
-          <w:sz w:val="18"/>
+          <w:sz w:val="20"/>
+        </w:rPr>
+        <w:t>#define PF 8                /* на сколько микроблоков вперёд prefetch */</w:t>
+      </w:r>
+    </w:p>
+    <w:p>
+      <w:pPr>
+        <w:spacing w:line="240" w:lineRule="auto"/>
+        <w:ind w:firstLine="0"/>
+        <w:jc w:val="left"/>
+      </w:pPr>
+      <w:r>
+        <w:rPr>
+          <w:rFonts w:ascii="Courier New" w:hAnsi="Courier New" w:eastAsia="Courier New" w:cs="Courier New"/>
+          <w:sz w:val="20"/>
         </w:rPr>
         <w:t>#endif</w:t>
       </w:r>
@@ -10862,7 +11259,7 @@
       <w:r>
         <w:rPr>
           <w:rFonts w:ascii="Courier New" w:hAnsi="Courier New" w:eastAsia="Courier New" w:cs="Courier New"/>
-          <w:sz w:val="18"/>
+          <w:sz w:val="20"/>
         </w:rPr>
         <w:t xml:space="preserve"> </w:t>
       </w:r>
@@ -10876,7 +11273,7 @@
       <w:r>
         <w:rPr>
           <w:rFonts w:ascii="Courier New" w:hAnsi="Courier New" w:eastAsia="Courier New" w:cs="Courier New"/>
-          <w:sz w:val="18"/>
+          <w:sz w:val="20"/>
         </w:rPr>
         <w:t>/* хвосты: элементы, не попавшие в блоки по k (n не кратно k) */</w:t>
       </w:r>
@@ -10890,7 +11287,7 @@
       <w:r>
         <w:rPr>
           <w:rFonts w:ascii="Courier New" w:hAnsi="Courier New" w:eastAsia="Courier New" w:cs="Courier New"/>
-          <w:sz w:val="18"/>
+          <w:sz w:val="20"/>
         </w:rPr>
         <w:t>static void tail(const double *a, double *b, size_t n, size_t ld, size_t k)</w:t>
       </w:r>
@@ -10904,7 +11301,7 @@
       <w:r>
         <w:rPr>
           <w:rFonts w:ascii="Courier New" w:hAnsi="Courier New" w:eastAsia="Courier New" w:cs="Courier New"/>
-          <w:sz w:val="18"/>
+          <w:sz w:val="20"/>
         </w:rPr>
         <w:t>{</w:t>
       </w:r>
@@ -10918,7 +11315,7 @@
       <w:r>
         <w:rPr>
           <w:rFonts w:ascii="Courier New" w:hAnsi="Courier New" w:eastAsia="Courier New" w:cs="Courier New"/>
-          <w:sz w:val="18"/>
+          <w:sz w:val="20"/>
         </w:rPr>
         <w:t xml:space="preserve">    size_t nk = n / k * k;</w:t>
       </w:r>
@@ -10932,7 +11329,7 @@
       <w:r>
         <w:rPr>
           <w:rFonts w:ascii="Courier New" w:hAnsi="Courier New" w:eastAsia="Courier New" w:cs="Courier New"/>
-          <w:sz w:val="18"/>
+          <w:sz w:val="20"/>
         </w:rPr>
         <w:t xml:space="preserve">    for (size_t i = 0; i &lt; n; i++)</w:t>
       </w:r>
@@ -10946,7 +11343,7 @@
       <w:r>
         <w:rPr>
           <w:rFonts w:ascii="Courier New" w:hAnsi="Courier New" w:eastAsia="Courier New" w:cs="Courier New"/>
-          <w:sz w:val="18"/>
+          <w:sz w:val="20"/>
         </w:rPr>
         <w:t xml:space="preserve">        for (size_t j = (i &lt; nk ? nk : 0); j &lt; n; j++)</w:t>
       </w:r>
@@ -10960,7 +11357,7 @@
       <w:r>
         <w:rPr>
           <w:rFonts w:ascii="Courier New" w:hAnsi="Courier New" w:eastAsia="Courier New" w:cs="Courier New"/>
-          <w:sz w:val="18"/>
+          <w:sz w:val="20"/>
         </w:rPr>
         <w:t xml:space="preserve">            b[j * ld + i] = a[i * ld + j];</w:t>
       </w:r>
@@ -10974,7 +11371,7 @@
       <w:r>
         <w:rPr>
           <w:rFonts w:ascii="Courier New" w:hAnsi="Courier New" w:eastAsia="Courier New" w:cs="Courier New"/>
-          <w:sz w:val="18"/>
+          <w:sz w:val="20"/>
         </w:rPr>
         <w:t>}</w:t>
       </w:r>
@@ -10988,7 +11385,7 @@
       <w:r>
         <w:rPr>
           <w:rFonts w:ascii="Courier New" w:hAnsi="Courier New" w:eastAsia="Courier New" w:cs="Courier New"/>
-          <w:sz w:val="18"/>
+          <w:sz w:val="20"/>
         </w:rPr>
         <w:t xml:space="preserve"> </w:t>
       </w:r>
@@ -11002,7 +11399,7 @@
       <w:r>
         <w:rPr>
           <w:rFonts w:ascii="Courier New" w:hAnsi="Courier New" w:eastAsia="Courier New" w:cs="Courier New"/>
-          <w:sz w:val="18"/>
+          <w:sz w:val="20"/>
         </w:rPr>
         <w:t>/*</w:t>
       </w:r>
@@ -11016,7 +11413,7 @@
       <w:r>
         <w:rPr>
           <w:rFonts w:ascii="Courier New" w:hAnsi="Courier New" w:eastAsia="Courier New" w:cs="Courier New"/>
-          <w:sz w:val="18"/>
+          <w:sz w:val="20"/>
         </w:rPr>
         <w:t xml:space="preserve"> * Ядро 2x2: две строки A читаются двумя векторами, перестановками</w:t>
       </w:r>
@@ -11030,7 +11427,7 @@
       <w:r>
         <w:rPr>
           <w:rFonts w:ascii="Courier New" w:hAnsi="Courier New" w:eastAsia="Courier New" w:cs="Courier New"/>
-          <w:sz w:val="18"/>
+          <w:sz w:val="20"/>
         </w:rPr>
         <w:t xml:space="preserve"> * trn1/trn2 получаются два столбца, которые записываются строками B.</w:t>
       </w:r>
@@ -11044,7 +11441,7 @@
       <w:r>
         <w:rPr>
           <w:rFonts w:ascii="Courier New" w:hAnsi="Courier New" w:eastAsia="Courier New" w:cs="Courier New"/>
-          <w:sz w:val="18"/>
+          <w:sz w:val="20"/>
         </w:rPr>
         <w:t xml:space="preserve"> *   r0 = (a00 a01), r1 = (a10 a11)</w:t>
       </w:r>
@@ -11058,7 +11455,7 @@
       <w:r>
         <w:rPr>
           <w:rFonts w:ascii="Courier New" w:hAnsi="Courier New" w:eastAsia="Courier New" w:cs="Courier New"/>
-          <w:sz w:val="18"/>
+          <w:sz w:val="20"/>
         </w:rPr>
         <w:t xml:space="preserve"> *   trn1 -&gt; (a00 a10), trn2 -&gt; (a01 a11)</w:t>
       </w:r>
@@ -11072,7 +11469,7 @@
       <w:r>
         <w:rPr>
           <w:rFonts w:ascii="Courier New" w:hAnsi="Courier New" w:eastAsia="Courier New" w:cs="Courier New"/>
-          <w:sz w:val="18"/>
+          <w:sz w:val="20"/>
         </w:rPr>
         <w:t xml:space="preserve"> */</w:t>
       </w:r>
@@ -11086,7 +11483,7 @@
       <w:r>
         <w:rPr>
           <w:rFonts w:ascii="Courier New" w:hAnsi="Courier New" w:eastAsia="Courier New" w:cs="Courier New"/>
-          <w:sz w:val="18"/>
+          <w:sz w:val="20"/>
         </w:rPr>
         <w:t>static inline void kernel2(const double *a, double *b, size_t ld)</w:t>
       </w:r>
@@ -11100,7 +11497,7 @@
       <w:r>
         <w:rPr>
           <w:rFonts w:ascii="Courier New" w:hAnsi="Courier New" w:eastAsia="Courier New" w:cs="Courier New"/>
-          <w:sz w:val="18"/>
+          <w:sz w:val="20"/>
         </w:rPr>
         <w:t>{</w:t>
       </w:r>
@@ -11114,7 +11511,7 @@
       <w:r>
         <w:rPr>
           <w:rFonts w:ascii="Courier New" w:hAnsi="Courier New" w:eastAsia="Courier New" w:cs="Courier New"/>
-          <w:sz w:val="18"/>
+          <w:sz w:val="20"/>
         </w:rPr>
         <w:t xml:space="preserve">    float64x2_t r0 = vld1q_f64(a);</w:t>
       </w:r>
@@ -11128,7 +11525,7 @@
       <w:r>
         <w:rPr>
           <w:rFonts w:ascii="Courier New" w:hAnsi="Courier New" w:eastAsia="Courier New" w:cs="Courier New"/>
-          <w:sz w:val="18"/>
+          <w:sz w:val="20"/>
         </w:rPr>
         <w:t xml:space="preserve">    float64x2_t r1 = vld1q_f64(a + ld);</w:t>
       </w:r>
@@ -11142,7 +11539,7 @@
       <w:r>
         <w:rPr>
           <w:rFonts w:ascii="Courier New" w:hAnsi="Courier New" w:eastAsia="Courier New" w:cs="Courier New"/>
-          <w:sz w:val="18"/>
+          <w:sz w:val="20"/>
         </w:rPr>
         <w:t xml:space="preserve">    vst1q_f64(b,     vtrn1q_f64(r0, r1));</w:t>
       </w:r>
@@ -11156,7 +11553,7 @@
       <w:r>
         <w:rPr>
           <w:rFonts w:ascii="Courier New" w:hAnsi="Courier New" w:eastAsia="Courier New" w:cs="Courier New"/>
-          <w:sz w:val="18"/>
+          <w:sz w:val="20"/>
         </w:rPr>
         <w:t xml:space="preserve">    vst1q_f64(b + ld, vtrn2q_f64(r0, r1));</w:t>
       </w:r>
@@ -11170,7 +11567,7 @@
       <w:r>
         <w:rPr>
           <w:rFonts w:ascii="Courier New" w:hAnsi="Courier New" w:eastAsia="Courier New" w:cs="Courier New"/>
-          <w:sz w:val="18"/>
+          <w:sz w:val="20"/>
         </w:rPr>
         <w:t>}</w:t>
       </w:r>
@@ -11184,7 +11581,7 @@
       <w:r>
         <w:rPr>
           <w:rFonts w:ascii="Courier New" w:hAnsi="Courier New" w:eastAsia="Courier New" w:cs="Courier New"/>
-          <w:sz w:val="18"/>
+          <w:sz w:val="20"/>
         </w:rPr>
         <w:t xml:space="preserve"> </w:t>
       </w:r>
@@ -11198,7 +11595,7 @@
       <w:r>
         <w:rPr>
           <w:rFonts w:ascii="Courier New" w:hAnsi="Courier New" w:eastAsia="Courier New" w:cs="Courier New"/>
-          <w:sz w:val="18"/>
+          <w:sz w:val="20"/>
         </w:rPr>
         <w:t>/* Этап 1: ядро 2x2, простой обход всей матрицы */</w:t>
       </w:r>
@@ -11212,21 +11609,35 @@
       <w:r>
         <w:rPr>
           <w:rFonts w:ascii="Courier New" w:hAnsi="Courier New" w:eastAsia="Courier New" w:cs="Courier New"/>
-          <w:sz w:val="18"/>
-        </w:rPr>
-        <w:t>void transpose_neon2(const double *restrict a, double *restrict b, size_t n, size_t ld)</w:t>
-      </w:r>
-    </w:p>
-    <w:p>
-      <w:pPr>
-        <w:spacing w:line="240" w:lineRule="auto"/>
-        <w:ind w:firstLine="0"/>
-        <w:jc w:val="left"/>
-      </w:pPr>
-      <w:r>
-        <w:rPr>
-          <w:rFonts w:ascii="Courier New" w:hAnsi="Courier New" w:eastAsia="Courier New" w:cs="Courier New"/>
-          <w:sz w:val="18"/>
+          <w:sz w:val="20"/>
+        </w:rPr>
+        <w:t>void transpose_neon2(const double *restrict a, double *restrict b,</w:t>
+      </w:r>
+    </w:p>
+    <w:p>
+      <w:pPr>
+        <w:spacing w:line="240" w:lineRule="auto"/>
+        <w:ind w:firstLine="0"/>
+        <w:jc w:val="left"/>
+      </w:pPr>
+      <w:r>
+        <w:rPr>
+          <w:rFonts w:ascii="Courier New" w:hAnsi="Courier New" w:eastAsia="Courier New" w:cs="Courier New"/>
+          <w:sz w:val="20"/>
+        </w:rPr>
+        <w:t xml:space="preserve">                     size_t n, size_t ld)</w:t>
+      </w:r>
+    </w:p>
+    <w:p>
+      <w:pPr>
+        <w:spacing w:line="240" w:lineRule="auto"/>
+        <w:ind w:firstLine="0"/>
+        <w:jc w:val="left"/>
+      </w:pPr>
+      <w:r>
+        <w:rPr>
+          <w:rFonts w:ascii="Courier New" w:hAnsi="Courier New" w:eastAsia="Courier New" w:cs="Courier New"/>
+          <w:sz w:val="20"/>
         </w:rPr>
         <w:t>{</w:t>
       </w:r>
@@ -11240,7 +11651,7 @@
       <w:r>
         <w:rPr>
           <w:rFonts w:ascii="Courier New" w:hAnsi="Courier New" w:eastAsia="Courier New" w:cs="Courier New"/>
-          <w:sz w:val="18"/>
+          <w:sz w:val="20"/>
         </w:rPr>
         <w:t xml:space="preserve">    size_t n2 = n / 2 * 2;</w:t>
       </w:r>
@@ -11254,7 +11665,7 @@
       <w:r>
         <w:rPr>
           <w:rFonts w:ascii="Courier New" w:hAnsi="Courier New" w:eastAsia="Courier New" w:cs="Courier New"/>
-          <w:sz w:val="18"/>
+          <w:sz w:val="20"/>
         </w:rPr>
         <w:t xml:space="preserve">    for (size_t i = 0; i &lt; n2; i += 2)</w:t>
       </w:r>
@@ -11268,7 +11679,7 @@
       <w:r>
         <w:rPr>
           <w:rFonts w:ascii="Courier New" w:hAnsi="Courier New" w:eastAsia="Courier New" w:cs="Courier New"/>
-          <w:sz w:val="18"/>
+          <w:sz w:val="20"/>
         </w:rPr>
         <w:t xml:space="preserve">        for (size_t j = 0; j &lt; n2; j += 2)</w:t>
       </w:r>
@@ -11282,7 +11693,7 @@
       <w:r>
         <w:rPr>
           <w:rFonts w:ascii="Courier New" w:hAnsi="Courier New" w:eastAsia="Courier New" w:cs="Courier New"/>
-          <w:sz w:val="18"/>
+          <w:sz w:val="20"/>
         </w:rPr>
         <w:t xml:space="preserve">            kernel2(a + i * ld + j, b + j * ld + i, ld);</w:t>
       </w:r>
@@ -11296,7 +11707,7 @@
       <w:r>
         <w:rPr>
           <w:rFonts w:ascii="Courier New" w:hAnsi="Courier New" w:eastAsia="Courier New" w:cs="Courier New"/>
-          <w:sz w:val="18"/>
+          <w:sz w:val="20"/>
         </w:rPr>
         <w:t xml:space="preserve">    tail(a, b, n, ld, 2);</w:t>
       </w:r>
@@ -11310,7 +11721,7 @@
       <w:r>
         <w:rPr>
           <w:rFonts w:ascii="Courier New" w:hAnsi="Courier New" w:eastAsia="Courier New" w:cs="Courier New"/>
-          <w:sz w:val="18"/>
+          <w:sz w:val="20"/>
         </w:rPr>
         <w:t>}</w:t>
       </w:r>
@@ -11324,7 +11735,7 @@
       <w:r>
         <w:rPr>
           <w:rFonts w:ascii="Courier New" w:hAnsi="Courier New" w:eastAsia="Courier New" w:cs="Courier New"/>
-          <w:sz w:val="18"/>
+          <w:sz w:val="20"/>
         </w:rPr>
         <w:t xml:space="preserve"> </w:t>
       </w:r>
@@ -11338,7 +11749,7 @@
       <w:r>
         <w:rPr>
           <w:rFonts w:ascii="Courier New" w:hAnsi="Courier New" w:eastAsia="Courier New" w:cs="Courier New"/>
-          <w:sz w:val="18"/>
+          <w:sz w:val="20"/>
         </w:rPr>
         <w:t>/* Этап 2: ядро 2x2 + блочный обход BS x BS */</w:t>
       </w:r>
@@ -11352,21 +11763,35 @@
       <w:r>
         <w:rPr>
           <w:rFonts w:ascii="Courier New" w:hAnsi="Courier New" w:eastAsia="Courier New" w:cs="Courier New"/>
-          <w:sz w:val="18"/>
-        </w:rPr>
-        <w:t>void transpose_neon2_blocked(const double *restrict a, double *restrict b, size_t n, size_t ld)</w:t>
-      </w:r>
-    </w:p>
-    <w:p>
-      <w:pPr>
-        <w:spacing w:line="240" w:lineRule="auto"/>
-        <w:ind w:firstLine="0"/>
-        <w:jc w:val="left"/>
-      </w:pPr>
-      <w:r>
-        <w:rPr>
-          <w:rFonts w:ascii="Courier New" w:hAnsi="Courier New" w:eastAsia="Courier New" w:cs="Courier New"/>
-          <w:sz w:val="18"/>
+          <w:sz w:val="20"/>
+        </w:rPr>
+        <w:t>void transpose_neon2_blocked(const double *restrict a, double *restrict b,</w:t>
+      </w:r>
+    </w:p>
+    <w:p>
+      <w:pPr>
+        <w:spacing w:line="240" w:lineRule="auto"/>
+        <w:ind w:firstLine="0"/>
+        <w:jc w:val="left"/>
+      </w:pPr>
+      <w:r>
+        <w:rPr>
+          <w:rFonts w:ascii="Courier New" w:hAnsi="Courier New" w:eastAsia="Courier New" w:cs="Courier New"/>
+          <w:sz w:val="20"/>
+        </w:rPr>
+        <w:t xml:space="preserve">                             size_t n, size_t ld)</w:t>
+      </w:r>
+    </w:p>
+    <w:p>
+      <w:pPr>
+        <w:spacing w:line="240" w:lineRule="auto"/>
+        <w:ind w:firstLine="0"/>
+        <w:jc w:val="left"/>
+      </w:pPr>
+      <w:r>
+        <w:rPr>
+          <w:rFonts w:ascii="Courier New" w:hAnsi="Courier New" w:eastAsia="Courier New" w:cs="Courier New"/>
+          <w:sz w:val="20"/>
         </w:rPr>
         <w:t>{</w:t>
       </w:r>
@@ -11380,7 +11805,7 @@
       <w:r>
         <w:rPr>
           <w:rFonts w:ascii="Courier New" w:hAnsi="Courier New" w:eastAsia="Courier New" w:cs="Courier New"/>
-          <w:sz w:val="18"/>
+          <w:sz w:val="20"/>
         </w:rPr>
         <w:t xml:space="preserve">    size_t n2 = n / 2 * 2;</w:t>
       </w:r>
@@ -11394,7 +11819,7 @@
       <w:r>
         <w:rPr>
           <w:rFonts w:ascii="Courier New" w:hAnsi="Courier New" w:eastAsia="Courier New" w:cs="Courier New"/>
-          <w:sz w:val="18"/>
+          <w:sz w:val="20"/>
         </w:rPr>
         <w:t xml:space="preserve">    for (size_t ii = 0; ii &lt; n2; ii += BS)</w:t>
       </w:r>
@@ -11408,7 +11833,7 @@
       <w:r>
         <w:rPr>
           <w:rFonts w:ascii="Courier New" w:hAnsi="Courier New" w:eastAsia="Courier New" w:cs="Courier New"/>
-          <w:sz w:val="18"/>
+          <w:sz w:val="20"/>
         </w:rPr>
         <w:t xml:space="preserve">        for (size_t jj = 0; jj &lt; n2; jj += BS) {</w:t>
       </w:r>
@@ -11422,7 +11847,7 @@
       <w:r>
         <w:rPr>
           <w:rFonts w:ascii="Courier New" w:hAnsi="Courier New" w:eastAsia="Courier New" w:cs="Courier New"/>
-          <w:sz w:val="18"/>
+          <w:sz w:val="20"/>
         </w:rPr>
         <w:t xml:space="preserve">            size_t ie = ii + BS &lt; n2 ? ii + BS : n2;</w:t>
       </w:r>
@@ -11436,7 +11861,7 @@
       <w:r>
         <w:rPr>
           <w:rFonts w:ascii="Courier New" w:hAnsi="Courier New" w:eastAsia="Courier New" w:cs="Courier New"/>
-          <w:sz w:val="18"/>
+          <w:sz w:val="20"/>
         </w:rPr>
         <w:t xml:space="preserve">            size_t je = jj + BS &lt; n2 ? jj + BS : n2;</w:t>
       </w:r>
@@ -11450,7 +11875,7 @@
       <w:r>
         <w:rPr>
           <w:rFonts w:ascii="Courier New" w:hAnsi="Courier New" w:eastAsia="Courier New" w:cs="Courier New"/>
-          <w:sz w:val="18"/>
+          <w:sz w:val="20"/>
         </w:rPr>
         <w:t xml:space="preserve">            for (size_t i = ii; i &lt; ie; i += 2)</w:t>
       </w:r>
@@ -11464,7 +11889,7 @@
       <w:r>
         <w:rPr>
           <w:rFonts w:ascii="Courier New" w:hAnsi="Courier New" w:eastAsia="Courier New" w:cs="Courier New"/>
-          <w:sz w:val="18"/>
+          <w:sz w:val="20"/>
         </w:rPr>
         <w:t xml:space="preserve">                for (size_t j = jj; j &lt; je; j += 2)</w:t>
       </w:r>
@@ -11478,7 +11903,7 @@
       <w:r>
         <w:rPr>
           <w:rFonts w:ascii="Courier New" w:hAnsi="Courier New" w:eastAsia="Courier New" w:cs="Courier New"/>
-          <w:sz w:val="18"/>
+          <w:sz w:val="20"/>
         </w:rPr>
         <w:t xml:space="preserve">                    kernel2(a + i * ld + j, b + j * ld + i, ld);</w:t>
       </w:r>
@@ -11492,7 +11917,7 @@
       <w:r>
         <w:rPr>
           <w:rFonts w:ascii="Courier New" w:hAnsi="Courier New" w:eastAsia="Courier New" w:cs="Courier New"/>
-          <w:sz w:val="18"/>
+          <w:sz w:val="20"/>
         </w:rPr>
         <w:t xml:space="preserve">        }</w:t>
       </w:r>
@@ -11506,7 +11931,7 @@
       <w:r>
         <w:rPr>
           <w:rFonts w:ascii="Courier New" w:hAnsi="Courier New" w:eastAsia="Courier New" w:cs="Courier New"/>
-          <w:sz w:val="18"/>
+          <w:sz w:val="20"/>
         </w:rPr>
         <w:t xml:space="preserve">    tail(a, b, n, ld, 2);</w:t>
       </w:r>
@@ -11520,7 +11945,7 @@
       <w:r>
         <w:rPr>
           <w:rFonts w:ascii="Courier New" w:hAnsi="Courier New" w:eastAsia="Courier New" w:cs="Courier New"/>
-          <w:sz w:val="18"/>
+          <w:sz w:val="20"/>
         </w:rPr>
         <w:t>}</w:t>
       </w:r>
@@ -11534,7 +11959,7 @@
       <w:r>
         <w:rPr>
           <w:rFonts w:ascii="Courier New" w:hAnsi="Courier New" w:eastAsia="Courier New" w:cs="Courier New"/>
-          <w:sz w:val="18"/>
+          <w:sz w:val="20"/>
         </w:rPr>
         <w:t xml:space="preserve"> </w:t>
       </w:r>
@@ -11548,7 +11973,7 @@
       <w:r>
         <w:rPr>
           <w:rFonts w:ascii="Courier New" w:hAnsi="Courier New" w:eastAsia="Courier New" w:cs="Courier New"/>
-          <w:sz w:val="18"/>
+          <w:sz w:val="20"/>
         </w:rPr>
         <w:t>/*</w:t>
       </w:r>
@@ -11562,7 +11987,7 @@
       <w:r>
         <w:rPr>
           <w:rFonts w:ascii="Courier New" w:hAnsi="Courier New" w:eastAsia="Courier New" w:cs="Courier New"/>
-          <w:sz w:val="18"/>
+          <w:sz w:val="20"/>
         </w:rPr>
         <w:t xml:space="preserve"> * Ядро 4x4 из четырёх 2x2: читается 4 строки по 4 double (8 векторов),</w:t>
       </w:r>
@@ -11576,7 +12001,7 @@
       <w:r>
         <w:rPr>
           <w:rFonts w:ascii="Courier New" w:hAnsi="Courier New" w:eastAsia="Courier New" w:cs="Courier New"/>
-          <w:sz w:val="18"/>
+          <w:sz w:val="20"/>
         </w:rPr>
         <w:t xml:space="preserve"> * все перестановки делаются в регистрах, записывается 4 строки B.</w:t>
       </w:r>
@@ -11590,7 +12015,7 @@
       <w:r>
         <w:rPr>
           <w:rFonts w:ascii="Courier New" w:hAnsi="Courier New" w:eastAsia="Courier New" w:cs="Courier New"/>
-          <w:sz w:val="18"/>
+          <w:sz w:val="20"/>
         </w:rPr>
         <w:t xml:space="preserve"> * Каждая строка кэша A и B за одно обращение используется на 32 байта</w:t>
       </w:r>
@@ -11604,7 +12029,7 @@
       <w:r>
         <w:rPr>
           <w:rFonts w:ascii="Courier New" w:hAnsi="Courier New" w:eastAsia="Courier New" w:cs="Courier New"/>
-          <w:sz w:val="18"/>
+          <w:sz w:val="20"/>
         </w:rPr>
         <w:t xml:space="preserve"> * вместо 16, обращений к памяти на элемент вдвое меньше, чем при</w:t>
       </w:r>
@@ -11618,7 +12043,7 @@
       <w:r>
         <w:rPr>
           <w:rFonts w:ascii="Courier New" w:hAnsi="Courier New" w:eastAsia="Courier New" w:cs="Courier New"/>
-          <w:sz w:val="18"/>
+          <w:sz w:val="20"/>
         </w:rPr>
         <w:t xml:space="preserve"> * последовательном вызове 2x2 по одной паре строк.</w:t>
       </w:r>
@@ -11632,7 +12057,7 @@
       <w:r>
         <w:rPr>
           <w:rFonts w:ascii="Courier New" w:hAnsi="Courier New" w:eastAsia="Courier New" w:cs="Courier New"/>
-          <w:sz w:val="18"/>
+          <w:sz w:val="20"/>
         </w:rPr>
         <w:t xml:space="preserve"> */</w:t>
       </w:r>
@@ -11646,7 +12071,7 @@
       <w:r>
         <w:rPr>
           <w:rFonts w:ascii="Courier New" w:hAnsi="Courier New" w:eastAsia="Courier New" w:cs="Courier New"/>
-          <w:sz w:val="18"/>
+          <w:sz w:val="20"/>
         </w:rPr>
         <w:t>static inline void kernel4(const double *a, double *b, size_t ld)</w:t>
       </w:r>
@@ -11660,7 +12085,7 @@
       <w:r>
         <w:rPr>
           <w:rFonts w:ascii="Courier New" w:hAnsi="Courier New" w:eastAsia="Courier New" w:cs="Courier New"/>
-          <w:sz w:val="18"/>
+          <w:sz w:val="20"/>
         </w:rPr>
         <w:t>{</w:t>
       </w:r>
@@ -11674,7 +12099,7 @@
       <w:r>
         <w:rPr>
           <w:rFonts w:ascii="Courier New" w:hAnsi="Courier New" w:eastAsia="Courier New" w:cs="Courier New"/>
-          <w:sz w:val="18"/>
+          <w:sz w:val="20"/>
         </w:rPr>
         <w:t xml:space="preserve">    float64x2_t a0l = vld1q_f64(a),         a0h = vld1q_f64(a + 2);</w:t>
       </w:r>
@@ -11688,7 +12113,7 @@
       <w:r>
         <w:rPr>
           <w:rFonts w:ascii="Courier New" w:hAnsi="Courier New" w:eastAsia="Courier New" w:cs="Courier New"/>
-          <w:sz w:val="18"/>
+          <w:sz w:val="20"/>
         </w:rPr>
         <w:t xml:space="preserve">    float64x2_t a1l = vld1q_f64(a + ld),     a1h = vld1q_f64(a + ld + 2);</w:t>
       </w:r>
@@ -11702,7 +12127,7 @@
       <w:r>
         <w:rPr>
           <w:rFonts w:ascii="Courier New" w:hAnsi="Courier New" w:eastAsia="Courier New" w:cs="Courier New"/>
-          <w:sz w:val="18"/>
+          <w:sz w:val="20"/>
         </w:rPr>
         <w:t xml:space="preserve">    float64x2_t a2l = vld1q_f64(a + 2 * ld), a2h = vld1q_f64(a + 2 * ld + 2);</w:t>
       </w:r>
@@ -11716,7 +12141,7 @@
       <w:r>
         <w:rPr>
           <w:rFonts w:ascii="Courier New" w:hAnsi="Courier New" w:eastAsia="Courier New" w:cs="Courier New"/>
-          <w:sz w:val="18"/>
+          <w:sz w:val="20"/>
         </w:rPr>
         <w:t xml:space="preserve">    float64x2_t a3l = vld1q_f64(a + 3 * ld), a3h = vld1q_f64(a + 3 * ld + 2);</w:t>
       </w:r>
@@ -11730,7 +12155,7 @@
       <w:r>
         <w:rPr>
           <w:rFonts w:ascii="Courier New" w:hAnsi="Courier New" w:eastAsia="Courier New" w:cs="Courier New"/>
-          <w:sz w:val="18"/>
+          <w:sz w:val="20"/>
         </w:rPr>
         <w:t xml:space="preserve"> </w:t>
       </w:r>
@@ -11744,7 +12169,7 @@
       <w:r>
         <w:rPr>
           <w:rFonts w:ascii="Courier New" w:hAnsi="Courier New" w:eastAsia="Courier New" w:cs="Courier New"/>
-          <w:sz w:val="18"/>
+          <w:sz w:val="20"/>
         </w:rPr>
         <w:t xml:space="preserve">    vst1q_f64(b,             vtrn1q_f64(a0l, a1l));</w:t>
       </w:r>
@@ -11758,7 +12183,7 @@
       <w:r>
         <w:rPr>
           <w:rFonts w:ascii="Courier New" w:hAnsi="Courier New" w:eastAsia="Courier New" w:cs="Courier New"/>
-          <w:sz w:val="18"/>
+          <w:sz w:val="20"/>
         </w:rPr>
         <w:t xml:space="preserve">    vst1q_f64(b + 2,         vtrn1q_f64(a2l, a3l));</w:t>
       </w:r>
@@ -11772,7 +12197,7 @@
       <w:r>
         <w:rPr>
           <w:rFonts w:ascii="Courier New" w:hAnsi="Courier New" w:eastAsia="Courier New" w:cs="Courier New"/>
-          <w:sz w:val="18"/>
+          <w:sz w:val="20"/>
         </w:rPr>
         <w:t xml:space="preserve">    vst1q_f64(b + ld,         vtrn2q_f64(a0l, a1l));</w:t>
       </w:r>
@@ -11786,7 +12211,7 @@
       <w:r>
         <w:rPr>
           <w:rFonts w:ascii="Courier New" w:hAnsi="Courier New" w:eastAsia="Courier New" w:cs="Courier New"/>
-          <w:sz w:val="18"/>
+          <w:sz w:val="20"/>
         </w:rPr>
         <w:t xml:space="preserve">    vst1q_f64(b + ld + 2,     vtrn2q_f64(a2l, a3l));</w:t>
       </w:r>
@@ -11800,7 +12225,7 @@
       <w:r>
         <w:rPr>
           <w:rFonts w:ascii="Courier New" w:hAnsi="Courier New" w:eastAsia="Courier New" w:cs="Courier New"/>
-          <w:sz w:val="18"/>
+          <w:sz w:val="20"/>
         </w:rPr>
         <w:t xml:space="preserve">    vst1q_f64(b + 2 * ld,     vtrn1q_f64(a0h, a1h));</w:t>
       </w:r>
@@ -11814,7 +12239,7 @@
       <w:r>
         <w:rPr>
           <w:rFonts w:ascii="Courier New" w:hAnsi="Courier New" w:eastAsia="Courier New" w:cs="Courier New"/>
-          <w:sz w:val="18"/>
+          <w:sz w:val="20"/>
         </w:rPr>
         <w:t xml:space="preserve">    vst1q_f64(b + 2 * ld + 2, vtrn1q_f64(a2h, a3h));</w:t>
       </w:r>
@@ -11828,7 +12253,7 @@
       <w:r>
         <w:rPr>
           <w:rFonts w:ascii="Courier New" w:hAnsi="Courier New" w:eastAsia="Courier New" w:cs="Courier New"/>
-          <w:sz w:val="18"/>
+          <w:sz w:val="20"/>
         </w:rPr>
         <w:t xml:space="preserve">    vst1q_f64(b + 3 * ld,     vtrn2q_f64(a0h, a1h));</w:t>
       </w:r>
@@ -11842,7 +12267,7 @@
       <w:r>
         <w:rPr>
           <w:rFonts w:ascii="Courier New" w:hAnsi="Courier New" w:eastAsia="Courier New" w:cs="Courier New"/>
-          <w:sz w:val="18"/>
+          <w:sz w:val="20"/>
         </w:rPr>
         <w:t xml:space="preserve">    vst1q_f64(b + 3 * ld + 2, vtrn2q_f64(a2h, a3h));</w:t>
       </w:r>
@@ -11856,7 +12281,7 @@
       <w:r>
         <w:rPr>
           <w:rFonts w:ascii="Courier New" w:hAnsi="Courier New" w:eastAsia="Courier New" w:cs="Courier New"/>
-          <w:sz w:val="18"/>
+          <w:sz w:val="20"/>
         </w:rPr>
         <w:t>}</w:t>
       </w:r>
@@ -11870,7 +12295,7 @@
       <w:r>
         <w:rPr>
           <w:rFonts w:ascii="Courier New" w:hAnsi="Courier New" w:eastAsia="Courier New" w:cs="Courier New"/>
-          <w:sz w:val="18"/>
+          <w:sz w:val="20"/>
         </w:rPr>
         <w:t xml:space="preserve"> </w:t>
       </w:r>
@@ -11884,7 +12309,7 @@
       <w:r>
         <w:rPr>
           <w:rFonts w:ascii="Courier New" w:hAnsi="Courier New" w:eastAsia="Courier New" w:cs="Courier New"/>
-          <w:sz w:val="18"/>
+          <w:sz w:val="20"/>
         </w:rPr>
         <w:t>/* Этап 3: ядро 4x4 + блочный обход BS x BS */</w:t>
       </w:r>
@@ -11898,21 +12323,35 @@
       <w:r>
         <w:rPr>
           <w:rFonts w:ascii="Courier New" w:hAnsi="Courier New" w:eastAsia="Courier New" w:cs="Courier New"/>
-          <w:sz w:val="18"/>
-        </w:rPr>
-        <w:t>void transpose_neon4_blocked(const double *restrict a, double *restrict b, size_t n, size_t ld)</w:t>
-      </w:r>
-    </w:p>
-    <w:p>
-      <w:pPr>
-        <w:spacing w:line="240" w:lineRule="auto"/>
-        <w:ind w:firstLine="0"/>
-        <w:jc w:val="left"/>
-      </w:pPr>
-      <w:r>
-        <w:rPr>
-          <w:rFonts w:ascii="Courier New" w:hAnsi="Courier New" w:eastAsia="Courier New" w:cs="Courier New"/>
-          <w:sz w:val="18"/>
+          <w:sz w:val="20"/>
+        </w:rPr>
+        <w:t>void transpose_neon4_blocked(const double *restrict a, double *restrict b,</w:t>
+      </w:r>
+    </w:p>
+    <w:p>
+      <w:pPr>
+        <w:spacing w:line="240" w:lineRule="auto"/>
+        <w:ind w:firstLine="0"/>
+        <w:jc w:val="left"/>
+      </w:pPr>
+      <w:r>
+        <w:rPr>
+          <w:rFonts w:ascii="Courier New" w:hAnsi="Courier New" w:eastAsia="Courier New" w:cs="Courier New"/>
+          <w:sz w:val="20"/>
+        </w:rPr>
+        <w:t xml:space="preserve">                             size_t n, size_t ld)</w:t>
+      </w:r>
+    </w:p>
+    <w:p>
+      <w:pPr>
+        <w:spacing w:line="240" w:lineRule="auto"/>
+        <w:ind w:firstLine="0"/>
+        <w:jc w:val="left"/>
+      </w:pPr>
+      <w:r>
+        <w:rPr>
+          <w:rFonts w:ascii="Courier New" w:hAnsi="Courier New" w:eastAsia="Courier New" w:cs="Courier New"/>
+          <w:sz w:val="20"/>
         </w:rPr>
         <w:t>{</w:t>
       </w:r>
@@ -11926,7 +12365,7 @@
       <w:r>
         <w:rPr>
           <w:rFonts w:ascii="Courier New" w:hAnsi="Courier New" w:eastAsia="Courier New" w:cs="Courier New"/>
-          <w:sz w:val="18"/>
+          <w:sz w:val="20"/>
         </w:rPr>
         <w:t xml:space="preserve">    size_t n4 = n / 4 * 4;</w:t>
       </w:r>
@@ -11940,7 +12379,7 @@
       <w:r>
         <w:rPr>
           <w:rFonts w:ascii="Courier New" w:hAnsi="Courier New" w:eastAsia="Courier New" w:cs="Courier New"/>
-          <w:sz w:val="18"/>
+          <w:sz w:val="20"/>
         </w:rPr>
         <w:t xml:space="preserve">    for (size_t ii = 0; ii &lt; n4; ii += BS)</w:t>
       </w:r>
@@ -11954,7 +12393,7 @@
       <w:r>
         <w:rPr>
           <w:rFonts w:ascii="Courier New" w:hAnsi="Courier New" w:eastAsia="Courier New" w:cs="Courier New"/>
-          <w:sz w:val="18"/>
+          <w:sz w:val="20"/>
         </w:rPr>
         <w:t xml:space="preserve">        for (size_t jj = 0; jj &lt; n4; jj += BS) {</w:t>
       </w:r>
@@ -11968,7 +12407,7 @@
       <w:r>
         <w:rPr>
           <w:rFonts w:ascii="Courier New" w:hAnsi="Courier New" w:eastAsia="Courier New" w:cs="Courier New"/>
-          <w:sz w:val="18"/>
+          <w:sz w:val="20"/>
         </w:rPr>
         <w:t xml:space="preserve">            size_t ie = ii + BS &lt; n4 ? ii + BS : n4;</w:t>
       </w:r>
@@ -11982,7 +12421,7 @@
       <w:r>
         <w:rPr>
           <w:rFonts w:ascii="Courier New" w:hAnsi="Courier New" w:eastAsia="Courier New" w:cs="Courier New"/>
-          <w:sz w:val="18"/>
+          <w:sz w:val="20"/>
         </w:rPr>
         <w:t xml:space="preserve">            size_t je = jj + BS &lt; n4 ? jj + BS : n4;</w:t>
       </w:r>
@@ -11996,7 +12435,7 @@
       <w:r>
         <w:rPr>
           <w:rFonts w:ascii="Courier New" w:hAnsi="Courier New" w:eastAsia="Courier New" w:cs="Courier New"/>
-          <w:sz w:val="18"/>
+          <w:sz w:val="20"/>
         </w:rPr>
         <w:t xml:space="preserve">            for (size_t i = ii; i &lt; ie; i += 4)</w:t>
       </w:r>
@@ -12010,7 +12449,7 @@
       <w:r>
         <w:rPr>
           <w:rFonts w:ascii="Courier New" w:hAnsi="Courier New" w:eastAsia="Courier New" w:cs="Courier New"/>
-          <w:sz w:val="18"/>
+          <w:sz w:val="20"/>
         </w:rPr>
         <w:t xml:space="preserve">                for (size_t j = jj; j &lt; je; j += 4)</w:t>
       </w:r>
@@ -12024,7 +12463,7 @@
       <w:r>
         <w:rPr>
           <w:rFonts w:ascii="Courier New" w:hAnsi="Courier New" w:eastAsia="Courier New" w:cs="Courier New"/>
-          <w:sz w:val="18"/>
+          <w:sz w:val="20"/>
         </w:rPr>
         <w:t xml:space="preserve">                    kernel4(a + i * ld + j, b + j * ld + i, ld);</w:t>
       </w:r>
@@ -12038,7 +12477,7 @@
       <w:r>
         <w:rPr>
           <w:rFonts w:ascii="Courier New" w:hAnsi="Courier New" w:eastAsia="Courier New" w:cs="Courier New"/>
-          <w:sz w:val="18"/>
+          <w:sz w:val="20"/>
         </w:rPr>
         <w:t xml:space="preserve">        }</w:t>
       </w:r>
@@ -12052,7 +12491,7 @@
       <w:r>
         <w:rPr>
           <w:rFonts w:ascii="Courier New" w:hAnsi="Courier New" w:eastAsia="Courier New" w:cs="Courier New"/>
-          <w:sz w:val="18"/>
+          <w:sz w:val="20"/>
         </w:rPr>
         <w:t xml:space="preserve">    tail(a, b, n, ld, 4);</w:t>
       </w:r>
@@ -12066,7 +12505,7 @@
       <w:r>
         <w:rPr>
           <w:rFonts w:ascii="Courier New" w:hAnsi="Courier New" w:eastAsia="Courier New" w:cs="Courier New"/>
-          <w:sz w:val="18"/>
+          <w:sz w:val="20"/>
         </w:rPr>
         <w:t>}</w:t>
       </w:r>
@@ -12080,7 +12519,7 @@
       <w:r>
         <w:rPr>
           <w:rFonts w:ascii="Courier New" w:hAnsi="Courier New" w:eastAsia="Courier New" w:cs="Courier New"/>
-          <w:sz w:val="18"/>
+          <w:sz w:val="20"/>
         </w:rPr>
         <w:t xml:space="preserve"> </w:t>
       </w:r>
@@ -12094,7 +12533,7 @@
       <w:r>
         <w:rPr>
           <w:rFonts w:ascii="Courier New" w:hAnsi="Courier New" w:eastAsia="Courier New" w:cs="Courier New"/>
-          <w:sz w:val="18"/>
+          <w:sz w:val="20"/>
         </w:rPr>
         <w:t>/*</w:t>
       </w:r>
@@ -12108,7 +12547,7 @@
       <w:r>
         <w:rPr>
           <w:rFonts w:ascii="Courier New" w:hAnsi="Courier New" w:eastAsia="Courier New" w:cs="Courier New"/>
-          <w:sz w:val="18"/>
+          <w:sz w:val="20"/>
         </w:rPr>
         <w:t xml:space="preserve"> * Ядро 4x4 с загрузкой/записью парами векторов (vld1q_f64_x2 /</w:t>
       </w:r>
@@ -12122,7 +12561,7 @@
       <w:r>
         <w:rPr>
           <w:rFonts w:ascii="Courier New" w:hAnsi="Courier New" w:eastAsia="Courier New" w:cs="Courier New"/>
-          <w:sz w:val="18"/>
+          <w:sz w:val="20"/>
         </w:rPr>
         <w:t xml:space="preserve"> * vst1q_f64_x2 -&gt; ldp q / stp q): 4 загрузки и 4 записи по 32 байта.</w:t>
       </w:r>
@@ -12136,7 +12575,7 @@
       <w:r>
         <w:rPr>
           <w:rFonts w:ascii="Courier New" w:hAnsi="Courier New" w:eastAsia="Courier New" w:cs="Courier New"/>
-          <w:sz w:val="18"/>
+          <w:sz w:val="20"/>
         </w:rPr>
         <w:t xml:space="preserve"> */</w:t>
       </w:r>
@@ -12150,7 +12589,7 @@
       <w:r>
         <w:rPr>
           <w:rFonts w:ascii="Courier New" w:hAnsi="Courier New" w:eastAsia="Courier New" w:cs="Courier New"/>
-          <w:sz w:val="18"/>
+          <w:sz w:val="20"/>
         </w:rPr>
         <w:t>static inline void kernel4x2(const double *a, double *b, size_t ld)</w:t>
       </w:r>
@@ -12164,7 +12603,7 @@
       <w:r>
         <w:rPr>
           <w:rFonts w:ascii="Courier New" w:hAnsi="Courier New" w:eastAsia="Courier New" w:cs="Courier New"/>
-          <w:sz w:val="18"/>
+          <w:sz w:val="20"/>
         </w:rPr>
         <w:t>{</w:t>
       </w:r>
@@ -12178,7 +12617,7 @@
       <w:r>
         <w:rPr>
           <w:rFonts w:ascii="Courier New" w:hAnsi="Courier New" w:eastAsia="Courier New" w:cs="Courier New"/>
-          <w:sz w:val="18"/>
+          <w:sz w:val="20"/>
         </w:rPr>
         <w:t xml:space="preserve">    float64x2x2_t r0 = vld1q_f64_x2(a);</w:t>
       </w:r>
@@ -12192,7 +12631,7 @@
       <w:r>
         <w:rPr>
           <w:rFonts w:ascii="Courier New" w:hAnsi="Courier New" w:eastAsia="Courier New" w:cs="Courier New"/>
-          <w:sz w:val="18"/>
+          <w:sz w:val="20"/>
         </w:rPr>
         <w:t xml:space="preserve">    float64x2x2_t r1 = vld1q_f64_x2(a + ld);</w:t>
       </w:r>
@@ -12206,7 +12645,7 @@
       <w:r>
         <w:rPr>
           <w:rFonts w:ascii="Courier New" w:hAnsi="Courier New" w:eastAsia="Courier New" w:cs="Courier New"/>
-          <w:sz w:val="18"/>
+          <w:sz w:val="20"/>
         </w:rPr>
         <w:t xml:space="preserve">    float64x2x2_t r2 = vld1q_f64_x2(a + 2 * ld);</w:t>
       </w:r>
@@ -12220,7 +12659,7 @@
       <w:r>
         <w:rPr>
           <w:rFonts w:ascii="Courier New" w:hAnsi="Courier New" w:eastAsia="Courier New" w:cs="Courier New"/>
-          <w:sz w:val="18"/>
+          <w:sz w:val="20"/>
         </w:rPr>
         <w:t xml:space="preserve">    float64x2x2_t r3 = vld1q_f64_x2(a + 3 * ld);</w:t>
       </w:r>
@@ -12234,7 +12673,7 @@
       <w:r>
         <w:rPr>
           <w:rFonts w:ascii="Courier New" w:hAnsi="Courier New" w:eastAsia="Courier New" w:cs="Courier New"/>
-          <w:sz w:val="18"/>
+          <w:sz w:val="20"/>
         </w:rPr>
         <w:t xml:space="preserve">    float64x2x2_t c;</w:t>
       </w:r>
@@ -12248,7 +12687,7 @@
       <w:r>
         <w:rPr>
           <w:rFonts w:ascii="Courier New" w:hAnsi="Courier New" w:eastAsia="Courier New" w:cs="Courier New"/>
-          <w:sz w:val="18"/>
+          <w:sz w:val="20"/>
         </w:rPr>
         <w:t xml:space="preserve"> </w:t>
       </w:r>
@@ -12262,7 +12701,7 @@
       <w:r>
         <w:rPr>
           <w:rFonts w:ascii="Courier New" w:hAnsi="Courier New" w:eastAsia="Courier New" w:cs="Courier New"/>
-          <w:sz w:val="18"/>
+          <w:sz w:val="20"/>
         </w:rPr>
         <w:t xml:space="preserve">    c.val[0] = vtrn1q_f64(r0.val[0], r1.val[0]);</w:t>
       </w:r>
@@ -12276,7 +12715,7 @@
       <w:r>
         <w:rPr>
           <w:rFonts w:ascii="Courier New" w:hAnsi="Courier New" w:eastAsia="Courier New" w:cs="Courier New"/>
-          <w:sz w:val="18"/>
+          <w:sz w:val="20"/>
         </w:rPr>
         <w:t xml:space="preserve">    c.val[1] = vtrn1q_f64(r2.val[0], r3.val[0]);</w:t>
       </w:r>
@@ -12290,7 +12729,7 @@
       <w:r>
         <w:rPr>
           <w:rFonts w:ascii="Courier New" w:hAnsi="Courier New" w:eastAsia="Courier New" w:cs="Courier New"/>
-          <w:sz w:val="18"/>
+          <w:sz w:val="20"/>
         </w:rPr>
         <w:t xml:space="preserve">    vst1q_f64_x2(b, c);</w:t>
       </w:r>
@@ -12304,7 +12743,7 @@
       <w:r>
         <w:rPr>
           <w:rFonts w:ascii="Courier New" w:hAnsi="Courier New" w:eastAsia="Courier New" w:cs="Courier New"/>
-          <w:sz w:val="18"/>
+          <w:sz w:val="20"/>
         </w:rPr>
         <w:t xml:space="preserve">    c.val[0] = vtrn2q_f64(r0.val[0], r1.val[0]);</w:t>
       </w:r>
@@ -12318,7 +12757,7 @@
       <w:r>
         <w:rPr>
           <w:rFonts w:ascii="Courier New" w:hAnsi="Courier New" w:eastAsia="Courier New" w:cs="Courier New"/>
-          <w:sz w:val="18"/>
+          <w:sz w:val="20"/>
         </w:rPr>
         <w:t xml:space="preserve">    c.val[1] = vtrn2q_f64(r2.val[0], r3.val[0]);</w:t>
       </w:r>
@@ -12332,7 +12771,7 @@
       <w:r>
         <w:rPr>
           <w:rFonts w:ascii="Courier New" w:hAnsi="Courier New" w:eastAsia="Courier New" w:cs="Courier New"/>
-          <w:sz w:val="18"/>
+          <w:sz w:val="20"/>
         </w:rPr>
         <w:t xml:space="preserve">    vst1q_f64_x2(b + ld, c);</w:t>
       </w:r>
@@ -12346,7 +12785,7 @@
       <w:r>
         <w:rPr>
           <w:rFonts w:ascii="Courier New" w:hAnsi="Courier New" w:eastAsia="Courier New" w:cs="Courier New"/>
-          <w:sz w:val="18"/>
+          <w:sz w:val="20"/>
         </w:rPr>
         <w:t xml:space="preserve">    c.val[0] = vtrn1q_f64(r0.val[1], r1.val[1]);</w:t>
       </w:r>
@@ -12360,7 +12799,7 @@
       <w:r>
         <w:rPr>
           <w:rFonts w:ascii="Courier New" w:hAnsi="Courier New" w:eastAsia="Courier New" w:cs="Courier New"/>
-          <w:sz w:val="18"/>
+          <w:sz w:val="20"/>
         </w:rPr>
         <w:t xml:space="preserve">    c.val[1] = vtrn1q_f64(r2.val[1], r3.val[1]);</w:t>
       </w:r>
@@ -12374,7 +12813,7 @@
       <w:r>
         <w:rPr>
           <w:rFonts w:ascii="Courier New" w:hAnsi="Courier New" w:eastAsia="Courier New" w:cs="Courier New"/>
-          <w:sz w:val="18"/>
+          <w:sz w:val="20"/>
         </w:rPr>
         <w:t xml:space="preserve">    vst1q_f64_x2(b + 2 * ld, c);</w:t>
       </w:r>
@@ -12388,7 +12827,7 @@
       <w:r>
         <w:rPr>
           <w:rFonts w:ascii="Courier New" w:hAnsi="Courier New" w:eastAsia="Courier New" w:cs="Courier New"/>
-          <w:sz w:val="18"/>
+          <w:sz w:val="20"/>
         </w:rPr>
         <w:t xml:space="preserve">    c.val[0] = vtrn2q_f64(r0.val[1], r1.val[1]);</w:t>
       </w:r>
@@ -12402,7 +12841,7 @@
       <w:r>
         <w:rPr>
           <w:rFonts w:ascii="Courier New" w:hAnsi="Courier New" w:eastAsia="Courier New" w:cs="Courier New"/>
-          <w:sz w:val="18"/>
+          <w:sz w:val="20"/>
         </w:rPr>
         <w:t xml:space="preserve">    c.val[1] = vtrn2q_f64(r2.val[1], r3.val[1]);</w:t>
       </w:r>
@@ -12416,7 +12855,7 @@
       <w:r>
         <w:rPr>
           <w:rFonts w:ascii="Courier New" w:hAnsi="Courier New" w:eastAsia="Courier New" w:cs="Courier New"/>
-          <w:sz w:val="18"/>
+          <w:sz w:val="20"/>
         </w:rPr>
         <w:t xml:space="preserve">    vst1q_f64_x2(b + 3 * ld, c);</w:t>
       </w:r>
@@ -12430,7 +12869,7 @@
       <w:r>
         <w:rPr>
           <w:rFonts w:ascii="Courier New" w:hAnsi="Courier New" w:eastAsia="Courier New" w:cs="Courier New"/>
-          <w:sz w:val="18"/>
+          <w:sz w:val="20"/>
         </w:rPr>
         <w:t>}</w:t>
       </w:r>
@@ -12444,7 +12883,7 @@
       <w:r>
         <w:rPr>
           <w:rFonts w:ascii="Courier New" w:hAnsi="Courier New" w:eastAsia="Courier New" w:cs="Courier New"/>
-          <w:sz w:val="18"/>
+          <w:sz w:val="20"/>
         </w:rPr>
         <w:t xml:space="preserve"> </w:t>
       </w:r>
@@ -12458,7 +12897,7 @@
       <w:r>
         <w:rPr>
           <w:rFonts w:ascii="Courier New" w:hAnsi="Courier New" w:eastAsia="Courier New" w:cs="Courier New"/>
-          <w:sz w:val="18"/>
+          <w:sz w:val="20"/>
         </w:rPr>
         <w:t>/* Этап 4: ядро 4x4 с парными загрузками + блочный обход + prefetch */</w:t>
       </w:r>
@@ -12472,21 +12911,35 @@
       <w:r>
         <w:rPr>
           <w:rFonts w:ascii="Courier New" w:hAnsi="Courier New" w:eastAsia="Courier New" w:cs="Courier New"/>
-          <w:sz w:val="18"/>
-        </w:rPr>
-        <w:t>void transpose_neon4_pf(const double *restrict a, double *restrict b, size_t n, size_t ld)</w:t>
-      </w:r>
-    </w:p>
-    <w:p>
-      <w:pPr>
-        <w:spacing w:line="240" w:lineRule="auto"/>
-        <w:ind w:firstLine="0"/>
-        <w:jc w:val="left"/>
-      </w:pPr>
-      <w:r>
-        <w:rPr>
-          <w:rFonts w:ascii="Courier New" w:hAnsi="Courier New" w:eastAsia="Courier New" w:cs="Courier New"/>
-          <w:sz w:val="18"/>
+          <w:sz w:val="20"/>
+        </w:rPr>
+        <w:t>void transpose_neon4_pf(const double *restrict a, double *restrict b,</w:t>
+      </w:r>
+    </w:p>
+    <w:p>
+      <w:pPr>
+        <w:spacing w:line="240" w:lineRule="auto"/>
+        <w:ind w:firstLine="0"/>
+        <w:jc w:val="left"/>
+      </w:pPr>
+      <w:r>
+        <w:rPr>
+          <w:rFonts w:ascii="Courier New" w:hAnsi="Courier New" w:eastAsia="Courier New" w:cs="Courier New"/>
+          <w:sz w:val="20"/>
+        </w:rPr>
+        <w:t xml:space="preserve">                        size_t n, size_t ld)</w:t>
+      </w:r>
+    </w:p>
+    <w:p>
+      <w:pPr>
+        <w:spacing w:line="240" w:lineRule="auto"/>
+        <w:ind w:firstLine="0"/>
+        <w:jc w:val="left"/>
+      </w:pPr>
+      <w:r>
+        <w:rPr>
+          <w:rFonts w:ascii="Courier New" w:hAnsi="Courier New" w:eastAsia="Courier New" w:cs="Courier New"/>
+          <w:sz w:val="20"/>
         </w:rPr>
         <w:t>{</w:t>
       </w:r>
@@ -12500,7 +12953,7 @@
       <w:r>
         <w:rPr>
           <w:rFonts w:ascii="Courier New" w:hAnsi="Courier New" w:eastAsia="Courier New" w:cs="Courier New"/>
-          <w:sz w:val="18"/>
+          <w:sz w:val="20"/>
         </w:rPr>
         <w:t xml:space="preserve">    size_t n4 = n / 4 * 4;</w:t>
       </w:r>
@@ -12514,7 +12967,7 @@
       <w:r>
         <w:rPr>
           <w:rFonts w:ascii="Courier New" w:hAnsi="Courier New" w:eastAsia="Courier New" w:cs="Courier New"/>
-          <w:sz w:val="18"/>
+          <w:sz w:val="20"/>
         </w:rPr>
         <w:t xml:space="preserve">    for (size_t ii = 0; ii &lt; n4; ii += BS)</w:t>
       </w:r>
@@ -12528,7 +12981,7 @@
       <w:r>
         <w:rPr>
           <w:rFonts w:ascii="Courier New" w:hAnsi="Courier New" w:eastAsia="Courier New" w:cs="Courier New"/>
-          <w:sz w:val="18"/>
+          <w:sz w:val="20"/>
         </w:rPr>
         <w:t xml:space="preserve">        for (size_t jj = 0; jj &lt; n4; jj += BS) {</w:t>
       </w:r>
@@ -12542,7 +12995,7 @@
       <w:r>
         <w:rPr>
           <w:rFonts w:ascii="Courier New" w:hAnsi="Courier New" w:eastAsia="Courier New" w:cs="Courier New"/>
-          <w:sz w:val="18"/>
+          <w:sz w:val="20"/>
         </w:rPr>
         <w:t xml:space="preserve">            size_t ie = ii + BS &lt; n4 ? ii + BS : n4;</w:t>
       </w:r>
@@ -12556,7 +13009,7 @@
       <w:r>
         <w:rPr>
           <w:rFonts w:ascii="Courier New" w:hAnsi="Courier New" w:eastAsia="Courier New" w:cs="Courier New"/>
-          <w:sz w:val="18"/>
+          <w:sz w:val="20"/>
         </w:rPr>
         <w:t xml:space="preserve">            size_t je = jj + BS &lt; n4 ? jj + BS : n4;</w:t>
       </w:r>
@@ -12570,7 +13023,7 @@
       <w:r>
         <w:rPr>
           <w:rFonts w:ascii="Courier New" w:hAnsi="Courier New" w:eastAsia="Courier New" w:cs="Courier New"/>
-          <w:sz w:val="18"/>
+          <w:sz w:val="20"/>
         </w:rPr>
         <w:t xml:space="preserve">            for (size_t i = ii; i &lt; ie; i += 4) {</w:t>
       </w:r>
@@ -12584,7 +13037,7 @@
       <w:r>
         <w:rPr>
           <w:rFonts w:ascii="Courier New" w:hAnsi="Courier New" w:eastAsia="Courier New" w:cs="Courier New"/>
-          <w:sz w:val="18"/>
+          <w:sz w:val="20"/>
         </w:rPr>
         <w:t xml:space="preserve">                const double *ar = a + i * ld;</w:t>
       </w:r>
@@ -12598,7 +13051,7 @@
       <w:r>
         <w:rPr>
           <w:rFonts w:ascii="Courier New" w:hAnsi="Courier New" w:eastAsia="Courier New" w:cs="Courier New"/>
-          <w:sz w:val="18"/>
+          <w:sz w:val="20"/>
         </w:rPr>
         <w:t xml:space="preserve">                for (size_t j = jj; j &lt; je; j += 4) {</w:t>
       </w:r>
@@ -12612,7 +13065,7 @@
       <w:r>
         <w:rPr>
           <w:rFonts w:ascii="Courier New" w:hAnsi="Courier New" w:eastAsia="Courier New" w:cs="Courier New"/>
-          <w:sz w:val="18"/>
+          <w:sz w:val="20"/>
         </w:rPr>
         <w:t xml:space="preserve">                    /* подкачиваем строки A на PF микроблоков вперёд */</w:t>
       </w:r>
@@ -12626,7 +13079,7 @@
       <w:r>
         <w:rPr>
           <w:rFonts w:ascii="Courier New" w:hAnsi="Courier New" w:eastAsia="Courier New" w:cs="Courier New"/>
-          <w:sz w:val="18"/>
+          <w:sz w:val="20"/>
         </w:rPr>
         <w:t xml:space="preserve">                    __builtin_prefetch(ar + j + 4 * PF, 0, 0);</w:t>
       </w:r>
@@ -12640,7 +13093,7 @@
       <w:r>
         <w:rPr>
           <w:rFonts w:ascii="Courier New" w:hAnsi="Courier New" w:eastAsia="Courier New" w:cs="Courier New"/>
-          <w:sz w:val="18"/>
+          <w:sz w:val="20"/>
         </w:rPr>
         <w:t xml:space="preserve">                    __builtin_prefetch(ar + ld + j + 4 * PF, 0, 0);</w:t>
       </w:r>
@@ -12654,7 +13107,7 @@
       <w:r>
         <w:rPr>
           <w:rFonts w:ascii="Courier New" w:hAnsi="Courier New" w:eastAsia="Courier New" w:cs="Courier New"/>
-          <w:sz w:val="18"/>
+          <w:sz w:val="20"/>
         </w:rPr>
         <w:t xml:space="preserve">                    __builtin_prefetch(ar + 2 * ld + j + 4 * PF, 0, 0);</w:t>
       </w:r>
@@ -12668,7 +13121,7 @@
       <w:r>
         <w:rPr>
           <w:rFonts w:ascii="Courier New" w:hAnsi="Courier New" w:eastAsia="Courier New" w:cs="Courier New"/>
-          <w:sz w:val="18"/>
+          <w:sz w:val="20"/>
         </w:rPr>
         <w:t xml:space="preserve">                    __builtin_prefetch(ar + 3 * ld + j + 4 * PF, 0, 0);</w:t>
       </w:r>
@@ -12682,7 +13135,7 @@
       <w:r>
         <w:rPr>
           <w:rFonts w:ascii="Courier New" w:hAnsi="Courier New" w:eastAsia="Courier New" w:cs="Courier New"/>
-          <w:sz w:val="18"/>
+          <w:sz w:val="20"/>
         </w:rPr>
         <w:t xml:space="preserve">                    kernel4x2(ar + j, b + j * ld + i, ld);</w:t>
       </w:r>
@@ -12696,7 +13149,7 @@
       <w:r>
         <w:rPr>
           <w:rFonts w:ascii="Courier New" w:hAnsi="Courier New" w:eastAsia="Courier New" w:cs="Courier New"/>
-          <w:sz w:val="18"/>
+          <w:sz w:val="20"/>
         </w:rPr>
         <w:t xml:space="preserve">                }</w:t>
       </w:r>
@@ -12710,7 +13163,7 @@
       <w:r>
         <w:rPr>
           <w:rFonts w:ascii="Courier New" w:hAnsi="Courier New" w:eastAsia="Courier New" w:cs="Courier New"/>
-          <w:sz w:val="18"/>
+          <w:sz w:val="20"/>
         </w:rPr>
         <w:t xml:space="preserve">            }</w:t>
       </w:r>
@@ -12724,7 +13177,7 @@
       <w:r>
         <w:rPr>
           <w:rFonts w:ascii="Courier New" w:hAnsi="Courier New" w:eastAsia="Courier New" w:cs="Courier New"/>
-          <w:sz w:val="18"/>
+          <w:sz w:val="20"/>
         </w:rPr>
         <w:t xml:space="preserve">        }</w:t>
       </w:r>
@@ -12738,7 +13191,7 @@
       <w:r>
         <w:rPr>
           <w:rFonts w:ascii="Courier New" w:hAnsi="Courier New" w:eastAsia="Courier New" w:cs="Courier New"/>
-          <w:sz w:val="18"/>
+          <w:sz w:val="20"/>
         </w:rPr>
         <w:t xml:space="preserve">    tail(a, b, n, ld, 4);</w:t>
       </w:r>
@@ -12752,7 +13205,7 @@
       <w:r>
         <w:rPr>
           <w:rFonts w:ascii="Courier New" w:hAnsi="Courier New" w:eastAsia="Courier New" w:cs="Courier New"/>
-          <w:sz w:val="18"/>
+          <w:sz w:val="20"/>
         </w:rPr>
         <w:t>}</w:t>
       </w:r>
@@ -12766,7 +13219,7 @@
       <w:r>
         <w:rPr>
           <w:rFonts w:ascii="Courier New" w:hAnsi="Courier New" w:eastAsia="Courier New" w:cs="Courier New"/>
-          <w:sz w:val="18"/>
+          <w:sz w:val="20"/>
         </w:rPr>
         <w:t xml:space="preserve"> </w:t>
       </w:r>
@@ -12780,7 +13233,7 @@
       <w:r>
         <w:rPr>
           <w:rFonts w:ascii="Courier New" w:hAnsi="Courier New" w:eastAsia="Courier New" w:cs="Courier New"/>
-          <w:sz w:val="18"/>
+          <w:sz w:val="20"/>
         </w:rPr>
         <w:t>/*</w:t>
       </w:r>
@@ -12794,7 +13247,7 @@
       <w:r>
         <w:rPr>
           <w:rFonts w:ascii="Courier New" w:hAnsi="Courier New" w:eastAsia="Courier New" w:cs="Courier New"/>
-          <w:sz w:val="18"/>
+          <w:sz w:val="20"/>
         </w:rPr>
         <w:t xml:space="preserve"> * Ядро 8x8 из четырёх ядер 4x4: из каждой строки кэша A и B за один</w:t>
       </w:r>
@@ -12808,7 +13261,7 @@
       <w:r>
         <w:rPr>
           <w:rFonts w:ascii="Courier New" w:hAnsi="Courier New" w:eastAsia="Courier New" w:cs="Courier New"/>
-          <w:sz w:val="18"/>
+          <w:sz w:val="20"/>
         </w:rPr>
         <w:t xml:space="preserve"> * заход используется 64 байта (половина 128-байтной строки M4).</w:t>
       </w:r>
@@ -12822,7 +13275,7 @@
       <w:r>
         <w:rPr>
           <w:rFonts w:ascii="Courier New" w:hAnsi="Courier New" w:eastAsia="Courier New" w:cs="Courier New"/>
-          <w:sz w:val="18"/>
+          <w:sz w:val="20"/>
         </w:rPr>
         <w:t xml:space="preserve"> */</w:t>
       </w:r>
@@ -12836,7 +13289,7 @@
       <w:r>
         <w:rPr>
           <w:rFonts w:ascii="Courier New" w:hAnsi="Courier New" w:eastAsia="Courier New" w:cs="Courier New"/>
-          <w:sz w:val="18"/>
+          <w:sz w:val="20"/>
         </w:rPr>
         <w:t>static inline void kernel8(const double *a, double *b, size_t ld)</w:t>
       </w:r>
@@ -12850,7 +13303,7 @@
       <w:r>
         <w:rPr>
           <w:rFonts w:ascii="Courier New" w:hAnsi="Courier New" w:eastAsia="Courier New" w:cs="Courier New"/>
-          <w:sz w:val="18"/>
+          <w:sz w:val="20"/>
         </w:rPr>
         <w:t>{</w:t>
       </w:r>
@@ -12864,7 +13317,7 @@
       <w:r>
         <w:rPr>
           <w:rFonts w:ascii="Courier New" w:hAnsi="Courier New" w:eastAsia="Courier New" w:cs="Courier New"/>
-          <w:sz w:val="18"/>
+          <w:sz w:val="20"/>
         </w:rPr>
         <w:t xml:space="preserve">    kernel4x2(a,             b,             ld);</w:t>
       </w:r>
@@ -12878,7 +13331,7 @@
       <w:r>
         <w:rPr>
           <w:rFonts w:ascii="Courier New" w:hAnsi="Courier New" w:eastAsia="Courier New" w:cs="Courier New"/>
-          <w:sz w:val="18"/>
+          <w:sz w:val="20"/>
         </w:rPr>
         <w:t xml:space="preserve">    kernel4x2(a + 4,         b + 4 * ld,     ld);</w:t>
       </w:r>
@@ -12892,7 +13345,7 @@
       <w:r>
         <w:rPr>
           <w:rFonts w:ascii="Courier New" w:hAnsi="Courier New" w:eastAsia="Courier New" w:cs="Courier New"/>
-          <w:sz w:val="18"/>
+          <w:sz w:val="20"/>
         </w:rPr>
         <w:t xml:space="preserve">    kernel4x2(a + 4 * ld,     b + 4,         ld);</w:t>
       </w:r>
@@ -12906,7 +13359,7 @@
       <w:r>
         <w:rPr>
           <w:rFonts w:ascii="Courier New" w:hAnsi="Courier New" w:eastAsia="Courier New" w:cs="Courier New"/>
-          <w:sz w:val="18"/>
+          <w:sz w:val="20"/>
         </w:rPr>
         <w:t xml:space="preserve">    kernel4x2(a + 4 * ld + 4, b + 4 * ld + 4, ld);</w:t>
       </w:r>
@@ -12920,7 +13373,7 @@
       <w:r>
         <w:rPr>
           <w:rFonts w:ascii="Courier New" w:hAnsi="Courier New" w:eastAsia="Courier New" w:cs="Courier New"/>
-          <w:sz w:val="18"/>
+          <w:sz w:val="20"/>
         </w:rPr>
         <w:t>}</w:t>
       </w:r>
@@ -12934,7 +13387,7 @@
       <w:r>
         <w:rPr>
           <w:rFonts w:ascii="Courier New" w:hAnsi="Courier New" w:eastAsia="Courier New" w:cs="Courier New"/>
-          <w:sz w:val="18"/>
+          <w:sz w:val="20"/>
         </w:rPr>
         <w:t xml:space="preserve"> </w:t>
       </w:r>
@@ -12948,7 +13401,7 @@
       <w:r>
         <w:rPr>
           <w:rFonts w:ascii="Courier New" w:hAnsi="Courier New" w:eastAsia="Courier New" w:cs="Courier New"/>
-          <w:sz w:val="18"/>
+          <w:sz w:val="20"/>
         </w:rPr>
         <w:t>/* Этап 5: ядро 8x8 + блочный обход BS x BS */</w:t>
       </w:r>
@@ -12962,21 +13415,35 @@
       <w:r>
         <w:rPr>
           <w:rFonts w:ascii="Courier New" w:hAnsi="Courier New" w:eastAsia="Courier New" w:cs="Courier New"/>
-          <w:sz w:val="18"/>
-        </w:rPr>
-        <w:t>void transpose_neon8_blocked(const double *restrict a, double *restrict b, size_t n, size_t ld)</w:t>
-      </w:r>
-    </w:p>
-    <w:p>
-      <w:pPr>
-        <w:spacing w:line="240" w:lineRule="auto"/>
-        <w:ind w:firstLine="0"/>
-        <w:jc w:val="left"/>
-      </w:pPr>
-      <w:r>
-        <w:rPr>
-          <w:rFonts w:ascii="Courier New" w:hAnsi="Courier New" w:eastAsia="Courier New" w:cs="Courier New"/>
-          <w:sz w:val="18"/>
+          <w:sz w:val="20"/>
+        </w:rPr>
+        <w:t>void transpose_neon8_blocked(const double *restrict a, double *restrict b,</w:t>
+      </w:r>
+    </w:p>
+    <w:p>
+      <w:pPr>
+        <w:spacing w:line="240" w:lineRule="auto"/>
+        <w:ind w:firstLine="0"/>
+        <w:jc w:val="left"/>
+      </w:pPr>
+      <w:r>
+        <w:rPr>
+          <w:rFonts w:ascii="Courier New" w:hAnsi="Courier New" w:eastAsia="Courier New" w:cs="Courier New"/>
+          <w:sz w:val="20"/>
+        </w:rPr>
+        <w:t xml:space="preserve">                             size_t n, size_t ld)</w:t>
+      </w:r>
+    </w:p>
+    <w:p>
+      <w:pPr>
+        <w:spacing w:line="240" w:lineRule="auto"/>
+        <w:ind w:firstLine="0"/>
+        <w:jc w:val="left"/>
+      </w:pPr>
+      <w:r>
+        <w:rPr>
+          <w:rFonts w:ascii="Courier New" w:hAnsi="Courier New" w:eastAsia="Courier New" w:cs="Courier New"/>
+          <w:sz w:val="20"/>
         </w:rPr>
         <w:t>{</w:t>
       </w:r>
@@ -12990,7 +13457,7 @@
       <w:r>
         <w:rPr>
           <w:rFonts w:ascii="Courier New" w:hAnsi="Courier New" w:eastAsia="Courier New" w:cs="Courier New"/>
-          <w:sz w:val="18"/>
+          <w:sz w:val="20"/>
         </w:rPr>
         <w:t xml:space="preserve">    size_t n8 = n / 8 * 8;</w:t>
       </w:r>
@@ -13004,7 +13471,7 @@
       <w:r>
         <w:rPr>
           <w:rFonts w:ascii="Courier New" w:hAnsi="Courier New" w:eastAsia="Courier New" w:cs="Courier New"/>
-          <w:sz w:val="18"/>
+          <w:sz w:val="20"/>
         </w:rPr>
         <w:t xml:space="preserve">    for (size_t ii = 0; ii &lt; n8; ii += BS)</w:t>
       </w:r>
@@ -13018,7 +13485,7 @@
       <w:r>
         <w:rPr>
           <w:rFonts w:ascii="Courier New" w:hAnsi="Courier New" w:eastAsia="Courier New" w:cs="Courier New"/>
-          <w:sz w:val="18"/>
+          <w:sz w:val="20"/>
         </w:rPr>
         <w:t xml:space="preserve">        for (size_t jj = 0; jj &lt; n8; jj += BS) {</w:t>
       </w:r>
@@ -13032,7 +13499,7 @@
       <w:r>
         <w:rPr>
           <w:rFonts w:ascii="Courier New" w:hAnsi="Courier New" w:eastAsia="Courier New" w:cs="Courier New"/>
-          <w:sz w:val="18"/>
+          <w:sz w:val="20"/>
         </w:rPr>
         <w:t xml:space="preserve">            size_t ie = ii + BS &lt; n8 ? ii + BS : n8;</w:t>
       </w:r>
@@ -13046,7 +13513,7 @@
       <w:r>
         <w:rPr>
           <w:rFonts w:ascii="Courier New" w:hAnsi="Courier New" w:eastAsia="Courier New" w:cs="Courier New"/>
-          <w:sz w:val="18"/>
+          <w:sz w:val="20"/>
         </w:rPr>
         <w:t xml:space="preserve">            size_t je = jj + BS &lt; n8 ? jj + BS : n8;</w:t>
       </w:r>
@@ -13060,7 +13527,7 @@
       <w:r>
         <w:rPr>
           <w:rFonts w:ascii="Courier New" w:hAnsi="Courier New" w:eastAsia="Courier New" w:cs="Courier New"/>
-          <w:sz w:val="18"/>
+          <w:sz w:val="20"/>
         </w:rPr>
         <w:t xml:space="preserve">            for (size_t i = ii; i &lt; ie; i += 8)</w:t>
       </w:r>
@@ -13074,7 +13541,7 @@
       <w:r>
         <w:rPr>
           <w:rFonts w:ascii="Courier New" w:hAnsi="Courier New" w:eastAsia="Courier New" w:cs="Courier New"/>
-          <w:sz w:val="18"/>
+          <w:sz w:val="20"/>
         </w:rPr>
         <w:t xml:space="preserve">                for (size_t j = jj; j &lt; je; j += 8)</w:t>
       </w:r>
@@ -13088,7 +13555,7 @@
       <w:r>
         <w:rPr>
           <w:rFonts w:ascii="Courier New" w:hAnsi="Courier New" w:eastAsia="Courier New" w:cs="Courier New"/>
-          <w:sz w:val="18"/>
+          <w:sz w:val="20"/>
         </w:rPr>
         <w:t xml:space="preserve">                    kernel8(a + i * ld + j, b + j * ld + i, ld);</w:t>
       </w:r>
@@ -13102,7 +13569,7 @@
       <w:r>
         <w:rPr>
           <w:rFonts w:ascii="Courier New" w:hAnsi="Courier New" w:eastAsia="Courier New" w:cs="Courier New"/>
-          <w:sz w:val="18"/>
+          <w:sz w:val="20"/>
         </w:rPr>
         <w:t xml:space="preserve">        }</w:t>
       </w:r>
@@ -13116,7 +13583,7 @@
       <w:r>
         <w:rPr>
           <w:rFonts w:ascii="Courier New" w:hAnsi="Courier New" w:eastAsia="Courier New" w:cs="Courier New"/>
-          <w:sz w:val="18"/>
+          <w:sz w:val="20"/>
         </w:rPr>
         <w:t xml:space="preserve">    tail(a, b, n, ld, 8);</w:t>
       </w:r>
@@ -13130,7 +13597,7 @@
       <w:r>
         <w:rPr>
           <w:rFonts w:ascii="Courier New" w:hAnsi="Courier New" w:eastAsia="Courier New" w:cs="Courier New"/>
-          <w:sz w:val="18"/>
+          <w:sz w:val="20"/>
         </w:rPr>
         <w:t>}</w:t>
       </w:r>
@@ -13144,7 +13611,7 @@
       <w:r>
         <w:rPr>
           <w:rFonts w:ascii="Courier New" w:hAnsi="Courier New" w:eastAsia="Courier New" w:cs="Courier New"/>
-          <w:sz w:val="18"/>
+          <w:sz w:val="20"/>
         </w:rPr>
         <w:t xml:space="preserve"> </w:t>
       </w:r>
@@ -13158,7 +13625,7 @@
       <w:r>
         <w:rPr>
           <w:rFonts w:ascii="Courier New" w:hAnsi="Courier New" w:eastAsia="Courier New" w:cs="Courier New"/>
-          <w:sz w:val="18"/>
+          <w:sz w:val="20"/>
         </w:rPr>
         <w:t>/* эталон: копирование того же объёма (практический предел памяти) */</w:t>
       </w:r>
@@ -13172,21 +13639,35 @@
       <w:r>
         <w:rPr>
           <w:rFonts w:ascii="Courier New" w:hAnsi="Courier New" w:eastAsia="Courier New" w:cs="Courier New"/>
-          <w:sz w:val="18"/>
-        </w:rPr>
-        <w:t>void copy_ref(const double *restrict a, double *restrict b, size_t n, size_t ld)</w:t>
-      </w:r>
-    </w:p>
-    <w:p>
-      <w:pPr>
-        <w:spacing w:line="240" w:lineRule="auto"/>
-        <w:ind w:firstLine="0"/>
-        <w:jc w:val="left"/>
-      </w:pPr>
-      <w:r>
-        <w:rPr>
-          <w:rFonts w:ascii="Courier New" w:hAnsi="Courier New" w:eastAsia="Courier New" w:cs="Courier New"/>
-          <w:sz w:val="18"/>
+          <w:sz w:val="20"/>
+        </w:rPr>
+        <w:t>void copy_ref(const double *restrict a, double *restrict b,</w:t>
+      </w:r>
+    </w:p>
+    <w:p>
+      <w:pPr>
+        <w:spacing w:line="240" w:lineRule="auto"/>
+        <w:ind w:firstLine="0"/>
+        <w:jc w:val="left"/>
+      </w:pPr>
+      <w:r>
+        <w:rPr>
+          <w:rFonts w:ascii="Courier New" w:hAnsi="Courier New" w:eastAsia="Courier New" w:cs="Courier New"/>
+          <w:sz w:val="20"/>
+        </w:rPr>
+        <w:t xml:space="preserve">              size_t n, size_t ld)</w:t>
+      </w:r>
+    </w:p>
+    <w:p>
+      <w:pPr>
+        <w:spacing w:line="240" w:lineRule="auto"/>
+        <w:ind w:firstLine="0"/>
+        <w:jc w:val="left"/>
+      </w:pPr>
+      <w:r>
+        <w:rPr>
+          <w:rFonts w:ascii="Courier New" w:hAnsi="Courier New" w:eastAsia="Courier New" w:cs="Courier New"/>
+          <w:sz w:val="20"/>
         </w:rPr>
         <w:t>{</w:t>
       </w:r>
@@ -13200,7 +13681,7 @@
       <w:r>
         <w:rPr>
           <w:rFonts w:ascii="Courier New" w:hAnsi="Courier New" w:eastAsia="Courier New" w:cs="Courier New"/>
-          <w:sz w:val="18"/>
+          <w:sz w:val="20"/>
         </w:rPr>
         <w:t xml:space="preserve">    memcpy(b, a, n * ld * sizeof(double));</w:t>
       </w:r>
@@ -13214,7 +13695,7 @@
       <w:r>
         <w:rPr>
           <w:rFonts w:ascii="Courier New" w:hAnsi="Courier New" w:eastAsia="Courier New" w:cs="Courier New"/>
-          <w:sz w:val="18"/>
+          <w:sz w:val="20"/>
         </w:rPr>
         <w:t>}</w:t>
       </w:r>
@@ -13228,7 +13709,7 @@
       <w:r>
         <w:rPr>
           <w:rFonts w:ascii="Courier New" w:hAnsi="Courier New" w:eastAsia="Courier New" w:cs="Courier New"/>
-          <w:sz w:val="18"/>
+          <w:sz w:val="20"/>
         </w:rPr>
         <w:t xml:space="preserve"> </w:t>
       </w:r>
@@ -13242,21 +13723,35 @@
       <w:r>
         <w:rPr>
           <w:rFonts w:ascii="Courier New" w:hAnsi="Courier New" w:eastAsia="Courier New" w:cs="Courier New"/>
-          <w:sz w:val="18"/>
-        </w:rPr>
-        <w:t>static size_t check_copy(const double *a, const double *b, size_t n, size_t ld)</w:t>
-      </w:r>
-    </w:p>
-    <w:p>
-      <w:pPr>
-        <w:spacing w:line="240" w:lineRule="auto"/>
-        <w:ind w:firstLine="0"/>
-        <w:jc w:val="left"/>
-      </w:pPr>
-      <w:r>
-        <w:rPr>
-          <w:rFonts w:ascii="Courier New" w:hAnsi="Courier New" w:eastAsia="Courier New" w:cs="Courier New"/>
-          <w:sz w:val="18"/>
+          <w:sz w:val="20"/>
+        </w:rPr>
+        <w:t>static size_t check_copy(const double *a, const double *b,</w:t>
+      </w:r>
+    </w:p>
+    <w:p>
+      <w:pPr>
+        <w:spacing w:line="240" w:lineRule="auto"/>
+        <w:ind w:firstLine="0"/>
+        <w:jc w:val="left"/>
+      </w:pPr>
+      <w:r>
+        <w:rPr>
+          <w:rFonts w:ascii="Courier New" w:hAnsi="Courier New" w:eastAsia="Courier New" w:cs="Courier New"/>
+          <w:sz w:val="20"/>
+        </w:rPr>
+        <w:t xml:space="preserve">                         size_t n, size_t ld)</w:t>
+      </w:r>
+    </w:p>
+    <w:p>
+      <w:pPr>
+        <w:spacing w:line="240" w:lineRule="auto"/>
+        <w:ind w:firstLine="0"/>
+        <w:jc w:val="left"/>
+      </w:pPr>
+      <w:r>
+        <w:rPr>
+          <w:rFonts w:ascii="Courier New" w:hAnsi="Courier New" w:eastAsia="Courier New" w:cs="Courier New"/>
+          <w:sz w:val="20"/>
         </w:rPr>
         <w:t>{</w:t>
       </w:r>
@@ -13270,7 +13765,7 @@
       <w:r>
         <w:rPr>
           <w:rFonts w:ascii="Courier New" w:hAnsi="Courier New" w:eastAsia="Courier New" w:cs="Courier New"/>
-          <w:sz w:val="18"/>
+          <w:sz w:val="20"/>
         </w:rPr>
         <w:t xml:space="preserve">    return memcmp(a, b, n * ld * sizeof(double)) != 0;</w:t>
       </w:r>
@@ -13284,7 +13779,7 @@
       <w:r>
         <w:rPr>
           <w:rFonts w:ascii="Courier New" w:hAnsi="Courier New" w:eastAsia="Courier New" w:cs="Courier New"/>
-          <w:sz w:val="18"/>
+          <w:sz w:val="20"/>
         </w:rPr>
         <w:t>}</w:t>
       </w:r>
@@ -13298,7 +13793,7 @@
       <w:r>
         <w:rPr>
           <w:rFonts w:ascii="Courier New" w:hAnsi="Courier New" w:eastAsia="Courier New" w:cs="Courier New"/>
-          <w:sz w:val="18"/>
+          <w:sz w:val="20"/>
         </w:rPr>
         <w:t xml:space="preserve"> </w:t>
       </w:r>
@@ -13312,7 +13807,7 @@
       <w:r>
         <w:rPr>
           <w:rFonts w:ascii="Courier New" w:hAnsi="Courier New" w:eastAsia="Courier New" w:cs="Courier New"/>
-          <w:sz w:val="18"/>
+          <w:sz w:val="20"/>
         </w:rPr>
         <w:t>int main(int argc, char **argv)</w:t>
       </w:r>
@@ -13326,7 +13821,7 @@
       <w:r>
         <w:rPr>
           <w:rFonts w:ascii="Courier New" w:hAnsi="Courier New" w:eastAsia="Courier New" w:cs="Courier New"/>
-          <w:sz w:val="18"/>
+          <w:sz w:val="20"/>
         </w:rPr>
         <w:t>{</w:t>
       </w:r>
@@ -13340,7 +13835,7 @@
       <w:r>
         <w:rPr>
           <w:rFonts w:ascii="Courier New" w:hAnsi="Courier New" w:eastAsia="Courier New" w:cs="Courier New"/>
-          <w:sz w:val="18"/>
+          <w:sz w:val="20"/>
         </w:rPr>
         <w:t xml:space="preserve">    size_t n = arg_n(argc, argv, 8192);</w:t>
       </w:r>
@@ -13354,7 +13849,7 @@
       <w:r>
         <w:rPr>
           <w:rFonts w:ascii="Courier New" w:hAnsi="Courier New" w:eastAsia="Courier New" w:cs="Courier New"/>
-          <w:sz w:val="18"/>
+          <w:sz w:val="20"/>
         </w:rPr>
         <w:t xml:space="preserve">    int reps = arg_reps(argc, argv, 5);</w:t>
       </w:r>
@@ -13368,7 +13863,7 @@
       <w:r>
         <w:rPr>
           <w:rFonts w:ascii="Courier New" w:hAnsi="Courier New" w:eastAsia="Courier New" w:cs="Courier New"/>
-          <w:sz w:val="18"/>
+          <w:sz w:val="20"/>
         </w:rPr>
         <w:t xml:space="preserve">    size_t ld = arg_ld(argc, argv, n);</w:t>
       </w:r>
@@ -13382,7 +13877,7 @@
       <w:r>
         <w:rPr>
           <w:rFonts w:ascii="Courier New" w:hAnsi="Courier New" w:eastAsia="Courier New" w:cs="Courier New"/>
-          <w:sz w:val="18"/>
+          <w:sz w:val="20"/>
         </w:rPr>
         <w:t xml:space="preserve">    double *a = alloc_matrix(n, ld), *b = alloc_matrix(n, ld);</w:t>
       </w:r>
@@ -13396,7 +13891,7 @@
       <w:r>
         <w:rPr>
           <w:rFonts w:ascii="Courier New" w:hAnsi="Courier New" w:eastAsia="Courier New" w:cs="Courier New"/>
-          <w:sz w:val="18"/>
+          <w:sz w:val="20"/>
         </w:rPr>
         <w:t xml:space="preserve">    fill_matrix(a, n, ld);</w:t>
       </w:r>
@@ -13410,7 +13905,7 @@
       <w:r>
         <w:rPr>
           <w:rFonts w:ascii="Courier New" w:hAnsi="Courier New" w:eastAsia="Courier New" w:cs="Courier New"/>
-          <w:sz w:val="18"/>
+          <w:sz w:val="20"/>
         </w:rPr>
         <w:t xml:space="preserve">    printf("N = %zu, BS = %d\n", n, BS);</w:t>
       </w:r>
@@ -13424,7 +13919,7 @@
       <w:r>
         <w:rPr>
           <w:rFonts w:ascii="Courier New" w:hAnsi="Courier New" w:eastAsia="Courier New" w:cs="Courier New"/>
-          <w:sz w:val="18"/>
+          <w:sz w:val="20"/>
         </w:rPr>
         <w:t xml:space="preserve"> </w:t>
       </w:r>
@@ -13438,7 +13933,7 @@
       <w:r>
         <w:rPr>
           <w:rFonts w:ascii="Courier New" w:hAnsi="Courier New" w:eastAsia="Courier New" w:cs="Courier New"/>
-          <w:sz w:val="18"/>
+          <w:sz w:val="20"/>
         </w:rPr>
         <w:t xml:space="preserve">    /* memcpy замеряем отдельно: bench() проверяет именно транспонирование */</w:t>
       </w:r>
@@ -13452,7 +13947,7 @@
       <w:r>
         <w:rPr>
           <w:rFonts w:ascii="Courier New" w:hAnsi="Courier New" w:eastAsia="Courier New" w:cs="Courier New"/>
-          <w:sz w:val="18"/>
+          <w:sz w:val="20"/>
         </w:rPr>
         <w:t xml:space="preserve">    double tmin = 1e30;</w:t>
       </w:r>
@@ -13466,7 +13961,7 @@
       <w:r>
         <w:rPr>
           <w:rFonts w:ascii="Courier New" w:hAnsi="Courier New" w:eastAsia="Courier New" w:cs="Courier New"/>
-          <w:sz w:val="18"/>
+          <w:sz w:val="20"/>
         </w:rPr>
         <w:t xml:space="preserve">    memset(b, 0, n * ld * sizeof(double));</w:t>
       </w:r>
@@ -13480,7 +13975,7 @@
       <w:r>
         <w:rPr>
           <w:rFonts w:ascii="Courier New" w:hAnsi="Courier New" w:eastAsia="Courier New" w:cs="Courier New"/>
-          <w:sz w:val="18"/>
+          <w:sz w:val="20"/>
         </w:rPr>
         <w:t xml:space="preserve">    for (int r = 0; r &lt; reps; r++) {</w:t>
       </w:r>
@@ -13494,7 +13989,7 @@
       <w:r>
         <w:rPr>
           <w:rFonts w:ascii="Courier New" w:hAnsi="Courier New" w:eastAsia="Courier New" w:cs="Courier New"/>
-          <w:sz w:val="18"/>
+          <w:sz w:val="20"/>
         </w:rPr>
         <w:t xml:space="preserve">        double t0 = wtime();</w:t>
       </w:r>
@@ -13508,7 +14003,7 @@
       <w:r>
         <w:rPr>
           <w:rFonts w:ascii="Courier New" w:hAnsi="Courier New" w:eastAsia="Courier New" w:cs="Courier New"/>
-          <w:sz w:val="18"/>
+          <w:sz w:val="20"/>
         </w:rPr>
         <w:t xml:space="preserve">        copy_ref(a, b, n, ld);</w:t>
       </w:r>
@@ -13522,7 +14017,7 @@
       <w:r>
         <w:rPr>
           <w:rFonts w:ascii="Courier New" w:hAnsi="Courier New" w:eastAsia="Courier New" w:cs="Courier New"/>
-          <w:sz w:val="18"/>
+          <w:sz w:val="20"/>
         </w:rPr>
         <w:t xml:space="preserve">        double t = wtime() - t0;</w:t>
       </w:r>
@@ -13536,7 +14031,7 @@
       <w:r>
         <w:rPr>
           <w:rFonts w:ascii="Courier New" w:hAnsi="Courier New" w:eastAsia="Courier New" w:cs="Courier New"/>
-          <w:sz w:val="18"/>
+          <w:sz w:val="20"/>
         </w:rPr>
         <w:t xml:space="preserve">        if (t &lt; tmin) tmin = t;</w:t>
       </w:r>
@@ -13550,7 +14045,7 @@
       <w:r>
         <w:rPr>
           <w:rFonts w:ascii="Courier New" w:hAnsi="Courier New" w:eastAsia="Courier New" w:cs="Courier New"/>
-          <w:sz w:val="18"/>
+          <w:sz w:val="20"/>
         </w:rPr>
         <w:t xml:space="preserve">    }</w:t>
       </w:r>
@@ -13564,7 +14059,7 @@
       <w:r>
         <w:rPr>
           <w:rFonts w:ascii="Courier New" w:hAnsi="Courier New" w:eastAsia="Courier New" w:cs="Courier New"/>
-          <w:sz w:val="18"/>
+          <w:sz w:val="20"/>
         </w:rPr>
         <w:t xml:space="preserve">    printf("%-28s  min %8.4f s  %24.2f GB/s  %s\n", "memcpy (эталон)", tmin,</w:t>
       </w:r>
@@ -13578,7 +14073,7 @@
       <w:r>
         <w:rPr>
           <w:rFonts w:ascii="Courier New" w:hAnsi="Courier New" w:eastAsia="Courier New" w:cs="Courier New"/>
-          <w:sz w:val="18"/>
+          <w:sz w:val="20"/>
         </w:rPr>
         <w:t xml:space="preserve">           2.0 * n * n * sizeof(double) / tmin / 1e9,</w:t>
       </w:r>
@@ -13592,7 +14087,7 @@
       <w:r>
         <w:rPr>
           <w:rFonts w:ascii="Courier New" w:hAnsi="Courier New" w:eastAsia="Courier New" w:cs="Courier New"/>
-          <w:sz w:val="18"/>
+          <w:sz w:val="20"/>
         </w:rPr>
         <w:t xml:space="preserve">           check_copy(a, b, n, ld) ? "ОШИБКА" : "ok");</w:t>
       </w:r>
@@ -13606,7 +14101,7 @@
       <w:r>
         <w:rPr>
           <w:rFonts w:ascii="Courier New" w:hAnsi="Courier New" w:eastAsia="Courier New" w:cs="Courier New"/>
-          <w:sz w:val="18"/>
+          <w:sz w:val="20"/>
         </w:rPr>
         <w:t xml:space="preserve"> </w:t>
       </w:r>
@@ -13620,7 +14115,7 @@
       <w:r>
         <w:rPr>
           <w:rFonts w:ascii="Courier New" w:hAnsi="Courier New" w:eastAsia="Courier New" w:cs="Courier New"/>
-          <w:sz w:val="18"/>
+          <w:sz w:val="20"/>
         </w:rPr>
         <w:t xml:space="preserve">    bench("neon2 (2x2)", transpose_neon2, a, b, n, ld, reps);</w:t>
       </w:r>
@@ -13634,63 +14129,119 @@
       <w:r>
         <w:rPr>
           <w:rFonts w:ascii="Courier New" w:hAnsi="Courier New" w:eastAsia="Courier New" w:cs="Courier New"/>
-          <w:sz w:val="18"/>
-        </w:rPr>
-        <w:t xml:space="preserve">    bench("neon2_blocked (2x2+BS)", transpose_neon2_blocked, a, b, n, ld, reps);</w:t>
-      </w:r>
-    </w:p>
-    <w:p>
-      <w:pPr>
-        <w:spacing w:line="240" w:lineRule="auto"/>
-        <w:ind w:firstLine="0"/>
-        <w:jc w:val="left"/>
-      </w:pPr>
-      <w:r>
-        <w:rPr>
-          <w:rFonts w:ascii="Courier New" w:hAnsi="Courier New" w:eastAsia="Courier New" w:cs="Courier New"/>
-          <w:sz w:val="18"/>
-        </w:rPr>
-        <w:t xml:space="preserve">    bench("neon4_blocked (4x4+BS)", transpose_neon4_blocked, a, b, n, ld, reps);</w:t>
-      </w:r>
-    </w:p>
-    <w:p>
-      <w:pPr>
-        <w:spacing w:line="240" w:lineRule="auto"/>
-        <w:ind w:firstLine="0"/>
-        <w:jc w:val="left"/>
-      </w:pPr>
-      <w:r>
-        <w:rPr>
-          <w:rFonts w:ascii="Courier New" w:hAnsi="Courier New" w:eastAsia="Courier New" w:cs="Courier New"/>
-          <w:sz w:val="18"/>
-        </w:rPr>
-        <w:t xml:space="preserve">    bench("neon4_pf (4x4 ldp/stp+pf)", transpose_neon4_pf, a, b, n, ld, reps);</w:t>
-      </w:r>
-    </w:p>
-    <w:p>
-      <w:pPr>
-        <w:spacing w:line="240" w:lineRule="auto"/>
-        <w:ind w:firstLine="0"/>
-        <w:jc w:val="left"/>
-      </w:pPr>
-      <w:r>
-        <w:rPr>
-          <w:rFonts w:ascii="Courier New" w:hAnsi="Courier New" w:eastAsia="Courier New" w:cs="Courier New"/>
-          <w:sz w:val="18"/>
-        </w:rPr>
-        <w:t xml:space="preserve">    bench("neon8_blocked (8x8+BS)", transpose_neon8_blocked, a, b, n, ld, reps);</w:t>
-      </w:r>
-    </w:p>
-    <w:p>
-      <w:pPr>
-        <w:spacing w:line="240" w:lineRule="auto"/>
-        <w:ind w:firstLine="0"/>
-        <w:jc w:val="left"/>
-      </w:pPr>
-      <w:r>
-        <w:rPr>
-          <w:rFonts w:ascii="Courier New" w:hAnsi="Courier New" w:eastAsia="Courier New" w:cs="Courier New"/>
-          <w:sz w:val="18"/>
+          <w:sz w:val="20"/>
+        </w:rPr>
+        <w:t xml:space="preserve">    bench("neon2_blocked (2x2+BS)", transpose_neon2_blocked,</w:t>
+      </w:r>
+    </w:p>
+    <w:p>
+      <w:pPr>
+        <w:spacing w:line="240" w:lineRule="auto"/>
+        <w:ind w:firstLine="0"/>
+        <w:jc w:val="left"/>
+      </w:pPr>
+      <w:r>
+        <w:rPr>
+          <w:rFonts w:ascii="Courier New" w:hAnsi="Courier New" w:eastAsia="Courier New" w:cs="Courier New"/>
+          <w:sz w:val="20"/>
+        </w:rPr>
+        <w:t xml:space="preserve">          a, b, n, ld, reps);</w:t>
+      </w:r>
+    </w:p>
+    <w:p>
+      <w:pPr>
+        <w:spacing w:line="240" w:lineRule="auto"/>
+        <w:ind w:firstLine="0"/>
+        <w:jc w:val="left"/>
+      </w:pPr>
+      <w:r>
+        <w:rPr>
+          <w:rFonts w:ascii="Courier New" w:hAnsi="Courier New" w:eastAsia="Courier New" w:cs="Courier New"/>
+          <w:sz w:val="20"/>
+        </w:rPr>
+        <w:t xml:space="preserve">    bench("neon4_blocked (4x4+BS)", transpose_neon4_blocked,</w:t>
+      </w:r>
+    </w:p>
+    <w:p>
+      <w:pPr>
+        <w:spacing w:line="240" w:lineRule="auto"/>
+        <w:ind w:firstLine="0"/>
+        <w:jc w:val="left"/>
+      </w:pPr>
+      <w:r>
+        <w:rPr>
+          <w:rFonts w:ascii="Courier New" w:hAnsi="Courier New" w:eastAsia="Courier New" w:cs="Courier New"/>
+          <w:sz w:val="20"/>
+        </w:rPr>
+        <w:t xml:space="preserve">          a, b, n, ld, reps);</w:t>
+      </w:r>
+    </w:p>
+    <w:p>
+      <w:pPr>
+        <w:spacing w:line="240" w:lineRule="auto"/>
+        <w:ind w:firstLine="0"/>
+        <w:jc w:val="left"/>
+      </w:pPr>
+      <w:r>
+        <w:rPr>
+          <w:rFonts w:ascii="Courier New" w:hAnsi="Courier New" w:eastAsia="Courier New" w:cs="Courier New"/>
+          <w:sz w:val="20"/>
+        </w:rPr>
+        <w:t xml:space="preserve">    bench("neon4_pf (4x4 ldp/stp+pf)", transpose_neon4_pf,</w:t>
+      </w:r>
+    </w:p>
+    <w:p>
+      <w:pPr>
+        <w:spacing w:line="240" w:lineRule="auto"/>
+        <w:ind w:firstLine="0"/>
+        <w:jc w:val="left"/>
+      </w:pPr>
+      <w:r>
+        <w:rPr>
+          <w:rFonts w:ascii="Courier New" w:hAnsi="Courier New" w:eastAsia="Courier New" w:cs="Courier New"/>
+          <w:sz w:val="20"/>
+        </w:rPr>
+        <w:t xml:space="preserve">          a, b, n, ld, reps);</w:t>
+      </w:r>
+    </w:p>
+    <w:p>
+      <w:pPr>
+        <w:spacing w:line="240" w:lineRule="auto"/>
+        <w:ind w:firstLine="0"/>
+        <w:jc w:val="left"/>
+      </w:pPr>
+      <w:r>
+        <w:rPr>
+          <w:rFonts w:ascii="Courier New" w:hAnsi="Courier New" w:eastAsia="Courier New" w:cs="Courier New"/>
+          <w:sz w:val="20"/>
+        </w:rPr>
+        <w:t xml:space="preserve">    bench("neon8_blocked (8x8+BS)", transpose_neon8_blocked,</w:t>
+      </w:r>
+    </w:p>
+    <w:p>
+      <w:pPr>
+        <w:spacing w:line="240" w:lineRule="auto"/>
+        <w:ind w:firstLine="0"/>
+        <w:jc w:val="left"/>
+      </w:pPr>
+      <w:r>
+        <w:rPr>
+          <w:rFonts w:ascii="Courier New" w:hAnsi="Courier New" w:eastAsia="Courier New" w:cs="Courier New"/>
+          <w:sz w:val="20"/>
+        </w:rPr>
+        <w:t xml:space="preserve">          a, b, n, ld, reps);</w:t>
+      </w:r>
+    </w:p>
+    <w:p>
+      <w:pPr>
+        <w:spacing w:line="240" w:lineRule="auto"/>
+        <w:ind w:firstLine="0"/>
+        <w:jc w:val="left"/>
+      </w:pPr>
+      <w:r>
+        <w:rPr>
+          <w:rFonts w:ascii="Courier New" w:hAnsi="Courier New" w:eastAsia="Courier New" w:cs="Courier New"/>
+          <w:sz w:val="20"/>
         </w:rPr>
         <w:t xml:space="preserve">    free(a);</w:t>
       </w:r>
@@ -13704,7 +14255,7 @@
       <w:r>
         <w:rPr>
           <w:rFonts w:ascii="Courier New" w:hAnsi="Courier New" w:eastAsia="Courier New" w:cs="Courier New"/>
-          <w:sz w:val="18"/>
+          <w:sz w:val="20"/>
         </w:rPr>
         <w:t xml:space="preserve">    free(b);</w:t>
       </w:r>
@@ -13718,7 +14269,7 @@
       <w:r>
         <w:rPr>
           <w:rFonts w:ascii="Courier New" w:hAnsi="Courier New" w:eastAsia="Courier New" w:cs="Courier New"/>
-          <w:sz w:val="18"/>
+          <w:sz w:val="20"/>
         </w:rPr>
         <w:t xml:space="preserve">    return 0;</w:t>
       </w:r>
@@ -13732,7 +14283,7 @@
       <w:r>
         <w:rPr>
           <w:rFonts w:ascii="Courier New" w:hAnsi="Courier New" w:eastAsia="Courier New" w:cs="Courier New"/>
-          <w:sz w:val="18"/>
+          <w:sz w:val="20"/>
         </w:rPr>
         <w:t>}</w:t>
       </w:r>
@@ -13766,7 +14317,7 @@
       <w:r>
         <w:rPr>
           <w:rFonts w:ascii="Courier New" w:hAnsi="Courier New" w:eastAsia="Courier New" w:cs="Courier New"/>
-          <w:sz w:val="18"/>
+          <w:sz w:val="20"/>
         </w:rPr>
         <w:t>/*</w:t>
       </w:r>
@@ -13780,7 +14331,7 @@
       <w:r>
         <w:rPr>
           <w:rFonts w:ascii="Courier New" w:hAnsi="Courier New" w:eastAsia="Courier New" w:cs="Courier New"/>
-          <w:sz w:val="18"/>
+          <w:sz w:val="20"/>
         </w:rPr>
         <w:t xml:space="preserve"> * transpose_sme.c -- транспонирование на расширении SME (Scalable Matrix</w:t>
       </w:r>
@@ -13794,7 +14345,7 @@
       <w:r>
         <w:rPr>
           <w:rFonts w:ascii="Courier New" w:hAnsi="Courier New" w:eastAsia="Courier New" w:cs="Courier New"/>
-          <w:sz w:val="18"/>
+          <w:sz w:val="20"/>
         </w:rPr>
         <w:t xml:space="preserve"> * Extension), самом новом векторном расширении, которое есть у Apple M4.</w:t>
       </w:r>
@@ -13808,7 +14359,7 @@
       <w:r>
         <w:rPr>
           <w:rFonts w:ascii="Courier New" w:hAnsi="Courier New" w:eastAsia="Courier New" w:cs="Courier New"/>
-          <w:sz w:val="18"/>
+          <w:sz w:val="20"/>
         </w:rPr>
         <w:t xml:space="preserve"> *</w:t>
       </w:r>
@@ -13822,7 +14373,7 @@
       <w:r>
         <w:rPr>
           <w:rFonts w:ascii="Courier New" w:hAnsi="Courier New" w:eastAsia="Courier New" w:cs="Courier New"/>
-          <w:sz w:val="18"/>
+          <w:sz w:val="20"/>
         </w:rPr>
         <w:t xml:space="preserve"> * В режиме streaming SVE у M4 длина вектора 512 бит (8 double), а</w:t>
       </w:r>
@@ -13836,7 +14387,7 @@
       <w:r>
         <w:rPr>
           <w:rFonts w:ascii="Courier New" w:hAnsi="Courier New" w:eastAsia="Courier New" w:cs="Courier New"/>
-          <w:sz w:val="18"/>
+          <w:sz w:val="20"/>
         </w:rPr>
         <w:t xml:space="preserve"> * матричный регистр ZA делится на 8 тайлов ZA0.D..ZA7.D по 8x8 double.</w:t>
       </w:r>
@@ -13850,7 +14401,7 @@
       <w:r>
         <w:rPr>
           <w:rFonts w:ascii="Courier New" w:hAnsi="Courier New" w:eastAsia="Courier New" w:cs="Courier New"/>
-          <w:sz w:val="18"/>
+          <w:sz w:val="20"/>
         </w:rPr>
         <w:t xml:space="preserve"> * Строку тайла можно загрузить "горизонтально" (svld1_hor_za64), а</w:t>
       </w:r>
@@ -13864,7 +14415,7 @@
       <w:r>
         <w:rPr>
           <w:rFonts w:ascii="Courier New" w:hAnsi="Courier New" w:eastAsia="Courier New" w:cs="Courier New"/>
-          <w:sz w:val="18"/>
+          <w:sz w:val="20"/>
         </w:rPr>
         <w:t xml:space="preserve"> * сохранить "вертикально" (svst1_ver_za64) -- то есть столбец. Загрузив</w:t>
       </w:r>
@@ -13878,7 +14429,7 @@
       <w:r>
         <w:rPr>
           <w:rFonts w:ascii="Courier New" w:hAnsi="Courier New" w:eastAsia="Courier New" w:cs="Courier New"/>
-          <w:sz w:val="18"/>
+          <w:sz w:val="20"/>
         </w:rPr>
         <w:t xml:space="preserve"> * строки A и выгрузив столбцы тайла, получаем транспонированный блок</w:t>
       </w:r>
@@ -13892,7 +14443,7 @@
       <w:r>
         <w:rPr>
           <w:rFonts w:ascii="Courier New" w:hAnsi="Courier New" w:eastAsia="Courier New" w:cs="Courier New"/>
-          <w:sz w:val="18"/>
+          <w:sz w:val="20"/>
         </w:rPr>
         <w:t xml:space="preserve"> * без каких-либо перестановок в регистрах.</w:t>
       </w:r>
@@ -13906,7 +14457,7 @@
       <w:r>
         <w:rPr>
           <w:rFonts w:ascii="Courier New" w:hAnsi="Courier New" w:eastAsia="Courier New" w:cs="Courier New"/>
-          <w:sz w:val="18"/>
+          <w:sz w:val="20"/>
         </w:rPr>
         <w:t xml:space="preserve"> *</w:t>
       </w:r>
@@ -13920,7 +14471,7 @@
       <w:r>
         <w:rPr>
           <w:rFonts w:ascii="Courier New" w:hAnsi="Courier New" w:eastAsia="Courier New" w:cs="Courier New"/>
-          <w:sz w:val="18"/>
+          <w:sz w:val="20"/>
         </w:rPr>
         <w:t xml:space="preserve"> * Сборка: clang -O3 -mcpu=apple-m4 -DBS=256 transpose_sme.c</w:t>
       </w:r>
@@ -13934,7 +14485,7 @@
       <w:r>
         <w:rPr>
           <w:rFonts w:ascii="Courier New" w:hAnsi="Courier New" w:eastAsia="Courier New" w:cs="Courier New"/>
-          <w:sz w:val="18"/>
+          <w:sz w:val="20"/>
         </w:rPr>
         <w:t xml:space="preserve"> * (-mcpu=native в Apple clang 17 SME не включает)</w:t>
       </w:r>
@@ -13948,7 +14499,7 @@
       <w:r>
         <w:rPr>
           <w:rFonts w:ascii="Courier New" w:hAnsi="Courier New" w:eastAsia="Courier New" w:cs="Courier New"/>
-          <w:sz w:val="18"/>
+          <w:sz w:val="20"/>
         </w:rPr>
         <w:t xml:space="preserve"> * Запуск: ./transpose_sme [N] [повторы] [pad]</w:t>
       </w:r>
@@ -13962,7 +14513,7 @@
       <w:r>
         <w:rPr>
           <w:rFonts w:ascii="Courier New" w:hAnsi="Courier New" w:eastAsia="Courier New" w:cs="Courier New"/>
-          <w:sz w:val="18"/>
+          <w:sz w:val="20"/>
         </w:rPr>
         <w:t xml:space="preserve"> */</w:t>
       </w:r>
@@ -13976,7 +14527,7 @@
       <w:r>
         <w:rPr>
           <w:rFonts w:ascii="Courier New" w:hAnsi="Courier New" w:eastAsia="Courier New" w:cs="Courier New"/>
-          <w:sz w:val="18"/>
+          <w:sz w:val="20"/>
         </w:rPr>
         <w:t>#include "common.h"</w:t>
       </w:r>
@@ -13990,7 +14541,7 @@
       <w:r>
         <w:rPr>
           <w:rFonts w:ascii="Courier New" w:hAnsi="Courier New" w:eastAsia="Courier New" w:cs="Courier New"/>
-          <w:sz w:val="18"/>
+          <w:sz w:val="20"/>
         </w:rPr>
         <w:t>#include &lt;arm_sme.h&gt;</w:t>
       </w:r>
@@ -14004,7 +14555,7 @@
       <w:r>
         <w:rPr>
           <w:rFonts w:ascii="Courier New" w:hAnsi="Courier New" w:eastAsia="Courier New" w:cs="Courier New"/>
-          <w:sz w:val="18"/>
+          <w:sz w:val="20"/>
         </w:rPr>
         <w:t xml:space="preserve"> </w:t>
       </w:r>
@@ -14018,7 +14569,7 @@
       <w:r>
         <w:rPr>
           <w:rFonts w:ascii="Courier New" w:hAnsi="Courier New" w:eastAsia="Courier New" w:cs="Courier New"/>
-          <w:sz w:val="18"/>
+          <w:sz w:val="20"/>
         </w:rPr>
         <w:t>#ifndef BS</w:t>
       </w:r>
@@ -14032,7 +14583,7 @@
       <w:r>
         <w:rPr>
           <w:rFonts w:ascii="Courier New" w:hAnsi="Courier New" w:eastAsia="Courier New" w:cs="Courier New"/>
-          <w:sz w:val="18"/>
+          <w:sz w:val="20"/>
         </w:rPr>
         <w:t>#define BS 256              /* размер внешнего блока (тайла) */</w:t>
       </w:r>
@@ -14046,7 +14597,7 @@
       <w:r>
         <w:rPr>
           <w:rFonts w:ascii="Courier New" w:hAnsi="Courier New" w:eastAsia="Courier New" w:cs="Courier New"/>
-          <w:sz w:val="18"/>
+          <w:sz w:val="20"/>
         </w:rPr>
         <w:t>#endif</w:t>
       </w:r>
@@ -14060,7 +14611,7 @@
       <w:r>
         <w:rPr>
           <w:rFonts w:ascii="Courier New" w:hAnsi="Courier New" w:eastAsia="Courier New" w:cs="Courier New"/>
-          <w:sz w:val="18"/>
+          <w:sz w:val="20"/>
         </w:rPr>
         <w:t xml:space="preserve"> </w:t>
       </w:r>
@@ -14074,7 +14625,7 @@
       <w:r>
         <w:rPr>
           <w:rFonts w:ascii="Courier New" w:hAnsi="Courier New" w:eastAsia="Courier New" w:cs="Courier New"/>
-          <w:sz w:val="18"/>
+          <w:sz w:val="20"/>
         </w:rPr>
         <w:t>static void tail(const double *a, double *b, size_t n, size_t ld, size_t k)</w:t>
       </w:r>
@@ -14088,7 +14639,7 @@
       <w:r>
         <w:rPr>
           <w:rFonts w:ascii="Courier New" w:hAnsi="Courier New" w:eastAsia="Courier New" w:cs="Courier New"/>
-          <w:sz w:val="18"/>
+          <w:sz w:val="20"/>
         </w:rPr>
         <w:t>{</w:t>
       </w:r>
@@ -14102,7 +14653,7 @@
       <w:r>
         <w:rPr>
           <w:rFonts w:ascii="Courier New" w:hAnsi="Courier New" w:eastAsia="Courier New" w:cs="Courier New"/>
-          <w:sz w:val="18"/>
+          <w:sz w:val="20"/>
         </w:rPr>
         <w:t xml:space="preserve">    size_t nk = n / k * k;</w:t>
       </w:r>
@@ -14116,7 +14667,7 @@
       <w:r>
         <w:rPr>
           <w:rFonts w:ascii="Courier New" w:hAnsi="Courier New" w:eastAsia="Courier New" w:cs="Courier New"/>
-          <w:sz w:val="18"/>
+          <w:sz w:val="20"/>
         </w:rPr>
         <w:t xml:space="preserve">    for (size_t i = 0; i &lt; n; i++)</w:t>
       </w:r>
@@ -14130,7 +14681,7 @@
       <w:r>
         <w:rPr>
           <w:rFonts w:ascii="Courier New" w:hAnsi="Courier New" w:eastAsia="Courier New" w:cs="Courier New"/>
-          <w:sz w:val="18"/>
+          <w:sz w:val="20"/>
         </w:rPr>
         <w:t xml:space="preserve">        for (size_t j = (i &lt; nk ? nk : 0); j &lt; n; j++)</w:t>
       </w:r>
@@ -14144,7 +14695,7 @@
       <w:r>
         <w:rPr>
           <w:rFonts w:ascii="Courier New" w:hAnsi="Courier New" w:eastAsia="Courier New" w:cs="Courier New"/>
-          <w:sz w:val="18"/>
+          <w:sz w:val="20"/>
         </w:rPr>
         <w:t xml:space="preserve">            b[j * ld + i] = a[i * ld + j];</w:t>
       </w:r>
@@ -14158,7 +14709,7 @@
       <w:r>
         <w:rPr>
           <w:rFonts w:ascii="Courier New" w:hAnsi="Courier New" w:eastAsia="Courier New" w:cs="Courier New"/>
-          <w:sz w:val="18"/>
+          <w:sz w:val="20"/>
         </w:rPr>
         <w:t>}</w:t>
       </w:r>
@@ -14172,7 +14723,7 @@
       <w:r>
         <w:rPr>
           <w:rFonts w:ascii="Courier New" w:hAnsi="Courier New" w:eastAsia="Courier New" w:cs="Courier New"/>
-          <w:sz w:val="18"/>
+          <w:sz w:val="20"/>
         </w:rPr>
         <w:t xml:space="preserve"> </w:t>
       </w:r>
@@ -14186,7 +14737,7 @@
       <w:r>
         <w:rPr>
           <w:rFonts w:ascii="Courier New" w:hAnsi="Courier New" w:eastAsia="Courier New" w:cs="Courier New"/>
-          <w:sz w:val="18"/>
+          <w:sz w:val="20"/>
         </w:rPr>
         <w:t>/* длина вектора в режиме streaming SVE, в элементах double */</w:t>
       </w:r>
@@ -14200,7 +14751,7 @@
       <w:r>
         <w:rPr>
           <w:rFonts w:ascii="Courier New" w:hAnsi="Courier New" w:eastAsia="Courier New" w:cs="Courier New"/>
-          <w:sz w:val="18"/>
+          <w:sz w:val="20"/>
         </w:rPr>
         <w:t>__arm_locally_streaming</w:t>
       </w:r>
@@ -14214,7 +14765,7 @@
       <w:r>
         <w:rPr>
           <w:rFonts w:ascii="Courier New" w:hAnsi="Courier New" w:eastAsia="Courier New" w:cs="Courier New"/>
-          <w:sz w:val="18"/>
+          <w:sz w:val="20"/>
         </w:rPr>
         <w:t>static uint64_t sme_vl(void)</w:t>
       </w:r>
@@ -14228,7 +14779,7 @@
       <w:r>
         <w:rPr>
           <w:rFonts w:ascii="Courier New" w:hAnsi="Courier New" w:eastAsia="Courier New" w:cs="Courier New"/>
-          <w:sz w:val="18"/>
+          <w:sz w:val="20"/>
         </w:rPr>
         <w:t>{</w:t>
       </w:r>
@@ -14242,7 +14793,7 @@
       <w:r>
         <w:rPr>
           <w:rFonts w:ascii="Courier New" w:hAnsi="Courier New" w:eastAsia="Courier New" w:cs="Courier New"/>
-          <w:sz w:val="18"/>
+          <w:sz w:val="20"/>
         </w:rPr>
         <w:t xml:space="preserve">    return svcntd();</w:t>
       </w:r>
@@ -14256,7 +14807,7 @@
       <w:r>
         <w:rPr>
           <w:rFonts w:ascii="Courier New" w:hAnsi="Courier New" w:eastAsia="Courier New" w:cs="Courier New"/>
-          <w:sz w:val="18"/>
+          <w:sz w:val="20"/>
         </w:rPr>
         <w:t>}</w:t>
       </w:r>
@@ -14270,7 +14821,7 @@
       <w:r>
         <w:rPr>
           <w:rFonts w:ascii="Courier New" w:hAnsi="Courier New" w:eastAsia="Courier New" w:cs="Courier New"/>
-          <w:sz w:val="18"/>
+          <w:sz w:val="20"/>
         </w:rPr>
         <w:t xml:space="preserve"> </w:t>
       </w:r>
@@ -14284,7 +14835,7 @@
       <w:r>
         <w:rPr>
           <w:rFonts w:ascii="Courier New" w:hAnsi="Courier New" w:eastAsia="Courier New" w:cs="Courier New"/>
-          <w:sz w:val="18"/>
+          <w:sz w:val="20"/>
         </w:rPr>
         <w:t>/*</w:t>
       </w:r>
@@ -14298,7 +14849,7 @@
       <w:r>
         <w:rPr>
           <w:rFonts w:ascii="Courier New" w:hAnsi="Courier New" w:eastAsia="Courier New" w:cs="Courier New"/>
-          <w:sz w:val="18"/>
+          <w:sz w:val="20"/>
         </w:rPr>
         <w:t xml:space="preserve"> * Этап 1: блок 8x8 через один тайл ZA0: 8 горизонтальных загрузок</w:t>
       </w:r>
@@ -14312,7 +14863,7 @@
       <w:r>
         <w:rPr>
           <w:rFonts w:ascii="Courier New" w:hAnsi="Courier New" w:eastAsia="Courier New" w:cs="Courier New"/>
-          <w:sz w:val="18"/>
+          <w:sz w:val="20"/>
         </w:rPr>
         <w:t xml:space="preserve"> * строк A, 8 вертикальных записей столбцов в строки B.</w:t>
       </w:r>
@@ -14326,7 +14877,7 @@
       <w:r>
         <w:rPr>
           <w:rFonts w:ascii="Courier New" w:hAnsi="Courier New" w:eastAsia="Courier New" w:cs="Courier New"/>
-          <w:sz w:val="18"/>
+          <w:sz w:val="20"/>
         </w:rPr>
         <w:t xml:space="preserve"> */</w:t>
       </w:r>
@@ -14340,7 +14891,7 @@
       <w:r>
         <w:rPr>
           <w:rFonts w:ascii="Courier New" w:hAnsi="Courier New" w:eastAsia="Courier New" w:cs="Courier New"/>
-          <w:sz w:val="18"/>
+          <w:sz w:val="20"/>
         </w:rPr>
         <w:t>__arm_locally_streaming __arm_new("za")</w:t>
       </w:r>
@@ -14354,7 +14905,7 @@
       <w:r>
         <w:rPr>
           <w:rFonts w:ascii="Courier New" w:hAnsi="Courier New" w:eastAsia="Courier New" w:cs="Courier New"/>
-          <w:sz w:val="18"/>
+          <w:sz w:val="20"/>
         </w:rPr>
         <w:t>static void sme8_core(const double *a, double *b, size_t n8, size_t ld)</w:t>
       </w:r>
@@ -14368,7 +14919,7 @@
       <w:r>
         <w:rPr>
           <w:rFonts w:ascii="Courier New" w:hAnsi="Courier New" w:eastAsia="Courier New" w:cs="Courier New"/>
-          <w:sz w:val="18"/>
+          <w:sz w:val="20"/>
         </w:rPr>
         <w:t>{</w:t>
       </w:r>
@@ -14382,7 +14933,7 @@
       <w:r>
         <w:rPr>
           <w:rFonts w:ascii="Courier New" w:hAnsi="Courier New" w:eastAsia="Courier New" w:cs="Courier New"/>
-          <w:sz w:val="18"/>
+          <w:sz w:val="20"/>
         </w:rPr>
         <w:t xml:space="preserve">    svbool_t pg = svptrue_b64();</w:t>
       </w:r>
@@ -14396,7 +14947,7 @@
       <w:r>
         <w:rPr>
           <w:rFonts w:ascii="Courier New" w:hAnsi="Courier New" w:eastAsia="Courier New" w:cs="Courier New"/>
-          <w:sz w:val="18"/>
+          <w:sz w:val="20"/>
         </w:rPr>
         <w:t xml:space="preserve">    for (size_t ii = 0; ii &lt; n8; ii += BS)</w:t>
       </w:r>
@@ -14410,7 +14961,7 @@
       <w:r>
         <w:rPr>
           <w:rFonts w:ascii="Courier New" w:hAnsi="Courier New" w:eastAsia="Courier New" w:cs="Courier New"/>
-          <w:sz w:val="18"/>
+          <w:sz w:val="20"/>
         </w:rPr>
         <w:t xml:space="preserve">        for (size_t jj = 0; jj &lt; n8; jj += BS) {</w:t>
       </w:r>
@@ -14424,7 +14975,7 @@
       <w:r>
         <w:rPr>
           <w:rFonts w:ascii="Courier New" w:hAnsi="Courier New" w:eastAsia="Courier New" w:cs="Courier New"/>
-          <w:sz w:val="18"/>
+          <w:sz w:val="20"/>
         </w:rPr>
         <w:t xml:space="preserve">            size_t ie = ii + BS &lt; n8 ? ii + BS : n8;</w:t>
       </w:r>
@@ -14438,7 +14989,7 @@
       <w:r>
         <w:rPr>
           <w:rFonts w:ascii="Courier New" w:hAnsi="Courier New" w:eastAsia="Courier New" w:cs="Courier New"/>
-          <w:sz w:val="18"/>
+          <w:sz w:val="20"/>
         </w:rPr>
         <w:t xml:space="preserve">            size_t je = jj + BS &lt; n8 ? jj + BS : n8;</w:t>
       </w:r>
@@ -14452,7 +15003,7 @@
       <w:r>
         <w:rPr>
           <w:rFonts w:ascii="Courier New" w:hAnsi="Courier New" w:eastAsia="Courier New" w:cs="Courier New"/>
-          <w:sz w:val="18"/>
+          <w:sz w:val="20"/>
         </w:rPr>
         <w:t xml:space="preserve">            for (size_t i = ii; i &lt; ie; i += 8)</w:t>
       </w:r>
@@ -14466,7 +15017,7 @@
       <w:r>
         <w:rPr>
           <w:rFonts w:ascii="Courier New" w:hAnsi="Courier New" w:eastAsia="Courier New" w:cs="Courier New"/>
-          <w:sz w:val="18"/>
+          <w:sz w:val="20"/>
         </w:rPr>
         <w:t xml:space="preserve">                for (size_t j = jj; j &lt; je; j += 8) {</w:t>
       </w:r>
@@ -14480,7 +15031,7 @@
       <w:r>
         <w:rPr>
           <w:rFonts w:ascii="Courier New" w:hAnsi="Courier New" w:eastAsia="Courier New" w:cs="Courier New"/>
-          <w:sz w:val="18"/>
+          <w:sz w:val="20"/>
         </w:rPr>
         <w:t xml:space="preserve">                    const double *pa = a + i * ld + j;</w:t>
       </w:r>
@@ -14494,7 +15045,7 @@
       <w:r>
         <w:rPr>
           <w:rFonts w:ascii="Courier New" w:hAnsi="Courier New" w:eastAsia="Courier New" w:cs="Courier New"/>
-          <w:sz w:val="18"/>
+          <w:sz w:val="20"/>
         </w:rPr>
         <w:t xml:space="preserve">                    double *pb = b + j * ld + i;</w:t>
       </w:r>
@@ -14508,7 +15059,7 @@
       <w:r>
         <w:rPr>
           <w:rFonts w:ascii="Courier New" w:hAnsi="Courier New" w:eastAsia="Courier New" w:cs="Courier New"/>
-          <w:sz w:val="18"/>
+          <w:sz w:val="20"/>
         </w:rPr>
         <w:t xml:space="preserve">                    for (uint32_t r = 0; r &lt; 8; r++)</w:t>
       </w:r>
@@ -14522,7 +15073,7 @@
       <w:r>
         <w:rPr>
           <w:rFonts w:ascii="Courier New" w:hAnsi="Courier New" w:eastAsia="Courier New" w:cs="Courier New"/>
-          <w:sz w:val="18"/>
+          <w:sz w:val="20"/>
         </w:rPr>
         <w:t xml:space="preserve">                        svld1_hor_za64(0, r, pg, pa + r * ld);</w:t>
       </w:r>
@@ -14536,7 +15087,7 @@
       <w:r>
         <w:rPr>
           <w:rFonts w:ascii="Courier New" w:hAnsi="Courier New" w:eastAsia="Courier New" w:cs="Courier New"/>
-          <w:sz w:val="18"/>
+          <w:sz w:val="20"/>
         </w:rPr>
         <w:t xml:space="preserve">                    for (uint32_t c = 0; c &lt; 8; c++)</w:t>
       </w:r>
@@ -14550,7 +15101,7 @@
       <w:r>
         <w:rPr>
           <w:rFonts w:ascii="Courier New" w:hAnsi="Courier New" w:eastAsia="Courier New" w:cs="Courier New"/>
-          <w:sz w:val="18"/>
+          <w:sz w:val="20"/>
         </w:rPr>
         <w:t xml:space="preserve">                        svst1_ver_za64(0, c, pg, pb + c * ld);</w:t>
       </w:r>
@@ -14564,7 +15115,7 @@
       <w:r>
         <w:rPr>
           <w:rFonts w:ascii="Courier New" w:hAnsi="Courier New" w:eastAsia="Courier New" w:cs="Courier New"/>
-          <w:sz w:val="18"/>
+          <w:sz w:val="20"/>
         </w:rPr>
         <w:t xml:space="preserve">                }</w:t>
       </w:r>
@@ -14578,7 +15129,7 @@
       <w:r>
         <w:rPr>
           <w:rFonts w:ascii="Courier New" w:hAnsi="Courier New" w:eastAsia="Courier New" w:cs="Courier New"/>
-          <w:sz w:val="18"/>
+          <w:sz w:val="20"/>
         </w:rPr>
         <w:t xml:space="preserve">        }</w:t>
       </w:r>
@@ -14592,7 +15143,7 @@
       <w:r>
         <w:rPr>
           <w:rFonts w:ascii="Courier New" w:hAnsi="Courier New" w:eastAsia="Courier New" w:cs="Courier New"/>
-          <w:sz w:val="18"/>
+          <w:sz w:val="20"/>
         </w:rPr>
         <w:t>}</w:t>
       </w:r>
@@ -14606,7 +15157,7 @@
       <w:r>
         <w:rPr>
           <w:rFonts w:ascii="Courier New" w:hAnsi="Courier New" w:eastAsia="Courier New" w:cs="Courier New"/>
-          <w:sz w:val="18"/>
+          <w:sz w:val="20"/>
         </w:rPr>
         <w:t xml:space="preserve"> </w:t>
       </w:r>
@@ -14620,21 +15171,35 @@
       <w:r>
         <w:rPr>
           <w:rFonts w:ascii="Courier New" w:hAnsi="Courier New" w:eastAsia="Courier New" w:cs="Courier New"/>
-          <w:sz w:val="18"/>
-        </w:rPr>
-        <w:t>void transpose_sme8(const double *restrict a, double *restrict b, size_t n, size_t ld)</w:t>
-      </w:r>
-    </w:p>
-    <w:p>
-      <w:pPr>
-        <w:spacing w:line="240" w:lineRule="auto"/>
-        <w:ind w:firstLine="0"/>
-        <w:jc w:val="left"/>
-      </w:pPr>
-      <w:r>
-        <w:rPr>
-          <w:rFonts w:ascii="Courier New" w:hAnsi="Courier New" w:eastAsia="Courier New" w:cs="Courier New"/>
-          <w:sz w:val="18"/>
+          <w:sz w:val="20"/>
+        </w:rPr>
+        <w:t>void transpose_sme8(const double *restrict a, double *restrict b,</w:t>
+      </w:r>
+    </w:p>
+    <w:p>
+      <w:pPr>
+        <w:spacing w:line="240" w:lineRule="auto"/>
+        <w:ind w:firstLine="0"/>
+        <w:jc w:val="left"/>
+      </w:pPr>
+      <w:r>
+        <w:rPr>
+          <w:rFonts w:ascii="Courier New" w:hAnsi="Courier New" w:eastAsia="Courier New" w:cs="Courier New"/>
+          <w:sz w:val="20"/>
+        </w:rPr>
+        <w:t xml:space="preserve">                    size_t n, size_t ld)</w:t>
+      </w:r>
+    </w:p>
+    <w:p>
+      <w:pPr>
+        <w:spacing w:line="240" w:lineRule="auto"/>
+        <w:ind w:firstLine="0"/>
+        <w:jc w:val="left"/>
+      </w:pPr>
+      <w:r>
+        <w:rPr>
+          <w:rFonts w:ascii="Courier New" w:hAnsi="Courier New" w:eastAsia="Courier New" w:cs="Courier New"/>
+          <w:sz w:val="20"/>
         </w:rPr>
         <w:t>{</w:t>
       </w:r>
@@ -14648,7 +15213,7 @@
       <w:r>
         <w:rPr>
           <w:rFonts w:ascii="Courier New" w:hAnsi="Courier New" w:eastAsia="Courier New" w:cs="Courier New"/>
-          <w:sz w:val="18"/>
+          <w:sz w:val="20"/>
         </w:rPr>
         <w:t xml:space="preserve">    size_t n8 = n / 8 * 8;</w:t>
       </w:r>
@@ -14662,7 +15227,7 @@
       <w:r>
         <w:rPr>
           <w:rFonts w:ascii="Courier New" w:hAnsi="Courier New" w:eastAsia="Courier New" w:cs="Courier New"/>
-          <w:sz w:val="18"/>
+          <w:sz w:val="20"/>
         </w:rPr>
         <w:t xml:space="preserve">    sme8_core(a, b, n8, ld);</w:t>
       </w:r>
@@ -14676,7 +15241,7 @@
       <w:r>
         <w:rPr>
           <w:rFonts w:ascii="Courier New" w:hAnsi="Courier New" w:eastAsia="Courier New" w:cs="Courier New"/>
-          <w:sz w:val="18"/>
+          <w:sz w:val="20"/>
         </w:rPr>
         <w:t xml:space="preserve">    tail(a, b, n, ld, 8);</w:t>
       </w:r>
@@ -14690,7 +15255,7 @@
       <w:r>
         <w:rPr>
           <w:rFonts w:ascii="Courier New" w:hAnsi="Courier New" w:eastAsia="Courier New" w:cs="Courier New"/>
-          <w:sz w:val="18"/>
+          <w:sz w:val="20"/>
         </w:rPr>
         <w:t>}</w:t>
       </w:r>
@@ -14704,7 +15269,7 @@
       <w:r>
         <w:rPr>
           <w:rFonts w:ascii="Courier New" w:hAnsi="Courier New" w:eastAsia="Courier New" w:cs="Courier New"/>
-          <w:sz w:val="18"/>
+          <w:sz w:val="20"/>
         </w:rPr>
         <w:t xml:space="preserve"> </w:t>
       </w:r>
@@ -14718,7 +15283,7 @@
       <w:r>
         <w:rPr>
           <w:rFonts w:ascii="Courier New" w:hAnsi="Courier New" w:eastAsia="Courier New" w:cs="Courier New"/>
-          <w:sz w:val="18"/>
+          <w:sz w:val="20"/>
         </w:rPr>
         <w:t>/*</w:t>
       </w:r>
@@ -14732,7 +15297,7 @@
       <w:r>
         <w:rPr>
           <w:rFonts w:ascii="Courier New" w:hAnsi="Courier New" w:eastAsia="Courier New" w:cs="Courier New"/>
-          <w:sz w:val="18"/>
+          <w:sz w:val="20"/>
         </w:rPr>
         <w:t xml:space="preserve"> * Этап 2: блок 16x16 через четыре тайла ZA0..ZA3:</w:t>
       </w:r>
@@ -14746,7 +15311,7 @@
       <w:r>
         <w:rPr>
           <w:rFonts w:ascii="Courier New" w:hAnsi="Courier New" w:eastAsia="Courier New" w:cs="Courier New"/>
-          <w:sz w:val="18"/>
+          <w:sz w:val="20"/>
         </w:rPr>
         <w:t xml:space="preserve"> *   ZA0 = A[0..7][0..7],  ZA1 = A[0..7][8..15],</w:t>
       </w:r>
@@ -14760,7 +15325,7 @@
       <w:r>
         <w:rPr>
           <w:rFonts w:ascii="Courier New" w:hAnsi="Courier New" w:eastAsia="Courier New" w:cs="Courier New"/>
-          <w:sz w:val="18"/>
+          <w:sz w:val="20"/>
         </w:rPr>
         <w:t xml:space="preserve"> *   ZA2 = A[8..15][0..7], ZA3 = A[8..15][8..15].</w:t>
       </w:r>
@@ -14774,7 +15339,7 @@
       <w:r>
         <w:rPr>
           <w:rFonts w:ascii="Courier New" w:hAnsi="Courier New" w:eastAsia="Courier New" w:cs="Courier New"/>
-          <w:sz w:val="18"/>
+          <w:sz w:val="20"/>
         </w:rPr>
         <w:t xml:space="preserve"> * Столбец c блока выгружается из ZA0/ZA2 (или ZA1/ZA3) двумя записями</w:t>
       </w:r>
@@ -14788,7 +15353,7 @@
       <w:r>
         <w:rPr>
           <w:rFonts w:ascii="Courier New" w:hAnsi="Courier New" w:eastAsia="Courier New" w:cs="Courier New"/>
-          <w:sz w:val="18"/>
+          <w:sz w:val="20"/>
         </w:rPr>
         <w:t xml:space="preserve"> * подряд, то есть в B пишется сразу 16 double = 128 байт = целая строка</w:t>
       </w:r>
@@ -14802,7 +15367,7 @@
       <w:r>
         <w:rPr>
           <w:rFonts w:ascii="Courier New" w:hAnsi="Courier New" w:eastAsia="Courier New" w:cs="Courier New"/>
-          <w:sz w:val="18"/>
+          <w:sz w:val="20"/>
         </w:rPr>
         <w:t xml:space="preserve"> * кэша M4, а из A читается тоже по 128 байт на строку.</w:t>
       </w:r>
@@ -14816,7 +15381,7 @@
       <w:r>
         <w:rPr>
           <w:rFonts w:ascii="Courier New" w:hAnsi="Courier New" w:eastAsia="Courier New" w:cs="Courier New"/>
-          <w:sz w:val="18"/>
+          <w:sz w:val="20"/>
         </w:rPr>
         <w:t xml:space="preserve"> * Номер тайла в intrinsics должен быть константой, поэтому цикл по</w:t>
       </w:r>
@@ -14830,7 +15395,7 @@
       <w:r>
         <w:rPr>
           <w:rFonts w:ascii="Courier New" w:hAnsi="Courier New" w:eastAsia="Courier New" w:cs="Courier New"/>
-          <w:sz w:val="18"/>
+          <w:sz w:val="20"/>
         </w:rPr>
         <w:t xml:space="preserve"> * тайлам расписан вручную.</w:t>
       </w:r>
@@ -14844,7 +15409,7 @@
       <w:r>
         <w:rPr>
           <w:rFonts w:ascii="Courier New" w:hAnsi="Courier New" w:eastAsia="Courier New" w:cs="Courier New"/>
-          <w:sz w:val="18"/>
+          <w:sz w:val="20"/>
         </w:rPr>
         <w:t xml:space="preserve"> */</w:t>
       </w:r>
@@ -14858,7 +15423,7 @@
       <w:r>
         <w:rPr>
           <w:rFonts w:ascii="Courier New" w:hAnsi="Courier New" w:eastAsia="Courier New" w:cs="Courier New"/>
-          <w:sz w:val="18"/>
+          <w:sz w:val="20"/>
         </w:rPr>
         <w:t>__arm_locally_streaming __arm_new("za")</w:t>
       </w:r>
@@ -14872,7 +15437,7 @@
       <w:r>
         <w:rPr>
           <w:rFonts w:ascii="Courier New" w:hAnsi="Courier New" w:eastAsia="Courier New" w:cs="Courier New"/>
-          <w:sz w:val="18"/>
+          <w:sz w:val="20"/>
         </w:rPr>
         <w:t>static void sme16_core(const double *a, double *b, size_t n16, size_t ld)</w:t>
       </w:r>
@@ -14886,7 +15451,7 @@
       <w:r>
         <w:rPr>
           <w:rFonts w:ascii="Courier New" w:hAnsi="Courier New" w:eastAsia="Courier New" w:cs="Courier New"/>
-          <w:sz w:val="18"/>
+          <w:sz w:val="20"/>
         </w:rPr>
         <w:t>{</w:t>
       </w:r>
@@ -14900,7 +15465,7 @@
       <w:r>
         <w:rPr>
           <w:rFonts w:ascii="Courier New" w:hAnsi="Courier New" w:eastAsia="Courier New" w:cs="Courier New"/>
-          <w:sz w:val="18"/>
+          <w:sz w:val="20"/>
         </w:rPr>
         <w:t xml:space="preserve">    svbool_t pg = svptrue_b64();</w:t>
       </w:r>
@@ -14914,7 +15479,7 @@
       <w:r>
         <w:rPr>
           <w:rFonts w:ascii="Courier New" w:hAnsi="Courier New" w:eastAsia="Courier New" w:cs="Courier New"/>
-          <w:sz w:val="18"/>
+          <w:sz w:val="20"/>
         </w:rPr>
         <w:t xml:space="preserve">    for (size_t ii = 0; ii &lt; n16; ii += BS)</w:t>
       </w:r>
@@ -14928,7 +15493,7 @@
       <w:r>
         <w:rPr>
           <w:rFonts w:ascii="Courier New" w:hAnsi="Courier New" w:eastAsia="Courier New" w:cs="Courier New"/>
-          <w:sz w:val="18"/>
+          <w:sz w:val="20"/>
         </w:rPr>
         <w:t xml:space="preserve">        for (size_t jj = 0; jj &lt; n16; jj += BS) {</w:t>
       </w:r>
@@ -14942,7 +15507,7 @@
       <w:r>
         <w:rPr>
           <w:rFonts w:ascii="Courier New" w:hAnsi="Courier New" w:eastAsia="Courier New" w:cs="Courier New"/>
-          <w:sz w:val="18"/>
+          <w:sz w:val="20"/>
         </w:rPr>
         <w:t xml:space="preserve">            size_t ie = ii + BS &lt; n16 ? ii + BS : n16;</w:t>
       </w:r>
@@ -14956,7 +15521,7 @@
       <w:r>
         <w:rPr>
           <w:rFonts w:ascii="Courier New" w:hAnsi="Courier New" w:eastAsia="Courier New" w:cs="Courier New"/>
-          <w:sz w:val="18"/>
+          <w:sz w:val="20"/>
         </w:rPr>
         <w:t xml:space="preserve">            size_t je = jj + BS &lt; n16 ? jj + BS : n16;</w:t>
       </w:r>
@@ -14970,7 +15535,7 @@
       <w:r>
         <w:rPr>
           <w:rFonts w:ascii="Courier New" w:hAnsi="Courier New" w:eastAsia="Courier New" w:cs="Courier New"/>
-          <w:sz w:val="18"/>
+          <w:sz w:val="20"/>
         </w:rPr>
         <w:t xml:space="preserve">            for (size_t i = ii; i &lt; ie; i += 16)</w:t>
       </w:r>
@@ -14984,7 +15549,7 @@
       <w:r>
         <w:rPr>
           <w:rFonts w:ascii="Courier New" w:hAnsi="Courier New" w:eastAsia="Courier New" w:cs="Courier New"/>
-          <w:sz w:val="18"/>
+          <w:sz w:val="20"/>
         </w:rPr>
         <w:t xml:space="preserve">                for (size_t j = jj; j &lt; je; j += 16) {</w:t>
       </w:r>
@@ -14998,7 +15563,7 @@
       <w:r>
         <w:rPr>
           <w:rFonts w:ascii="Courier New" w:hAnsi="Courier New" w:eastAsia="Courier New" w:cs="Courier New"/>
-          <w:sz w:val="18"/>
+          <w:sz w:val="20"/>
         </w:rPr>
         <w:t xml:space="preserve">                    const double *pa = a + i * ld + j;</w:t>
       </w:r>
@@ -15012,7 +15577,7 @@
       <w:r>
         <w:rPr>
           <w:rFonts w:ascii="Courier New" w:hAnsi="Courier New" w:eastAsia="Courier New" w:cs="Courier New"/>
-          <w:sz w:val="18"/>
+          <w:sz w:val="20"/>
         </w:rPr>
         <w:t xml:space="preserve">                    double *pb = b + j * ld + i;</w:t>
       </w:r>
@@ -15026,7 +15591,7 @@
       <w:r>
         <w:rPr>
           <w:rFonts w:ascii="Courier New" w:hAnsi="Courier New" w:eastAsia="Courier New" w:cs="Courier New"/>
-          <w:sz w:val="18"/>
+          <w:sz w:val="20"/>
         </w:rPr>
         <w:t xml:space="preserve">                    for (uint32_t r = 0; r &lt; 8; r++) {</w:t>
       </w:r>
@@ -15040,7 +15605,7 @@
       <w:r>
         <w:rPr>
           <w:rFonts w:ascii="Courier New" w:hAnsi="Courier New" w:eastAsia="Courier New" w:cs="Courier New"/>
-          <w:sz w:val="18"/>
+          <w:sz w:val="20"/>
         </w:rPr>
         <w:t xml:space="preserve">                        svld1_hor_za64(0, r, pg, pa + r * ld);</w:t>
       </w:r>
@@ -15054,7 +15619,7 @@
       <w:r>
         <w:rPr>
           <w:rFonts w:ascii="Courier New" w:hAnsi="Courier New" w:eastAsia="Courier New" w:cs="Courier New"/>
-          <w:sz w:val="18"/>
+          <w:sz w:val="20"/>
         </w:rPr>
         <w:t xml:space="preserve">                        svld1_hor_za64(1, r, pg, pa + r * ld + 8);</w:t>
       </w:r>
@@ -15068,7 +15633,7 @@
       <w:r>
         <w:rPr>
           <w:rFonts w:ascii="Courier New" w:hAnsi="Courier New" w:eastAsia="Courier New" w:cs="Courier New"/>
-          <w:sz w:val="18"/>
+          <w:sz w:val="20"/>
         </w:rPr>
         <w:t xml:space="preserve">                        svld1_hor_za64(2, r, pg, pa + (r + 8) * ld);</w:t>
       </w:r>
@@ -15082,7 +15647,7 @@
       <w:r>
         <w:rPr>
           <w:rFonts w:ascii="Courier New" w:hAnsi="Courier New" w:eastAsia="Courier New" w:cs="Courier New"/>
-          <w:sz w:val="18"/>
+          <w:sz w:val="20"/>
         </w:rPr>
         <w:t xml:space="preserve">                        svld1_hor_za64(3, r, pg, pa + (r + 8) * ld + 8);</w:t>
       </w:r>
@@ -15096,7 +15661,7 @@
       <w:r>
         <w:rPr>
           <w:rFonts w:ascii="Courier New" w:hAnsi="Courier New" w:eastAsia="Courier New" w:cs="Courier New"/>
-          <w:sz w:val="18"/>
+          <w:sz w:val="20"/>
         </w:rPr>
         <w:t xml:space="preserve">                    }</w:t>
       </w:r>
@@ -15110,7 +15675,7 @@
       <w:r>
         <w:rPr>
           <w:rFonts w:ascii="Courier New" w:hAnsi="Courier New" w:eastAsia="Courier New" w:cs="Courier New"/>
-          <w:sz w:val="18"/>
+          <w:sz w:val="20"/>
         </w:rPr>
         <w:t xml:space="preserve">                    for (uint32_t c = 0; c &lt; 8; c++) {</w:t>
       </w:r>
@@ -15124,7 +15689,7 @@
       <w:r>
         <w:rPr>
           <w:rFonts w:ascii="Courier New" w:hAnsi="Courier New" w:eastAsia="Courier New" w:cs="Courier New"/>
-          <w:sz w:val="18"/>
+          <w:sz w:val="20"/>
         </w:rPr>
         <w:t xml:space="preserve">                        svst1_ver_za64(0, c, pg, pb + c * ld);</w:t>
       </w:r>
@@ -15138,7 +15703,7 @@
       <w:r>
         <w:rPr>
           <w:rFonts w:ascii="Courier New" w:hAnsi="Courier New" w:eastAsia="Courier New" w:cs="Courier New"/>
-          <w:sz w:val="18"/>
+          <w:sz w:val="20"/>
         </w:rPr>
         <w:t xml:space="preserve">                        svst1_ver_za64(2, c, pg, pb + c * ld + 8);</w:t>
       </w:r>
@@ -15152,7 +15717,7 @@
       <w:r>
         <w:rPr>
           <w:rFonts w:ascii="Courier New" w:hAnsi="Courier New" w:eastAsia="Courier New" w:cs="Courier New"/>
-          <w:sz w:val="18"/>
+          <w:sz w:val="20"/>
         </w:rPr>
         <w:t xml:space="preserve">                        svst1_ver_za64(1, c, pg, pb + (c + 8) * ld);</w:t>
       </w:r>
@@ -15166,7 +15731,7 @@
       <w:r>
         <w:rPr>
           <w:rFonts w:ascii="Courier New" w:hAnsi="Courier New" w:eastAsia="Courier New" w:cs="Courier New"/>
-          <w:sz w:val="18"/>
+          <w:sz w:val="20"/>
         </w:rPr>
         <w:t xml:space="preserve">                        svst1_ver_za64(3, c, pg, pb + (c + 8) * ld + 8);</w:t>
       </w:r>
@@ -15180,7 +15745,7 @@
       <w:r>
         <w:rPr>
           <w:rFonts w:ascii="Courier New" w:hAnsi="Courier New" w:eastAsia="Courier New" w:cs="Courier New"/>
-          <w:sz w:val="18"/>
+          <w:sz w:val="20"/>
         </w:rPr>
         <w:t xml:space="preserve">                    }</w:t>
       </w:r>
@@ -15194,7 +15759,7 @@
       <w:r>
         <w:rPr>
           <w:rFonts w:ascii="Courier New" w:hAnsi="Courier New" w:eastAsia="Courier New" w:cs="Courier New"/>
-          <w:sz w:val="18"/>
+          <w:sz w:val="20"/>
         </w:rPr>
         <w:t xml:space="preserve">                }</w:t>
       </w:r>
@@ -15208,7 +15773,7 @@
       <w:r>
         <w:rPr>
           <w:rFonts w:ascii="Courier New" w:hAnsi="Courier New" w:eastAsia="Courier New" w:cs="Courier New"/>
-          <w:sz w:val="18"/>
+          <w:sz w:val="20"/>
         </w:rPr>
         <w:t xml:space="preserve">        }</w:t>
       </w:r>
@@ -15222,7 +15787,7 @@
       <w:r>
         <w:rPr>
           <w:rFonts w:ascii="Courier New" w:hAnsi="Courier New" w:eastAsia="Courier New" w:cs="Courier New"/>
-          <w:sz w:val="18"/>
+          <w:sz w:val="20"/>
         </w:rPr>
         <w:t>}</w:t>
       </w:r>
@@ -15236,7 +15801,7 @@
       <w:r>
         <w:rPr>
           <w:rFonts w:ascii="Courier New" w:hAnsi="Courier New" w:eastAsia="Courier New" w:cs="Courier New"/>
-          <w:sz w:val="18"/>
+          <w:sz w:val="20"/>
         </w:rPr>
         <w:t xml:space="preserve"> </w:t>
       </w:r>
@@ -15250,21 +15815,35 @@
       <w:r>
         <w:rPr>
           <w:rFonts w:ascii="Courier New" w:hAnsi="Courier New" w:eastAsia="Courier New" w:cs="Courier New"/>
-          <w:sz w:val="18"/>
-        </w:rPr>
-        <w:t>void transpose_sme16(const double *restrict a, double *restrict b, size_t n, size_t ld)</w:t>
-      </w:r>
-    </w:p>
-    <w:p>
-      <w:pPr>
-        <w:spacing w:line="240" w:lineRule="auto"/>
-        <w:ind w:firstLine="0"/>
-        <w:jc w:val="left"/>
-      </w:pPr>
-      <w:r>
-        <w:rPr>
-          <w:rFonts w:ascii="Courier New" w:hAnsi="Courier New" w:eastAsia="Courier New" w:cs="Courier New"/>
-          <w:sz w:val="18"/>
+          <w:sz w:val="20"/>
+        </w:rPr>
+        <w:t>void transpose_sme16(const double *restrict a, double *restrict b,</w:t>
+      </w:r>
+    </w:p>
+    <w:p>
+      <w:pPr>
+        <w:spacing w:line="240" w:lineRule="auto"/>
+        <w:ind w:firstLine="0"/>
+        <w:jc w:val="left"/>
+      </w:pPr>
+      <w:r>
+        <w:rPr>
+          <w:rFonts w:ascii="Courier New" w:hAnsi="Courier New" w:eastAsia="Courier New" w:cs="Courier New"/>
+          <w:sz w:val="20"/>
+        </w:rPr>
+        <w:t xml:space="preserve">                     size_t n, size_t ld)</w:t>
+      </w:r>
+    </w:p>
+    <w:p>
+      <w:pPr>
+        <w:spacing w:line="240" w:lineRule="auto"/>
+        <w:ind w:firstLine="0"/>
+        <w:jc w:val="left"/>
+      </w:pPr>
+      <w:r>
+        <w:rPr>
+          <w:rFonts w:ascii="Courier New" w:hAnsi="Courier New" w:eastAsia="Courier New" w:cs="Courier New"/>
+          <w:sz w:val="20"/>
         </w:rPr>
         <w:t>{</w:t>
       </w:r>
@@ -15278,7 +15857,7 @@
       <w:r>
         <w:rPr>
           <w:rFonts w:ascii="Courier New" w:hAnsi="Courier New" w:eastAsia="Courier New" w:cs="Courier New"/>
-          <w:sz w:val="18"/>
+          <w:sz w:val="20"/>
         </w:rPr>
         <w:t xml:space="preserve">    size_t n16 = n / 16 * 16;</w:t>
       </w:r>
@@ -15292,7 +15871,7 @@
       <w:r>
         <w:rPr>
           <w:rFonts w:ascii="Courier New" w:hAnsi="Courier New" w:eastAsia="Courier New" w:cs="Courier New"/>
-          <w:sz w:val="18"/>
+          <w:sz w:val="20"/>
         </w:rPr>
         <w:t xml:space="preserve">    sme16_core(a, b, n16, ld);</w:t>
       </w:r>
@@ -15306,7 +15885,7 @@
       <w:r>
         <w:rPr>
           <w:rFonts w:ascii="Courier New" w:hAnsi="Courier New" w:eastAsia="Courier New" w:cs="Courier New"/>
-          <w:sz w:val="18"/>
+          <w:sz w:val="20"/>
         </w:rPr>
         <w:t xml:space="preserve">    tail(a, b, n, ld, 16);</w:t>
       </w:r>
@@ -15320,7 +15899,7 @@
       <w:r>
         <w:rPr>
           <w:rFonts w:ascii="Courier New" w:hAnsi="Courier New" w:eastAsia="Courier New" w:cs="Courier New"/>
-          <w:sz w:val="18"/>
+          <w:sz w:val="20"/>
         </w:rPr>
         <w:t>}</w:t>
       </w:r>
@@ -15334,7 +15913,7 @@
       <w:r>
         <w:rPr>
           <w:rFonts w:ascii="Courier New" w:hAnsi="Courier New" w:eastAsia="Courier New" w:cs="Courier New"/>
-          <w:sz w:val="18"/>
+          <w:sz w:val="20"/>
         </w:rPr>
         <w:t xml:space="preserve"> </w:t>
       </w:r>
@@ -15348,7 +15927,7 @@
       <w:r>
         <w:rPr>
           <w:rFonts w:ascii="Courier New" w:hAnsi="Courier New" w:eastAsia="Courier New" w:cs="Courier New"/>
-          <w:sz w:val="18"/>
+          <w:sz w:val="20"/>
         </w:rPr>
         <w:t>int main(int argc, char **argv)</w:t>
       </w:r>
@@ -15362,7 +15941,7 @@
       <w:r>
         <w:rPr>
           <w:rFonts w:ascii="Courier New" w:hAnsi="Courier New" w:eastAsia="Courier New" w:cs="Courier New"/>
-          <w:sz w:val="18"/>
+          <w:sz w:val="20"/>
         </w:rPr>
         <w:t>{</w:t>
       </w:r>
@@ -15376,7 +15955,7 @@
       <w:r>
         <w:rPr>
           <w:rFonts w:ascii="Courier New" w:hAnsi="Courier New" w:eastAsia="Courier New" w:cs="Courier New"/>
-          <w:sz w:val="18"/>
+          <w:sz w:val="20"/>
         </w:rPr>
         <w:t xml:space="preserve">    size_t n = arg_n(argc, argv, 8192);</w:t>
       </w:r>
@@ -15390,7 +15969,7 @@
       <w:r>
         <w:rPr>
           <w:rFonts w:ascii="Courier New" w:hAnsi="Courier New" w:eastAsia="Courier New" w:cs="Courier New"/>
-          <w:sz w:val="18"/>
+          <w:sz w:val="20"/>
         </w:rPr>
         <w:t xml:space="preserve">    int reps = arg_reps(argc, argv, 5);</w:t>
       </w:r>
@@ -15404,7 +15983,7 @@
       <w:r>
         <w:rPr>
           <w:rFonts w:ascii="Courier New" w:hAnsi="Courier New" w:eastAsia="Courier New" w:cs="Courier New"/>
-          <w:sz w:val="18"/>
+          <w:sz w:val="20"/>
         </w:rPr>
         <w:t xml:space="preserve">    size_t ld = arg_ld(argc, argv, n);</w:t>
       </w:r>
@@ -15418,7 +15997,7 @@
       <w:r>
         <w:rPr>
           <w:rFonts w:ascii="Courier New" w:hAnsi="Courier New" w:eastAsia="Courier New" w:cs="Courier New"/>
-          <w:sz w:val="18"/>
+          <w:sz w:val="20"/>
         </w:rPr>
         <w:t xml:space="preserve">    if (sme_vl() != 8) {</w:t>
       </w:r>
@@ -15432,7 +16011,7 @@
       <w:r>
         <w:rPr>
           <w:rFonts w:ascii="Courier New" w:hAnsi="Courier New" w:eastAsia="Courier New" w:cs="Courier New"/>
-          <w:sz w:val="18"/>
+          <w:sz w:val="20"/>
         </w:rPr>
         <w:t xml:space="preserve">        /* ядра написаны под тайл 8x8 double (SVL = 512 бит) */</w:t>
       </w:r>
@@ -15446,7 +16025,7 @@
       <w:r>
         <w:rPr>
           <w:rFonts w:ascii="Courier New" w:hAnsi="Courier New" w:eastAsia="Courier New" w:cs="Courier New"/>
-          <w:sz w:val="18"/>
+          <w:sz w:val="20"/>
         </w:rPr>
         <w:t xml:space="preserve">        printf("длина вектора SME %llu double, ожидалось 8\n",</w:t>
       </w:r>
@@ -15460,7 +16039,7 @@
       <w:r>
         <w:rPr>
           <w:rFonts w:ascii="Courier New" w:hAnsi="Courier New" w:eastAsia="Courier New" w:cs="Courier New"/>
-          <w:sz w:val="18"/>
+          <w:sz w:val="20"/>
         </w:rPr>
         <w:t xml:space="preserve">               (unsigned long long)sme_vl());</w:t>
       </w:r>
@@ -15474,7 +16053,7 @@
       <w:r>
         <w:rPr>
           <w:rFonts w:ascii="Courier New" w:hAnsi="Courier New" w:eastAsia="Courier New" w:cs="Courier New"/>
-          <w:sz w:val="18"/>
+          <w:sz w:val="20"/>
         </w:rPr>
         <w:t xml:space="preserve">        return 1;</w:t>
       </w:r>
@@ -15488,7 +16067,7 @@
       <w:r>
         <w:rPr>
           <w:rFonts w:ascii="Courier New" w:hAnsi="Courier New" w:eastAsia="Courier New" w:cs="Courier New"/>
-          <w:sz w:val="18"/>
+          <w:sz w:val="20"/>
         </w:rPr>
         <w:t xml:space="preserve">    }</w:t>
       </w:r>
@@ -15502,7 +16081,7 @@
       <w:r>
         <w:rPr>
           <w:rFonts w:ascii="Courier New" w:hAnsi="Courier New" w:eastAsia="Courier New" w:cs="Courier New"/>
-          <w:sz w:val="18"/>
+          <w:sz w:val="20"/>
         </w:rPr>
         <w:t xml:space="preserve">    double *a = alloc_matrix(n, ld), *b = alloc_matrix(n, ld);</w:t>
       </w:r>
@@ -15516,7 +16095,7 @@
       <w:r>
         <w:rPr>
           <w:rFonts w:ascii="Courier New" w:hAnsi="Courier New" w:eastAsia="Courier New" w:cs="Courier New"/>
-          <w:sz w:val="18"/>
+          <w:sz w:val="20"/>
         </w:rPr>
         <w:t xml:space="preserve">    fill_matrix(a, n, ld);</w:t>
       </w:r>
@@ -15530,7 +16109,7 @@
       <w:r>
         <w:rPr>
           <w:rFonts w:ascii="Courier New" w:hAnsi="Courier New" w:eastAsia="Courier New" w:cs="Courier New"/>
-          <w:sz w:val="18"/>
+          <w:sz w:val="20"/>
         </w:rPr>
         <w:t xml:space="preserve">    printf("N = %zu, BS = %d, SVL = %llu бит\n", n, BS,</w:t>
       </w:r>
@@ -15544,7 +16123,7 @@
       <w:r>
         <w:rPr>
           <w:rFonts w:ascii="Courier New" w:hAnsi="Courier New" w:eastAsia="Courier New" w:cs="Courier New"/>
-          <w:sz w:val="18"/>
+          <w:sz w:val="20"/>
         </w:rPr>
         <w:t xml:space="preserve">           (unsigned long long)sme_vl() * 64);</w:t>
       </w:r>
@@ -15558,7 +16137,7 @@
       <w:r>
         <w:rPr>
           <w:rFonts w:ascii="Courier New" w:hAnsi="Courier New" w:eastAsia="Courier New" w:cs="Courier New"/>
-          <w:sz w:val="18"/>
+          <w:sz w:val="20"/>
         </w:rPr>
         <w:t xml:space="preserve">    bench("sme8 (ZA 8x8+BS)", transpose_sme8, a, b, n, ld, reps);</w:t>
       </w:r>
@@ -15572,7 +16151,7 @@
       <w:r>
         <w:rPr>
           <w:rFonts w:ascii="Courier New" w:hAnsi="Courier New" w:eastAsia="Courier New" w:cs="Courier New"/>
-          <w:sz w:val="18"/>
+          <w:sz w:val="20"/>
         </w:rPr>
         <w:t xml:space="preserve">    bench("sme16 (4 tiles ZA 16x16+BS)", transpose_sme16, a, b, n, ld, reps);</w:t>
       </w:r>
@@ -15586,7 +16165,7 @@
       <w:r>
         <w:rPr>
           <w:rFonts w:ascii="Courier New" w:hAnsi="Courier New" w:eastAsia="Courier New" w:cs="Courier New"/>
-          <w:sz w:val="18"/>
+          <w:sz w:val="20"/>
         </w:rPr>
         <w:t xml:space="preserve">    free(a);</w:t>
       </w:r>
@@ -15600,7 +16179,7 @@
       <w:r>
         <w:rPr>
           <w:rFonts w:ascii="Courier New" w:hAnsi="Courier New" w:eastAsia="Courier New" w:cs="Courier New"/>
-          <w:sz w:val="18"/>
+          <w:sz w:val="20"/>
         </w:rPr>
         <w:t xml:space="preserve">    free(b);</w:t>
       </w:r>
@@ -15614,7 +16193,7 @@
       <w:r>
         <w:rPr>
           <w:rFonts w:ascii="Courier New" w:hAnsi="Courier New" w:eastAsia="Courier New" w:cs="Courier New"/>
-          <w:sz w:val="18"/>
+          <w:sz w:val="20"/>
         </w:rPr>
         <w:t xml:space="preserve">    return 0;</w:t>
       </w:r>
@@ -15628,7 +16207,7 @@
       <w:r>
         <w:rPr>
           <w:rFonts w:ascii="Courier New" w:hAnsi="Courier New" w:eastAsia="Courier New" w:cs="Courier New"/>
-          <w:sz w:val="18"/>
+          <w:sz w:val="20"/>
         </w:rPr>
         <w:t>}</w:t>
       </w:r>
